--- a/Documentos Base/Sprint 4 documentacion/Sprint_04_Planificado_Realizado_ICARO.docx
+++ b/Documentos Base/Sprint 4 documentacion/Sprint_04_Planificado_Realizado_ICARO.docx
@@ -4,10 +4,15 @@
   <w:body>
     <w:p>
       <w:pPr>
+        <w:spacing w:after="0"/>
         <w:jc w:val="center"/>
+        <w:rPr>
+          <w:rFonts w:asciiTheme="majorHAnsi" w:hAnsiTheme="majorHAnsi" w:cstheme="majorHAnsi"/>
+        </w:rPr>
       </w:pPr>
       <w:r>
         <w:rPr>
+          <w:rFonts w:asciiTheme="majorHAnsi" w:hAnsiTheme="majorHAnsi" w:cstheme="majorHAnsi"/>
           <w:b/>
           <w:color w:val="1F3864"/>
           <w:sz w:val="28"/>
@@ -17,10 +22,15 @@
     </w:p>
     <w:p>
       <w:pPr>
+        <w:spacing w:after="0"/>
         <w:jc w:val="center"/>
+        <w:rPr>
+          <w:rFonts w:asciiTheme="majorHAnsi" w:hAnsiTheme="majorHAnsi" w:cstheme="majorHAnsi"/>
+        </w:rPr>
       </w:pPr>
       <w:r>
         <w:rPr>
+          <w:rFonts w:asciiTheme="majorHAnsi" w:hAnsiTheme="majorHAnsi" w:cstheme="majorHAnsi"/>
           <w:i/>
           <w:color w:val="595959"/>
           <w:sz w:val="18"/>
@@ -30,15 +40,38 @@
     </w:p>
     <w:p>
       <w:pPr>
+        <w:spacing w:after="0"/>
         <w:jc w:val="center"/>
+        <w:rPr>
+          <w:rFonts w:asciiTheme="majorHAnsi" w:hAnsiTheme="majorHAnsi" w:cstheme="majorHAnsi"/>
+        </w:rPr>
       </w:pPr>
       <w:r>
         <w:rPr>
+          <w:rFonts w:asciiTheme="majorHAnsi" w:hAnsiTheme="majorHAnsi" w:cstheme="majorHAnsi"/>
           <w:i/>
           <w:color w:val="595959"/>
           <w:sz w:val="18"/>
         </w:rPr>
-        <w:t>Código: PLN-REA-SPR-04 | Versión: 1.0 | Fecha: 13/05/2026</w:t>
+        <w:t xml:space="preserve">Código: PLN-REA-SPR-04 | Versión: 1.0 | Fecha: </w:t>
+      </w:r>
+      <w:r>
+        <w:rPr>
+          <w:rFonts w:asciiTheme="majorHAnsi" w:hAnsiTheme="majorHAnsi" w:cstheme="majorHAnsi"/>
+          <w:i/>
+          <w:color w:val="595959"/>
+          <w:sz w:val="18"/>
+        </w:rPr>
+        <w:t>09</w:t>
+      </w:r>
+      <w:r>
+        <w:rPr>
+          <w:rFonts w:asciiTheme="majorHAnsi" w:hAnsiTheme="majorHAnsi" w:cstheme="majorHAnsi"/>
+          <w:i/>
+          <w:color w:val="595959"/>
+          <w:sz w:val="18"/>
+        </w:rPr>
+        <w:t>/05/2026</w:t>
       </w:r>
     </w:p>
     <w:p>
@@ -56,25 +89,26 @@
         <w:tblLook w:val="04A0" w:firstRow="1" w:lastRow="0" w:firstColumn="1" w:lastColumn="0" w:noHBand="0" w:noVBand="1"/>
       </w:tblPr>
       <w:tblGrid>
-        <w:gridCol w:w="4320"/>
-        <w:gridCol w:w="4320"/>
+        <w:gridCol w:w="3085"/>
+        <w:gridCol w:w="5555"/>
       </w:tblGrid>
       <w:tr>
         <w:tc>
           <w:tcPr>
-            <w:tcW w:w="4320" w:type="dxa"/>
+            <w:tcW w:w="3085" w:type="dxa"/>
             <w:shd w:val="clear" w:color="auto" w:fill="D9E1F2"/>
           </w:tcPr>
           <w:p>
             <w:pPr>
               <w:rPr>
-                <w:szCs w:val="28"/>
-              </w:rPr>
-            </w:pPr>
-            <w:r>
-              <w:rPr>
+                <w:rFonts w:asciiTheme="majorHAnsi" w:hAnsiTheme="majorHAnsi" w:cstheme="majorHAnsi"/>
+                <w:szCs w:val="28"/>
+              </w:rPr>
+            </w:pPr>
+            <w:r>
+              <w:rPr>
+                <w:rFonts w:asciiTheme="majorHAnsi" w:hAnsiTheme="majorHAnsi" w:cstheme="majorHAnsi"/>
                 <w:b/>
-                <w:color w:val="1F3864"/>
                 <w:szCs w:val="28"/>
               </w:rPr>
               <w:t>Código del documento</w:t>
@@ -83,16 +117,18 @@
         </w:tc>
         <w:tc>
           <w:tcPr>
-            <w:tcW w:w="4320" w:type="dxa"/>
-          </w:tcPr>
-          <w:p>
-            <w:pPr>
-              <w:rPr>
-                <w:szCs w:val="28"/>
-              </w:rPr>
-            </w:pPr>
-            <w:r>
-              <w:rPr>
+            <w:tcW w:w="5555" w:type="dxa"/>
+          </w:tcPr>
+          <w:p>
+            <w:pPr>
+              <w:rPr>
+                <w:rFonts w:asciiTheme="majorHAnsi" w:hAnsiTheme="majorHAnsi" w:cstheme="majorHAnsi"/>
+                <w:szCs w:val="28"/>
+              </w:rPr>
+            </w:pPr>
+            <w:r>
+              <w:rPr>
+                <w:rFonts w:asciiTheme="majorHAnsi" w:hAnsiTheme="majorHAnsi" w:cstheme="majorHAnsi"/>
                 <w:color w:val="000000"/>
                 <w:szCs w:val="28"/>
               </w:rPr>
@@ -104,19 +140,20 @@
       <w:tr>
         <w:tc>
           <w:tcPr>
-            <w:tcW w:w="4320" w:type="dxa"/>
+            <w:tcW w:w="3085" w:type="dxa"/>
             <w:shd w:val="clear" w:color="auto" w:fill="D9E1F2"/>
           </w:tcPr>
           <w:p>
             <w:pPr>
               <w:rPr>
-                <w:szCs w:val="28"/>
-              </w:rPr>
-            </w:pPr>
-            <w:r>
-              <w:rPr>
+                <w:rFonts w:asciiTheme="majorHAnsi" w:hAnsiTheme="majorHAnsi" w:cstheme="majorHAnsi"/>
+                <w:szCs w:val="28"/>
+              </w:rPr>
+            </w:pPr>
+            <w:r>
+              <w:rPr>
+                <w:rFonts w:asciiTheme="majorHAnsi" w:hAnsiTheme="majorHAnsi" w:cstheme="majorHAnsi"/>
                 <w:b/>
-                <w:color w:val="1F3864"/>
                 <w:szCs w:val="28"/>
               </w:rPr>
               <w:t>Nombre del documento</w:t>
@@ -125,16 +162,18 @@
         </w:tc>
         <w:tc>
           <w:tcPr>
-            <w:tcW w:w="4320" w:type="dxa"/>
-          </w:tcPr>
-          <w:p>
-            <w:pPr>
-              <w:rPr>
-                <w:szCs w:val="28"/>
-              </w:rPr>
-            </w:pPr>
-            <w:r>
-              <w:rPr>
+            <w:tcW w:w="5555" w:type="dxa"/>
+          </w:tcPr>
+          <w:p>
+            <w:pPr>
+              <w:rPr>
+                <w:rFonts w:asciiTheme="majorHAnsi" w:hAnsiTheme="majorHAnsi" w:cstheme="majorHAnsi"/>
+                <w:szCs w:val="28"/>
+              </w:rPr>
+            </w:pPr>
+            <w:r>
+              <w:rPr>
+                <w:rFonts w:asciiTheme="majorHAnsi" w:hAnsiTheme="majorHAnsi" w:cstheme="majorHAnsi"/>
                 <w:color w:val="000000"/>
                 <w:szCs w:val="28"/>
               </w:rPr>
@@ -146,19 +185,20 @@
       <w:tr>
         <w:tc>
           <w:tcPr>
-            <w:tcW w:w="4320" w:type="dxa"/>
+            <w:tcW w:w="3085" w:type="dxa"/>
             <w:shd w:val="clear" w:color="auto" w:fill="D9E1F2"/>
           </w:tcPr>
           <w:p>
             <w:pPr>
               <w:rPr>
-                <w:szCs w:val="28"/>
-              </w:rPr>
-            </w:pPr>
-            <w:r>
-              <w:rPr>
+                <w:rFonts w:asciiTheme="majorHAnsi" w:hAnsiTheme="majorHAnsi" w:cstheme="majorHAnsi"/>
+                <w:szCs w:val="28"/>
+              </w:rPr>
+            </w:pPr>
+            <w:r>
+              <w:rPr>
+                <w:rFonts w:asciiTheme="majorHAnsi" w:hAnsiTheme="majorHAnsi" w:cstheme="majorHAnsi"/>
                 <w:b/>
-                <w:color w:val="1F3864"/>
                 <w:szCs w:val="28"/>
               </w:rPr>
               <w:t>Versión</w:t>
@@ -167,16 +207,18 @@
         </w:tc>
         <w:tc>
           <w:tcPr>
-            <w:tcW w:w="4320" w:type="dxa"/>
-          </w:tcPr>
-          <w:p>
-            <w:pPr>
-              <w:rPr>
-                <w:szCs w:val="28"/>
-              </w:rPr>
-            </w:pPr>
-            <w:r>
-              <w:rPr>
+            <w:tcW w:w="5555" w:type="dxa"/>
+          </w:tcPr>
+          <w:p>
+            <w:pPr>
+              <w:rPr>
+                <w:rFonts w:asciiTheme="majorHAnsi" w:hAnsiTheme="majorHAnsi" w:cstheme="majorHAnsi"/>
+                <w:szCs w:val="28"/>
+              </w:rPr>
+            </w:pPr>
+            <w:r>
+              <w:rPr>
+                <w:rFonts w:asciiTheme="majorHAnsi" w:hAnsiTheme="majorHAnsi" w:cstheme="majorHAnsi"/>
                 <w:color w:val="000000"/>
                 <w:szCs w:val="28"/>
               </w:rPr>
@@ -188,19 +230,20 @@
       <w:tr>
         <w:tc>
           <w:tcPr>
-            <w:tcW w:w="4320" w:type="dxa"/>
+            <w:tcW w:w="3085" w:type="dxa"/>
             <w:shd w:val="clear" w:color="auto" w:fill="D9E1F2"/>
           </w:tcPr>
           <w:p>
             <w:pPr>
               <w:rPr>
-                <w:szCs w:val="28"/>
-              </w:rPr>
-            </w:pPr>
-            <w:r>
-              <w:rPr>
+                <w:rFonts w:asciiTheme="majorHAnsi" w:hAnsiTheme="majorHAnsi" w:cstheme="majorHAnsi"/>
+                <w:szCs w:val="28"/>
+              </w:rPr>
+            </w:pPr>
+            <w:r>
+              <w:rPr>
+                <w:rFonts w:asciiTheme="majorHAnsi" w:hAnsiTheme="majorHAnsi" w:cstheme="majorHAnsi"/>
                 <w:b/>
-                <w:color w:val="1F3864"/>
                 <w:szCs w:val="28"/>
               </w:rPr>
               <w:t>Fecha de elaboración</w:t>
@@ -209,20 +252,30 @@
         </w:tc>
         <w:tc>
           <w:tcPr>
-            <w:tcW w:w="4320" w:type="dxa"/>
-          </w:tcPr>
-          <w:p>
-            <w:pPr>
-              <w:rPr>
-                <w:szCs w:val="28"/>
-              </w:rPr>
-            </w:pPr>
-            <w:r>
-              <w:rPr>
+            <w:tcW w:w="5555" w:type="dxa"/>
+          </w:tcPr>
+          <w:p>
+            <w:pPr>
+              <w:rPr>
+                <w:rFonts w:asciiTheme="majorHAnsi" w:hAnsiTheme="majorHAnsi" w:cstheme="majorHAnsi"/>
+                <w:szCs w:val="28"/>
+              </w:rPr>
+            </w:pPr>
+            <w:r>
+              <w:rPr>
+                <w:rFonts w:asciiTheme="majorHAnsi" w:hAnsiTheme="majorHAnsi" w:cstheme="majorHAnsi"/>
                 <w:color w:val="000000"/>
                 <w:szCs w:val="28"/>
               </w:rPr>
-              <w:t>13/05/2026</w:t>
+              <w:t>09</w:t>
+            </w:r>
+            <w:r>
+              <w:rPr>
+                <w:rFonts w:asciiTheme="majorHAnsi" w:hAnsiTheme="majorHAnsi" w:cstheme="majorHAnsi"/>
+                <w:color w:val="000000"/>
+                <w:szCs w:val="28"/>
+              </w:rPr>
+              <w:t>/05/2026</w:t>
             </w:r>
           </w:p>
         </w:tc>
@@ -230,19 +283,20 @@
       <w:tr>
         <w:tc>
           <w:tcPr>
-            <w:tcW w:w="4320" w:type="dxa"/>
+            <w:tcW w:w="3085" w:type="dxa"/>
             <w:shd w:val="clear" w:color="auto" w:fill="D9E1F2"/>
           </w:tcPr>
           <w:p>
             <w:pPr>
               <w:rPr>
-                <w:szCs w:val="28"/>
-              </w:rPr>
-            </w:pPr>
-            <w:r>
-              <w:rPr>
+                <w:rFonts w:asciiTheme="majorHAnsi" w:hAnsiTheme="majorHAnsi" w:cstheme="majorHAnsi"/>
+                <w:szCs w:val="28"/>
+              </w:rPr>
+            </w:pPr>
+            <w:r>
+              <w:rPr>
+                <w:rFonts w:asciiTheme="majorHAnsi" w:hAnsiTheme="majorHAnsi" w:cstheme="majorHAnsi"/>
                 <w:b/>
-                <w:color w:val="1F3864"/>
                 <w:szCs w:val="28"/>
               </w:rPr>
               <w:t>Sprint evaluado</w:t>
@@ -251,16 +305,18 @@
         </w:tc>
         <w:tc>
           <w:tcPr>
-            <w:tcW w:w="4320" w:type="dxa"/>
-          </w:tcPr>
-          <w:p>
-            <w:pPr>
-              <w:rPr>
-                <w:szCs w:val="28"/>
-              </w:rPr>
-            </w:pPr>
-            <w:r>
-              <w:rPr>
+            <w:tcW w:w="5555" w:type="dxa"/>
+          </w:tcPr>
+          <w:p>
+            <w:pPr>
+              <w:rPr>
+                <w:rFonts w:asciiTheme="majorHAnsi" w:hAnsiTheme="majorHAnsi" w:cstheme="majorHAnsi"/>
+                <w:szCs w:val="28"/>
+              </w:rPr>
+            </w:pPr>
+            <w:r>
+              <w:rPr>
+                <w:rFonts w:asciiTheme="majorHAnsi" w:hAnsiTheme="majorHAnsi" w:cstheme="majorHAnsi"/>
                 <w:color w:val="000000"/>
                 <w:szCs w:val="28"/>
               </w:rPr>
@@ -272,19 +328,20 @@
       <w:tr>
         <w:tc>
           <w:tcPr>
-            <w:tcW w:w="4320" w:type="dxa"/>
+            <w:tcW w:w="3085" w:type="dxa"/>
             <w:shd w:val="clear" w:color="auto" w:fill="D9E1F2"/>
           </w:tcPr>
           <w:p>
             <w:pPr>
               <w:rPr>
-                <w:szCs w:val="28"/>
-              </w:rPr>
-            </w:pPr>
-            <w:r>
-              <w:rPr>
+                <w:rFonts w:asciiTheme="majorHAnsi" w:hAnsiTheme="majorHAnsi" w:cstheme="majorHAnsi"/>
+                <w:szCs w:val="28"/>
+              </w:rPr>
+            </w:pPr>
+            <w:r>
+              <w:rPr>
+                <w:rFonts w:asciiTheme="majorHAnsi" w:hAnsiTheme="majorHAnsi" w:cstheme="majorHAnsi"/>
                 <w:b/>
-                <w:color w:val="1F3864"/>
                 <w:szCs w:val="28"/>
               </w:rPr>
               <w:t>Responsable de elaboración</w:t>
@@ -293,16 +350,18 @@
         </w:tc>
         <w:tc>
           <w:tcPr>
-            <w:tcW w:w="4320" w:type="dxa"/>
-          </w:tcPr>
-          <w:p>
-            <w:pPr>
-              <w:rPr>
-                <w:szCs w:val="28"/>
-              </w:rPr>
-            </w:pPr>
-            <w:r>
-              <w:rPr>
+            <w:tcW w:w="5555" w:type="dxa"/>
+          </w:tcPr>
+          <w:p>
+            <w:pPr>
+              <w:rPr>
+                <w:rFonts w:asciiTheme="majorHAnsi" w:hAnsiTheme="majorHAnsi" w:cstheme="majorHAnsi"/>
+                <w:szCs w:val="28"/>
+              </w:rPr>
+            </w:pPr>
+            <w:r>
+              <w:rPr>
+                <w:rFonts w:asciiTheme="majorHAnsi" w:hAnsiTheme="majorHAnsi" w:cstheme="majorHAnsi"/>
                 <w:color w:val="000000"/>
                 <w:szCs w:val="28"/>
               </w:rPr>
@@ -317,19 +376,20 @@
         </w:trPr>
         <w:tc>
           <w:tcPr>
-            <w:tcW w:w="4320" w:type="dxa"/>
+            <w:tcW w:w="3085" w:type="dxa"/>
             <w:shd w:val="clear" w:color="auto" w:fill="D9E1F2"/>
           </w:tcPr>
           <w:p>
             <w:pPr>
               <w:rPr>
-                <w:szCs w:val="28"/>
-              </w:rPr>
-            </w:pPr>
-            <w:r>
-              <w:rPr>
+                <w:rFonts w:asciiTheme="majorHAnsi" w:hAnsiTheme="majorHAnsi" w:cstheme="majorHAnsi"/>
+                <w:szCs w:val="28"/>
+              </w:rPr>
+            </w:pPr>
+            <w:r>
+              <w:rPr>
+                <w:rFonts w:asciiTheme="majorHAnsi" w:hAnsiTheme="majorHAnsi" w:cstheme="majorHAnsi"/>
                 <w:b/>
-                <w:color w:val="1F3864"/>
                 <w:szCs w:val="28"/>
               </w:rPr>
               <w:t>Estado del documento</w:t>
@@ -338,16 +398,18 @@
         </w:tc>
         <w:tc>
           <w:tcPr>
-            <w:tcW w:w="4320" w:type="dxa"/>
-          </w:tcPr>
-          <w:p>
-            <w:pPr>
-              <w:rPr>
-                <w:szCs w:val="28"/>
-              </w:rPr>
-            </w:pPr>
-            <w:r>
-              <w:rPr>
+            <w:tcW w:w="5555" w:type="dxa"/>
+          </w:tcPr>
+          <w:p>
+            <w:pPr>
+              <w:rPr>
+                <w:rFonts w:asciiTheme="majorHAnsi" w:hAnsiTheme="majorHAnsi" w:cstheme="majorHAnsi"/>
+                <w:szCs w:val="28"/>
+              </w:rPr>
+            </w:pPr>
+            <w:r>
+              <w:rPr>
+                <w:rFonts w:asciiTheme="majorHAnsi" w:hAnsiTheme="majorHAnsi" w:cstheme="majorHAnsi"/>
                 <w:color w:val="000000"/>
                 <w:szCs w:val="28"/>
               </w:rPr>
@@ -381,11 +443,13 @@
             <w:pPr>
               <w:jc w:val="center"/>
               <w:rPr>
-                <w:szCs w:val="28"/>
-              </w:rPr>
-            </w:pPr>
-            <w:r>
-              <w:rPr>
+                <w:rFonts w:asciiTheme="majorHAnsi" w:hAnsiTheme="majorHAnsi" w:cstheme="majorHAnsi"/>
+                <w:szCs w:val="28"/>
+              </w:rPr>
+            </w:pPr>
+            <w:r>
+              <w:rPr>
+                <w:rFonts w:asciiTheme="majorHAnsi" w:hAnsiTheme="majorHAnsi" w:cstheme="majorHAnsi"/>
                 <w:b/>
                 <w:color w:val="FFFFFF"/>
                 <w:szCs w:val="28"/>
@@ -404,11 +468,13 @@
             <w:pPr>
               <w:jc w:val="center"/>
               <w:rPr>
-                <w:szCs w:val="28"/>
-              </w:rPr>
-            </w:pPr>
-            <w:r>
-              <w:rPr>
+                <w:rFonts w:asciiTheme="majorHAnsi" w:hAnsiTheme="majorHAnsi" w:cstheme="majorHAnsi"/>
+                <w:szCs w:val="28"/>
+              </w:rPr>
+            </w:pPr>
+            <w:r>
+              <w:rPr>
+                <w:rFonts w:asciiTheme="majorHAnsi" w:hAnsiTheme="majorHAnsi" w:cstheme="majorHAnsi"/>
                 <w:b/>
                 <w:color w:val="FFFFFF"/>
                 <w:szCs w:val="28"/>
@@ -427,11 +493,13 @@
             <w:pPr>
               <w:jc w:val="center"/>
               <w:rPr>
-                <w:szCs w:val="28"/>
-              </w:rPr>
-            </w:pPr>
-            <w:r>
-              <w:rPr>
+                <w:rFonts w:asciiTheme="majorHAnsi" w:hAnsiTheme="majorHAnsi" w:cstheme="majorHAnsi"/>
+                <w:szCs w:val="28"/>
+              </w:rPr>
+            </w:pPr>
+            <w:r>
+              <w:rPr>
+                <w:rFonts w:asciiTheme="majorHAnsi" w:hAnsiTheme="majorHAnsi" w:cstheme="majorHAnsi"/>
                 <w:b/>
                 <w:color w:val="FFFFFF"/>
                 <w:szCs w:val="28"/>
@@ -450,11 +518,13 @@
             <w:pPr>
               <w:jc w:val="center"/>
               <w:rPr>
-                <w:szCs w:val="28"/>
-              </w:rPr>
-            </w:pPr>
-            <w:r>
-              <w:rPr>
+                <w:rFonts w:asciiTheme="majorHAnsi" w:hAnsiTheme="majorHAnsi" w:cstheme="majorHAnsi"/>
+                <w:szCs w:val="28"/>
+              </w:rPr>
+            </w:pPr>
+            <w:r>
+              <w:rPr>
+                <w:rFonts w:asciiTheme="majorHAnsi" w:hAnsiTheme="majorHAnsi" w:cstheme="majorHAnsi"/>
                 <w:b/>
                 <w:color w:val="FFFFFF"/>
                 <w:szCs w:val="28"/>
@@ -474,11 +544,13 @@
             <w:pPr>
               <w:jc w:val="center"/>
               <w:rPr>
-                <w:szCs w:val="28"/>
-              </w:rPr>
-            </w:pPr>
-            <w:r>
-              <w:rPr>
+                <w:rFonts w:asciiTheme="majorHAnsi" w:hAnsiTheme="majorHAnsi" w:cstheme="majorHAnsi"/>
+                <w:szCs w:val="28"/>
+              </w:rPr>
+            </w:pPr>
+            <w:r>
+              <w:rPr>
+                <w:rFonts w:asciiTheme="majorHAnsi" w:hAnsiTheme="majorHAnsi" w:cstheme="majorHAnsi"/>
                 <w:color w:val="000000"/>
                 <w:szCs w:val="28"/>
               </w:rPr>
@@ -495,15 +567,25 @@
             <w:pPr>
               <w:jc w:val="center"/>
               <w:rPr>
-                <w:szCs w:val="28"/>
-              </w:rPr>
-            </w:pPr>
-            <w:r>
-              <w:rPr>
+                <w:rFonts w:asciiTheme="majorHAnsi" w:hAnsiTheme="majorHAnsi" w:cstheme="majorHAnsi"/>
+                <w:szCs w:val="28"/>
+              </w:rPr>
+            </w:pPr>
+            <w:r>
+              <w:rPr>
+                <w:rFonts w:asciiTheme="majorHAnsi" w:hAnsiTheme="majorHAnsi" w:cstheme="majorHAnsi"/>
                 <w:color w:val="000000"/>
                 <w:szCs w:val="28"/>
               </w:rPr>
-              <w:t>13/05/2026</w:t>
+              <w:t>09</w:t>
+            </w:r>
+            <w:r>
+              <w:rPr>
+                <w:rFonts w:asciiTheme="majorHAnsi" w:hAnsiTheme="majorHAnsi" w:cstheme="majorHAnsi"/>
+                <w:color w:val="000000"/>
+                <w:szCs w:val="28"/>
+              </w:rPr>
+              <w:t>/05/2026</w:t>
             </w:r>
           </w:p>
         </w:tc>
@@ -516,11 +598,13 @@
             <w:pPr>
               <w:jc w:val="center"/>
               <w:rPr>
-                <w:szCs w:val="28"/>
-              </w:rPr>
-            </w:pPr>
-            <w:r>
-              <w:rPr>
+                <w:rFonts w:asciiTheme="majorHAnsi" w:hAnsiTheme="majorHAnsi" w:cstheme="majorHAnsi"/>
+                <w:szCs w:val="28"/>
+              </w:rPr>
+            </w:pPr>
+            <w:r>
+              <w:rPr>
+                <w:rFonts w:asciiTheme="majorHAnsi" w:hAnsiTheme="majorHAnsi" w:cstheme="majorHAnsi"/>
                 <w:color w:val="000000"/>
                 <w:szCs w:val="28"/>
               </w:rPr>
@@ -537,11 +621,13 @@
             <w:pPr>
               <w:jc w:val="center"/>
               <w:rPr>
-                <w:szCs w:val="28"/>
-              </w:rPr>
-            </w:pPr>
-            <w:r>
-              <w:rPr>
+                <w:rFonts w:asciiTheme="majorHAnsi" w:hAnsiTheme="majorHAnsi" w:cstheme="majorHAnsi"/>
+                <w:szCs w:val="28"/>
+              </w:rPr>
+            </w:pPr>
+            <w:r>
+              <w:rPr>
+                <w:rFonts w:asciiTheme="majorHAnsi" w:hAnsiTheme="majorHAnsi" w:cstheme="majorHAnsi"/>
                 <w:color w:val="000000"/>
                 <w:szCs w:val="28"/>
               </w:rPr>
@@ -566,23 +652,25 @@
         <w:tblLook w:val="04A0" w:firstRow="1" w:lastRow="0" w:firstColumn="1" w:lastColumn="0" w:noHBand="0" w:noVBand="1"/>
       </w:tblPr>
       <w:tblGrid>
-        <w:gridCol w:w="4320"/>
-        <w:gridCol w:w="4320"/>
+        <w:gridCol w:w="3510"/>
+        <w:gridCol w:w="5130"/>
       </w:tblGrid>
       <w:tr>
         <w:tc>
           <w:tcPr>
-            <w:tcW w:w="4320" w:type="dxa"/>
+            <w:tcW w:w="3510" w:type="dxa"/>
             <w:shd w:val="clear" w:color="auto" w:fill="D9E1F2"/>
           </w:tcPr>
           <w:p>
             <w:pPr>
               <w:rPr>
-                <w:szCs w:val="28"/>
-              </w:rPr>
-            </w:pPr>
-            <w:r>
-              <w:rPr>
+                <w:rFonts w:asciiTheme="majorHAnsi" w:hAnsiTheme="majorHAnsi" w:cstheme="majorHAnsi"/>
+                <w:szCs w:val="28"/>
+              </w:rPr>
+            </w:pPr>
+            <w:r>
+              <w:rPr>
+                <w:rFonts w:asciiTheme="majorHAnsi" w:hAnsiTheme="majorHAnsi" w:cstheme="majorHAnsi"/>
                 <w:b/>
                 <w:color w:val="000000"/>
                 <w:szCs w:val="28"/>
@@ -593,16 +681,18 @@
         </w:tc>
         <w:tc>
           <w:tcPr>
-            <w:tcW w:w="4320" w:type="dxa"/>
-          </w:tcPr>
-          <w:p>
-            <w:pPr>
-              <w:rPr>
-                <w:szCs w:val="28"/>
-              </w:rPr>
-            </w:pPr>
-            <w:r>
-              <w:rPr>
+            <w:tcW w:w="5130" w:type="dxa"/>
+          </w:tcPr>
+          <w:p>
+            <w:pPr>
+              <w:rPr>
+                <w:rFonts w:asciiTheme="majorHAnsi" w:hAnsiTheme="majorHAnsi" w:cstheme="majorHAnsi"/>
+                <w:szCs w:val="28"/>
+              </w:rPr>
+            </w:pPr>
+            <w:r>
+              <w:rPr>
+                <w:rFonts w:asciiTheme="majorHAnsi" w:hAnsiTheme="majorHAnsi" w:cstheme="majorHAnsi"/>
                 <w:color w:val="000000"/>
                 <w:szCs w:val="28"/>
               </w:rPr>
@@ -614,17 +704,19 @@
       <w:tr>
         <w:tc>
           <w:tcPr>
-            <w:tcW w:w="4320" w:type="dxa"/>
+            <w:tcW w:w="3510" w:type="dxa"/>
             <w:shd w:val="clear" w:color="auto" w:fill="D9E1F2"/>
           </w:tcPr>
           <w:p>
             <w:pPr>
               <w:rPr>
-                <w:szCs w:val="28"/>
-              </w:rPr>
-            </w:pPr>
-            <w:r>
-              <w:rPr>
+                <w:rFonts w:asciiTheme="majorHAnsi" w:hAnsiTheme="majorHAnsi" w:cstheme="majorHAnsi"/>
+                <w:szCs w:val="28"/>
+              </w:rPr>
+            </w:pPr>
+            <w:r>
+              <w:rPr>
+                <w:rFonts w:asciiTheme="majorHAnsi" w:hAnsiTheme="majorHAnsi" w:cstheme="majorHAnsi"/>
                 <w:b/>
                 <w:color w:val="000000"/>
                 <w:szCs w:val="28"/>
@@ -635,16 +727,18 @@
         </w:tc>
         <w:tc>
           <w:tcPr>
-            <w:tcW w:w="4320" w:type="dxa"/>
-          </w:tcPr>
-          <w:p>
-            <w:pPr>
-              <w:rPr>
-                <w:szCs w:val="28"/>
-              </w:rPr>
-            </w:pPr>
-            <w:r>
-              <w:rPr>
+            <w:tcW w:w="5130" w:type="dxa"/>
+          </w:tcPr>
+          <w:p>
+            <w:pPr>
+              <w:rPr>
+                <w:rFonts w:asciiTheme="majorHAnsi" w:hAnsiTheme="majorHAnsi" w:cstheme="majorHAnsi"/>
+                <w:szCs w:val="28"/>
+              </w:rPr>
+            </w:pPr>
+            <w:r>
+              <w:rPr>
+                <w:rFonts w:asciiTheme="majorHAnsi" w:hAnsiTheme="majorHAnsi" w:cstheme="majorHAnsi"/>
                 <w:color w:val="000000"/>
                 <w:szCs w:val="28"/>
               </w:rPr>
@@ -656,17 +750,19 @@
       <w:tr>
         <w:tc>
           <w:tcPr>
-            <w:tcW w:w="4320" w:type="dxa"/>
+            <w:tcW w:w="3510" w:type="dxa"/>
             <w:shd w:val="clear" w:color="auto" w:fill="D9E1F2"/>
           </w:tcPr>
           <w:p>
             <w:pPr>
               <w:rPr>
-                <w:szCs w:val="28"/>
-              </w:rPr>
-            </w:pPr>
-            <w:r>
-              <w:rPr>
+                <w:rFonts w:asciiTheme="majorHAnsi" w:hAnsiTheme="majorHAnsi" w:cstheme="majorHAnsi"/>
+                <w:szCs w:val="28"/>
+              </w:rPr>
+            </w:pPr>
+            <w:r>
+              <w:rPr>
+                <w:rFonts w:asciiTheme="majorHAnsi" w:hAnsiTheme="majorHAnsi" w:cstheme="majorHAnsi"/>
                 <w:b/>
                 <w:color w:val="000000"/>
                 <w:szCs w:val="28"/>
@@ -677,16 +773,18 @@
         </w:tc>
         <w:tc>
           <w:tcPr>
-            <w:tcW w:w="4320" w:type="dxa"/>
-          </w:tcPr>
-          <w:p>
-            <w:pPr>
-              <w:rPr>
-                <w:szCs w:val="28"/>
-              </w:rPr>
-            </w:pPr>
-            <w:r>
-              <w:rPr>
+            <w:tcW w:w="5130" w:type="dxa"/>
+          </w:tcPr>
+          <w:p>
+            <w:pPr>
+              <w:rPr>
+                <w:rFonts w:asciiTheme="majorHAnsi" w:hAnsiTheme="majorHAnsi" w:cstheme="majorHAnsi"/>
+                <w:szCs w:val="28"/>
+              </w:rPr>
+            </w:pPr>
+            <w:r>
+              <w:rPr>
+                <w:rFonts w:asciiTheme="majorHAnsi" w:hAnsiTheme="majorHAnsi" w:cstheme="majorHAnsi"/>
                 <w:color w:val="000000"/>
                 <w:szCs w:val="28"/>
               </w:rPr>
@@ -698,17 +796,19 @@
       <w:tr>
         <w:tc>
           <w:tcPr>
-            <w:tcW w:w="4320" w:type="dxa"/>
+            <w:tcW w:w="3510" w:type="dxa"/>
             <w:shd w:val="clear" w:color="auto" w:fill="D9E1F2"/>
           </w:tcPr>
           <w:p>
             <w:pPr>
               <w:rPr>
-                <w:szCs w:val="28"/>
-              </w:rPr>
-            </w:pPr>
-            <w:r>
-              <w:rPr>
+                <w:rFonts w:asciiTheme="majorHAnsi" w:hAnsiTheme="majorHAnsi" w:cstheme="majorHAnsi"/>
+                <w:szCs w:val="28"/>
+              </w:rPr>
+            </w:pPr>
+            <w:r>
+              <w:rPr>
+                <w:rFonts w:asciiTheme="majorHAnsi" w:hAnsiTheme="majorHAnsi" w:cstheme="majorHAnsi"/>
                 <w:b/>
                 <w:color w:val="000000"/>
                 <w:szCs w:val="28"/>
@@ -719,16 +819,18 @@
         </w:tc>
         <w:tc>
           <w:tcPr>
-            <w:tcW w:w="4320" w:type="dxa"/>
-          </w:tcPr>
-          <w:p>
-            <w:pPr>
-              <w:rPr>
-                <w:szCs w:val="28"/>
-              </w:rPr>
-            </w:pPr>
-            <w:r>
-              <w:rPr>
+            <w:tcW w:w="5130" w:type="dxa"/>
+          </w:tcPr>
+          <w:p>
+            <w:pPr>
+              <w:rPr>
+                <w:rFonts w:asciiTheme="majorHAnsi" w:hAnsiTheme="majorHAnsi" w:cstheme="majorHAnsi"/>
+                <w:szCs w:val="28"/>
+              </w:rPr>
+            </w:pPr>
+            <w:r>
+              <w:rPr>
+                <w:rFonts w:asciiTheme="majorHAnsi" w:hAnsiTheme="majorHAnsi" w:cstheme="majorHAnsi"/>
                 <w:color w:val="000000"/>
                 <w:szCs w:val="28"/>
               </w:rPr>
@@ -740,17 +842,19 @@
       <w:tr>
         <w:tc>
           <w:tcPr>
-            <w:tcW w:w="4320" w:type="dxa"/>
+            <w:tcW w:w="3510" w:type="dxa"/>
             <w:shd w:val="clear" w:color="auto" w:fill="D9E1F2"/>
           </w:tcPr>
           <w:p>
             <w:pPr>
               <w:rPr>
-                <w:szCs w:val="28"/>
-              </w:rPr>
-            </w:pPr>
-            <w:r>
-              <w:rPr>
+                <w:rFonts w:asciiTheme="majorHAnsi" w:hAnsiTheme="majorHAnsi" w:cstheme="majorHAnsi"/>
+                <w:szCs w:val="28"/>
+              </w:rPr>
+            </w:pPr>
+            <w:r>
+              <w:rPr>
+                <w:rFonts w:asciiTheme="majorHAnsi" w:hAnsiTheme="majorHAnsi" w:cstheme="majorHAnsi"/>
                 <w:b/>
                 <w:color w:val="000000"/>
                 <w:szCs w:val="28"/>
@@ -761,16 +865,18 @@
         </w:tc>
         <w:tc>
           <w:tcPr>
-            <w:tcW w:w="4320" w:type="dxa"/>
-          </w:tcPr>
-          <w:p>
-            <w:pPr>
-              <w:rPr>
-                <w:szCs w:val="28"/>
-              </w:rPr>
-            </w:pPr>
-            <w:r>
-              <w:rPr>
+            <w:tcW w:w="5130" w:type="dxa"/>
+          </w:tcPr>
+          <w:p>
+            <w:pPr>
+              <w:rPr>
+                <w:rFonts w:asciiTheme="majorHAnsi" w:hAnsiTheme="majorHAnsi" w:cstheme="majorHAnsi"/>
+                <w:szCs w:val="28"/>
+              </w:rPr>
+            </w:pPr>
+            <w:r>
+              <w:rPr>
+                <w:rFonts w:asciiTheme="majorHAnsi" w:hAnsiTheme="majorHAnsi" w:cstheme="majorHAnsi"/>
                 <w:color w:val="000000"/>
                 <w:szCs w:val="28"/>
               </w:rPr>
@@ -782,17 +888,19 @@
       <w:tr>
         <w:tc>
           <w:tcPr>
-            <w:tcW w:w="4320" w:type="dxa"/>
+            <w:tcW w:w="3510" w:type="dxa"/>
             <w:shd w:val="clear" w:color="auto" w:fill="D9E1F2"/>
           </w:tcPr>
           <w:p>
             <w:pPr>
               <w:rPr>
-                <w:szCs w:val="28"/>
-              </w:rPr>
-            </w:pPr>
-            <w:r>
-              <w:rPr>
+                <w:rFonts w:asciiTheme="majorHAnsi" w:hAnsiTheme="majorHAnsi" w:cstheme="majorHAnsi"/>
+                <w:szCs w:val="28"/>
+              </w:rPr>
+            </w:pPr>
+            <w:r>
+              <w:rPr>
+                <w:rFonts w:asciiTheme="majorHAnsi" w:hAnsiTheme="majorHAnsi" w:cstheme="majorHAnsi"/>
                 <w:b/>
                 <w:color w:val="000000"/>
                 <w:szCs w:val="28"/>
@@ -803,16 +911,18 @@
         </w:tc>
         <w:tc>
           <w:tcPr>
-            <w:tcW w:w="4320" w:type="dxa"/>
-          </w:tcPr>
-          <w:p>
-            <w:pPr>
-              <w:rPr>
-                <w:szCs w:val="28"/>
-              </w:rPr>
-            </w:pPr>
-            <w:r>
-              <w:rPr>
+            <w:tcW w:w="5130" w:type="dxa"/>
+          </w:tcPr>
+          <w:p>
+            <w:pPr>
+              <w:rPr>
+                <w:rFonts w:asciiTheme="majorHAnsi" w:hAnsiTheme="majorHAnsi" w:cstheme="majorHAnsi"/>
+                <w:szCs w:val="28"/>
+              </w:rPr>
+            </w:pPr>
+            <w:r>
+              <w:rPr>
+                <w:rFonts w:asciiTheme="majorHAnsi" w:hAnsiTheme="majorHAnsi" w:cstheme="majorHAnsi"/>
                 <w:color w:val="000000"/>
                 <w:szCs w:val="28"/>
               </w:rPr>
@@ -833,32 +943,45 @@
     <w:tbl>
       <w:tblPr>
         <w:tblStyle w:val="Tablaconcuadrcula"/>
-        <w:tblW w:w="0" w:type="auto"/>
+        <w:tblW w:w="9039" w:type="dxa"/>
+        <w:tblLayout w:type="fixed"/>
         <w:tblLook w:val="04A0" w:firstRow="1" w:lastRow="0" w:firstColumn="1" w:lastColumn="0" w:noHBand="0" w:noVBand="1"/>
       </w:tblPr>
       <w:tblGrid>
-        <w:gridCol w:w="977"/>
-        <w:gridCol w:w="1399"/>
-        <w:gridCol w:w="595"/>
-        <w:gridCol w:w="1018"/>
-        <w:gridCol w:w="584"/>
-        <w:gridCol w:w="579"/>
-        <w:gridCol w:w="1008"/>
-        <w:gridCol w:w="809"/>
-        <w:gridCol w:w="1135"/>
-        <w:gridCol w:w="752"/>
+        <w:gridCol w:w="675"/>
+        <w:gridCol w:w="1843"/>
+        <w:gridCol w:w="514"/>
+        <w:gridCol w:w="1045"/>
+        <w:gridCol w:w="709"/>
+        <w:gridCol w:w="567"/>
+        <w:gridCol w:w="898"/>
+        <w:gridCol w:w="797"/>
+        <w:gridCol w:w="1041"/>
+        <w:gridCol w:w="950"/>
       </w:tblGrid>
       <w:tr>
         <w:tc>
           <w:tcPr>
-            <w:tcW w:w="864" w:type="dxa"/>
+            <w:tcW w:w="675" w:type="dxa"/>
             <w:shd w:val="clear" w:color="auto" w:fill="1F3864"/>
-          </w:tcPr>
-          <w:p>
-            <w:r>
-              <w:rPr>
+            <w:vAlign w:val="center"/>
+          </w:tcPr>
+          <w:p>
+            <w:pPr>
+              <w:jc w:val="center"/>
+              <w:rPr>
+                <w:rFonts w:asciiTheme="majorHAnsi" w:hAnsiTheme="majorHAnsi" w:cstheme="majorHAnsi"/>
+                <w:sz w:val="16"/>
+                <w:szCs w:val="16"/>
+              </w:rPr>
+            </w:pPr>
+            <w:r>
+              <w:rPr>
+                <w:rFonts w:asciiTheme="majorHAnsi" w:hAnsiTheme="majorHAnsi" w:cstheme="majorHAnsi"/>
                 <w:b/>
                 <w:color w:val="FFFFFF"/>
+                <w:sz w:val="16"/>
+                <w:szCs w:val="16"/>
               </w:rPr>
               <w:t>ID</w:t>
             </w:r>
@@ -866,14 +989,26 @@
         </w:tc>
         <w:tc>
           <w:tcPr>
-            <w:tcW w:w="864" w:type="dxa"/>
+            <w:tcW w:w="1843" w:type="dxa"/>
             <w:shd w:val="clear" w:color="auto" w:fill="1F3864"/>
-          </w:tcPr>
-          <w:p>
-            <w:r>
-              <w:rPr>
+            <w:vAlign w:val="center"/>
+          </w:tcPr>
+          <w:p>
+            <w:pPr>
+              <w:jc w:val="center"/>
+              <w:rPr>
+                <w:rFonts w:asciiTheme="majorHAnsi" w:hAnsiTheme="majorHAnsi" w:cstheme="majorHAnsi"/>
+                <w:sz w:val="16"/>
+                <w:szCs w:val="16"/>
+              </w:rPr>
+            </w:pPr>
+            <w:r>
+              <w:rPr>
+                <w:rFonts w:asciiTheme="majorHAnsi" w:hAnsiTheme="majorHAnsi" w:cstheme="majorHAnsi"/>
                 <w:b/>
                 <w:color w:val="FFFFFF"/>
+                <w:sz w:val="16"/>
+                <w:szCs w:val="16"/>
               </w:rPr>
               <w:t>Historia / Tarea</w:t>
             </w:r>
@@ -881,14 +1016,26 @@
         </w:tc>
         <w:tc>
           <w:tcPr>
-            <w:tcW w:w="864" w:type="dxa"/>
+            <w:tcW w:w="514" w:type="dxa"/>
             <w:shd w:val="clear" w:color="auto" w:fill="1F3864"/>
-          </w:tcPr>
-          <w:p>
-            <w:r>
-              <w:rPr>
+            <w:vAlign w:val="center"/>
+          </w:tcPr>
+          <w:p>
+            <w:pPr>
+              <w:jc w:val="center"/>
+              <w:rPr>
+                <w:rFonts w:asciiTheme="majorHAnsi" w:hAnsiTheme="majorHAnsi" w:cstheme="majorHAnsi"/>
+                <w:sz w:val="16"/>
+                <w:szCs w:val="16"/>
+              </w:rPr>
+            </w:pPr>
+            <w:r>
+              <w:rPr>
+                <w:rFonts w:asciiTheme="majorHAnsi" w:hAnsiTheme="majorHAnsi" w:cstheme="majorHAnsi"/>
                 <w:b/>
                 <w:color w:val="FFFFFF"/>
+                <w:sz w:val="16"/>
+                <w:szCs w:val="16"/>
               </w:rPr>
               <w:t>Tipo</w:t>
             </w:r>
@@ -896,14 +1043,26 @@
         </w:tc>
         <w:tc>
           <w:tcPr>
-            <w:tcW w:w="864" w:type="dxa"/>
+            <w:tcW w:w="1045" w:type="dxa"/>
             <w:shd w:val="clear" w:color="auto" w:fill="1F3864"/>
-          </w:tcPr>
-          <w:p>
-            <w:r>
-              <w:rPr>
+            <w:vAlign w:val="center"/>
+          </w:tcPr>
+          <w:p>
+            <w:pPr>
+              <w:jc w:val="center"/>
+              <w:rPr>
+                <w:rFonts w:asciiTheme="majorHAnsi" w:hAnsiTheme="majorHAnsi" w:cstheme="majorHAnsi"/>
+                <w:sz w:val="16"/>
+                <w:szCs w:val="16"/>
+              </w:rPr>
+            </w:pPr>
+            <w:r>
+              <w:rPr>
+                <w:rFonts w:asciiTheme="majorHAnsi" w:hAnsiTheme="majorHAnsi" w:cstheme="majorHAnsi"/>
                 <w:b/>
                 <w:color w:val="FFFFFF"/>
+                <w:sz w:val="16"/>
+                <w:szCs w:val="16"/>
               </w:rPr>
               <w:t>Módulo</w:t>
             </w:r>
@@ -911,21 +1070,36 @@
         </w:tc>
         <w:tc>
           <w:tcPr>
-            <w:tcW w:w="864" w:type="dxa"/>
+            <w:tcW w:w="709" w:type="dxa"/>
             <w:shd w:val="clear" w:color="auto" w:fill="1F3864"/>
-          </w:tcPr>
-          <w:p>
-            <w:r>
-              <w:rPr>
+            <w:vAlign w:val="center"/>
+          </w:tcPr>
+          <w:p>
+            <w:pPr>
+              <w:jc w:val="center"/>
+              <w:rPr>
+                <w:rFonts w:asciiTheme="majorHAnsi" w:hAnsiTheme="majorHAnsi" w:cstheme="majorHAnsi"/>
+                <w:sz w:val="16"/>
+                <w:szCs w:val="16"/>
+              </w:rPr>
+            </w:pPr>
+            <w:r>
+              <w:rPr>
+                <w:rFonts w:asciiTheme="majorHAnsi" w:hAnsiTheme="majorHAnsi" w:cstheme="majorHAnsi"/>
                 <w:b/>
                 <w:color w:val="FFFFFF"/>
+                <w:sz w:val="16"/>
+                <w:szCs w:val="16"/>
               </w:rPr>
               <w:t>SP</w:t>
             </w:r>
             <w:r>
               <w:rPr>
+                <w:rFonts w:asciiTheme="majorHAnsi" w:hAnsiTheme="majorHAnsi" w:cstheme="majorHAnsi"/>
                 <w:b/>
                 <w:color w:val="FFFFFF"/>
+                <w:sz w:val="16"/>
+                <w:szCs w:val="16"/>
               </w:rPr>
               <w:br/>
               <w:t>Plan</w:t>
@@ -934,21 +1108,36 @@
         </w:tc>
         <w:tc>
           <w:tcPr>
-            <w:tcW w:w="864" w:type="dxa"/>
+            <w:tcW w:w="567" w:type="dxa"/>
             <w:shd w:val="clear" w:color="auto" w:fill="1F3864"/>
-          </w:tcPr>
-          <w:p>
-            <w:r>
-              <w:rPr>
+            <w:vAlign w:val="center"/>
+          </w:tcPr>
+          <w:p>
+            <w:pPr>
+              <w:jc w:val="center"/>
+              <w:rPr>
+                <w:rFonts w:asciiTheme="majorHAnsi" w:hAnsiTheme="majorHAnsi" w:cstheme="majorHAnsi"/>
+                <w:sz w:val="16"/>
+                <w:szCs w:val="16"/>
+              </w:rPr>
+            </w:pPr>
+            <w:r>
+              <w:rPr>
+                <w:rFonts w:asciiTheme="majorHAnsi" w:hAnsiTheme="majorHAnsi" w:cstheme="majorHAnsi"/>
                 <w:b/>
                 <w:color w:val="FFFFFF"/>
+                <w:sz w:val="16"/>
+                <w:szCs w:val="16"/>
               </w:rPr>
               <w:t>SP</w:t>
             </w:r>
             <w:r>
               <w:rPr>
+                <w:rFonts w:asciiTheme="majorHAnsi" w:hAnsiTheme="majorHAnsi" w:cstheme="majorHAnsi"/>
                 <w:b/>
                 <w:color w:val="FFFFFF"/>
+                <w:sz w:val="16"/>
+                <w:szCs w:val="16"/>
               </w:rPr>
               <w:br/>
               <w:t>Real</w:t>
@@ -957,14 +1146,26 @@
         </w:tc>
         <w:tc>
           <w:tcPr>
-            <w:tcW w:w="864" w:type="dxa"/>
+            <w:tcW w:w="898" w:type="dxa"/>
             <w:shd w:val="clear" w:color="auto" w:fill="1F3864"/>
-          </w:tcPr>
-          <w:p>
-            <w:r>
-              <w:rPr>
+            <w:vAlign w:val="center"/>
+          </w:tcPr>
+          <w:p>
+            <w:pPr>
+              <w:jc w:val="center"/>
+              <w:rPr>
+                <w:rFonts w:asciiTheme="majorHAnsi" w:hAnsiTheme="majorHAnsi" w:cstheme="majorHAnsi"/>
+                <w:sz w:val="16"/>
+                <w:szCs w:val="16"/>
+              </w:rPr>
+            </w:pPr>
+            <w:r>
+              <w:rPr>
+                <w:rFonts w:asciiTheme="majorHAnsi" w:hAnsiTheme="majorHAnsi" w:cstheme="majorHAnsi"/>
                 <w:b/>
                 <w:color w:val="FFFFFF"/>
+                <w:sz w:val="16"/>
+                <w:szCs w:val="16"/>
               </w:rPr>
               <w:t>Variación</w:t>
             </w:r>
@@ -972,14 +1173,26 @@
         </w:tc>
         <w:tc>
           <w:tcPr>
-            <w:tcW w:w="864" w:type="dxa"/>
+            <w:tcW w:w="797" w:type="dxa"/>
             <w:shd w:val="clear" w:color="auto" w:fill="1F3864"/>
-          </w:tcPr>
-          <w:p>
-            <w:r>
-              <w:rPr>
+            <w:vAlign w:val="center"/>
+          </w:tcPr>
+          <w:p>
+            <w:pPr>
+              <w:jc w:val="center"/>
+              <w:rPr>
+                <w:rFonts w:asciiTheme="majorHAnsi" w:hAnsiTheme="majorHAnsi" w:cstheme="majorHAnsi"/>
+                <w:sz w:val="16"/>
+                <w:szCs w:val="16"/>
+              </w:rPr>
+            </w:pPr>
+            <w:r>
+              <w:rPr>
+                <w:rFonts w:asciiTheme="majorHAnsi" w:hAnsiTheme="majorHAnsi" w:cstheme="majorHAnsi"/>
                 <w:b/>
                 <w:color w:val="FFFFFF"/>
+                <w:sz w:val="16"/>
+                <w:szCs w:val="16"/>
               </w:rPr>
               <w:t>% Avance</w:t>
             </w:r>
@@ -987,14 +1200,26 @@
         </w:tc>
         <w:tc>
           <w:tcPr>
-            <w:tcW w:w="864" w:type="dxa"/>
+            <w:tcW w:w="1041" w:type="dxa"/>
             <w:shd w:val="clear" w:color="auto" w:fill="1F3864"/>
-          </w:tcPr>
-          <w:p>
-            <w:r>
-              <w:rPr>
+            <w:vAlign w:val="center"/>
+          </w:tcPr>
+          <w:p>
+            <w:pPr>
+              <w:jc w:val="center"/>
+              <w:rPr>
+                <w:rFonts w:asciiTheme="majorHAnsi" w:hAnsiTheme="majorHAnsi" w:cstheme="majorHAnsi"/>
+                <w:sz w:val="16"/>
+                <w:szCs w:val="16"/>
+              </w:rPr>
+            </w:pPr>
+            <w:r>
+              <w:rPr>
+                <w:rFonts w:asciiTheme="majorHAnsi" w:hAnsiTheme="majorHAnsi" w:cstheme="majorHAnsi"/>
                 <w:b/>
                 <w:color w:val="FFFFFF"/>
+                <w:sz w:val="16"/>
+                <w:szCs w:val="16"/>
               </w:rPr>
               <w:t>Estado</w:t>
             </w:r>
@@ -1002,21 +1227,36 @@
         </w:tc>
         <w:tc>
           <w:tcPr>
-            <w:tcW w:w="864" w:type="dxa"/>
+            <w:tcW w:w="950" w:type="dxa"/>
             <w:shd w:val="clear" w:color="auto" w:fill="1F3864"/>
-          </w:tcPr>
-          <w:p>
-            <w:r>
-              <w:rPr>
+            <w:vAlign w:val="center"/>
+          </w:tcPr>
+          <w:p>
+            <w:pPr>
+              <w:jc w:val="center"/>
+              <w:rPr>
+                <w:rFonts w:asciiTheme="majorHAnsi" w:hAnsiTheme="majorHAnsi" w:cstheme="majorHAnsi"/>
+                <w:sz w:val="16"/>
+                <w:szCs w:val="16"/>
+              </w:rPr>
+            </w:pPr>
+            <w:r>
+              <w:rPr>
+                <w:rFonts w:asciiTheme="majorHAnsi" w:hAnsiTheme="majorHAnsi" w:cstheme="majorHAnsi"/>
                 <w:b/>
                 <w:color w:val="FFFFFF"/>
+                <w:sz w:val="16"/>
+                <w:szCs w:val="16"/>
               </w:rPr>
               <w:t>Causa de</w:t>
             </w:r>
             <w:r>
               <w:rPr>
+                <w:rFonts w:asciiTheme="majorHAnsi" w:hAnsiTheme="majorHAnsi" w:cstheme="majorHAnsi"/>
                 <w:b/>
                 <w:color w:val="FFFFFF"/>
+                <w:sz w:val="16"/>
+                <w:szCs w:val="16"/>
               </w:rPr>
               <w:br/>
               <w:t>desvío</w:t>
@@ -1027,13 +1267,25 @@
       <w:tr>
         <w:tc>
           <w:tcPr>
-            <w:tcW w:w="864" w:type="dxa"/>
+            <w:tcW w:w="675" w:type="dxa"/>
             <w:shd w:val="clear" w:color="auto" w:fill="D9E1F2"/>
-          </w:tcPr>
-          <w:p>
-            <w:r>
-              <w:rPr>
+            <w:vAlign w:val="center"/>
+          </w:tcPr>
+          <w:p>
+            <w:pPr>
+              <w:jc w:val="center"/>
+              <w:rPr>
+                <w:rFonts w:asciiTheme="majorHAnsi" w:hAnsiTheme="majorHAnsi" w:cstheme="majorHAnsi"/>
+                <w:sz w:val="16"/>
+                <w:szCs w:val="16"/>
+              </w:rPr>
+            </w:pPr>
+            <w:r>
+              <w:rPr>
+                <w:rFonts w:asciiTheme="majorHAnsi" w:hAnsiTheme="majorHAnsi" w:cstheme="majorHAnsi"/>
                 <w:color w:val="000000"/>
+                <w:sz w:val="16"/>
+                <w:szCs w:val="16"/>
               </w:rPr>
               <w:t>HU-12</w:t>
             </w:r>
@@ -1041,13 +1293,25 @@
         </w:tc>
         <w:tc>
           <w:tcPr>
-            <w:tcW w:w="864" w:type="dxa"/>
+            <w:tcW w:w="1843" w:type="dxa"/>
             <w:shd w:val="clear" w:color="auto" w:fill="FFFFFF"/>
-          </w:tcPr>
-          <w:p>
-            <w:r>
-              <w:rPr>
+            <w:vAlign w:val="center"/>
+          </w:tcPr>
+          <w:p>
+            <w:pPr>
+              <w:jc w:val="center"/>
+              <w:rPr>
+                <w:rFonts w:asciiTheme="majorHAnsi" w:hAnsiTheme="majorHAnsi" w:cstheme="majorHAnsi"/>
+                <w:sz w:val="16"/>
+                <w:szCs w:val="16"/>
+              </w:rPr>
+            </w:pPr>
+            <w:r>
+              <w:rPr>
+                <w:rFonts w:asciiTheme="majorHAnsi" w:hAnsiTheme="majorHAnsi" w:cstheme="majorHAnsi"/>
                 <w:color w:val="000000"/>
+                <w:sz w:val="16"/>
+                <w:szCs w:val="16"/>
               </w:rPr>
               <w:t>Crear requerimiento de compra con líneas de detalle</w:t>
             </w:r>
@@ -1055,13 +1319,25 @@
         </w:tc>
         <w:tc>
           <w:tcPr>
-            <w:tcW w:w="864" w:type="dxa"/>
+            <w:tcW w:w="514" w:type="dxa"/>
             <w:shd w:val="clear" w:color="auto" w:fill="D9E1F2"/>
-          </w:tcPr>
-          <w:p>
-            <w:r>
-              <w:rPr>
+            <w:vAlign w:val="center"/>
+          </w:tcPr>
+          <w:p>
+            <w:pPr>
+              <w:jc w:val="center"/>
+              <w:rPr>
+                <w:rFonts w:asciiTheme="majorHAnsi" w:hAnsiTheme="majorHAnsi" w:cstheme="majorHAnsi"/>
+                <w:sz w:val="16"/>
+                <w:szCs w:val="16"/>
+              </w:rPr>
+            </w:pPr>
+            <w:r>
+              <w:rPr>
+                <w:rFonts w:asciiTheme="majorHAnsi" w:hAnsiTheme="majorHAnsi" w:cstheme="majorHAnsi"/>
                 <w:color w:val="000000"/>
+                <w:sz w:val="16"/>
+                <w:szCs w:val="16"/>
               </w:rPr>
               <w:t>HU</w:t>
             </w:r>
@@ -1069,13 +1345,25 @@
         </w:tc>
         <w:tc>
           <w:tcPr>
-            <w:tcW w:w="864" w:type="dxa"/>
+            <w:tcW w:w="1045" w:type="dxa"/>
             <w:shd w:val="clear" w:color="auto" w:fill="FFFFFF"/>
-          </w:tcPr>
-          <w:p>
-            <w:r>
-              <w:rPr>
+            <w:vAlign w:val="center"/>
+          </w:tcPr>
+          <w:p>
+            <w:pPr>
+              <w:jc w:val="center"/>
+              <w:rPr>
+                <w:rFonts w:asciiTheme="majorHAnsi" w:hAnsiTheme="majorHAnsi" w:cstheme="majorHAnsi"/>
+                <w:sz w:val="16"/>
+                <w:szCs w:val="16"/>
+              </w:rPr>
+            </w:pPr>
+            <w:r>
+              <w:rPr>
+                <w:rFonts w:asciiTheme="majorHAnsi" w:hAnsiTheme="majorHAnsi" w:cstheme="majorHAnsi"/>
                 <w:color w:val="000000"/>
+                <w:sz w:val="16"/>
+                <w:szCs w:val="16"/>
               </w:rPr>
               <w:t>Compras</w:t>
             </w:r>
@@ -1083,13 +1371,25 @@
         </w:tc>
         <w:tc>
           <w:tcPr>
-            <w:tcW w:w="864" w:type="dxa"/>
+            <w:tcW w:w="709" w:type="dxa"/>
             <w:shd w:val="clear" w:color="auto" w:fill="D9E1F2"/>
-          </w:tcPr>
-          <w:p>
-            <w:r>
-              <w:rPr>
+            <w:vAlign w:val="center"/>
+          </w:tcPr>
+          <w:p>
+            <w:pPr>
+              <w:jc w:val="center"/>
+              <w:rPr>
+                <w:rFonts w:asciiTheme="majorHAnsi" w:hAnsiTheme="majorHAnsi" w:cstheme="majorHAnsi"/>
+                <w:sz w:val="16"/>
+                <w:szCs w:val="16"/>
+              </w:rPr>
+            </w:pPr>
+            <w:r>
+              <w:rPr>
+                <w:rFonts w:asciiTheme="majorHAnsi" w:hAnsiTheme="majorHAnsi" w:cstheme="majorHAnsi"/>
                 <w:color w:val="000000"/>
+                <w:sz w:val="16"/>
+                <w:szCs w:val="16"/>
               </w:rPr>
               <w:t>5</w:t>
             </w:r>
@@ -1097,13 +1397,25 @@
         </w:tc>
         <w:tc>
           <w:tcPr>
-            <w:tcW w:w="864" w:type="dxa"/>
+            <w:tcW w:w="567" w:type="dxa"/>
             <w:shd w:val="clear" w:color="auto" w:fill="FFFFFF"/>
-          </w:tcPr>
-          <w:p>
-            <w:r>
-              <w:rPr>
+            <w:vAlign w:val="center"/>
+          </w:tcPr>
+          <w:p>
+            <w:pPr>
+              <w:jc w:val="center"/>
+              <w:rPr>
+                <w:rFonts w:asciiTheme="majorHAnsi" w:hAnsiTheme="majorHAnsi" w:cstheme="majorHAnsi"/>
+                <w:sz w:val="16"/>
+                <w:szCs w:val="16"/>
+              </w:rPr>
+            </w:pPr>
+            <w:r>
+              <w:rPr>
+                <w:rFonts w:asciiTheme="majorHAnsi" w:hAnsiTheme="majorHAnsi" w:cstheme="majorHAnsi"/>
                 <w:color w:val="000000"/>
+                <w:sz w:val="16"/>
+                <w:szCs w:val="16"/>
               </w:rPr>
               <w:t>5</w:t>
             </w:r>
@@ -1111,13 +1423,25 @@
         </w:tc>
         <w:tc>
           <w:tcPr>
-            <w:tcW w:w="864" w:type="dxa"/>
+            <w:tcW w:w="898" w:type="dxa"/>
             <w:shd w:val="clear" w:color="auto" w:fill="D9E1F2"/>
-          </w:tcPr>
-          <w:p>
-            <w:r>
-              <w:rPr>
+            <w:vAlign w:val="center"/>
+          </w:tcPr>
+          <w:p>
+            <w:pPr>
+              <w:jc w:val="center"/>
+              <w:rPr>
+                <w:rFonts w:asciiTheme="majorHAnsi" w:hAnsiTheme="majorHAnsi" w:cstheme="majorHAnsi"/>
+                <w:sz w:val="16"/>
+                <w:szCs w:val="16"/>
+              </w:rPr>
+            </w:pPr>
+            <w:r>
+              <w:rPr>
+                <w:rFonts w:asciiTheme="majorHAnsi" w:hAnsiTheme="majorHAnsi" w:cstheme="majorHAnsi"/>
                 <w:color w:val="000000"/>
+                <w:sz w:val="16"/>
+                <w:szCs w:val="16"/>
               </w:rPr>
               <w:t>0</w:t>
             </w:r>
@@ -1125,13 +1449,25 @@
         </w:tc>
         <w:tc>
           <w:tcPr>
-            <w:tcW w:w="864" w:type="dxa"/>
+            <w:tcW w:w="797" w:type="dxa"/>
             <w:shd w:val="clear" w:color="auto" w:fill="FFFFFF"/>
-          </w:tcPr>
-          <w:p>
-            <w:r>
-              <w:rPr>
+            <w:vAlign w:val="center"/>
+          </w:tcPr>
+          <w:p>
+            <w:pPr>
+              <w:jc w:val="center"/>
+              <w:rPr>
+                <w:rFonts w:asciiTheme="majorHAnsi" w:hAnsiTheme="majorHAnsi" w:cstheme="majorHAnsi"/>
+                <w:sz w:val="16"/>
+                <w:szCs w:val="16"/>
+              </w:rPr>
+            </w:pPr>
+            <w:r>
+              <w:rPr>
+                <w:rFonts w:asciiTheme="majorHAnsi" w:hAnsiTheme="majorHAnsi" w:cstheme="majorHAnsi"/>
                 <w:color w:val="000000"/>
+                <w:sz w:val="16"/>
+                <w:szCs w:val="16"/>
               </w:rPr>
               <w:t>100%</w:t>
             </w:r>
@@ -1139,13 +1475,25 @@
         </w:tc>
         <w:tc>
           <w:tcPr>
-            <w:tcW w:w="864" w:type="dxa"/>
+            <w:tcW w:w="1041" w:type="dxa"/>
             <w:shd w:val="clear" w:color="auto" w:fill="E2EFDA"/>
-          </w:tcPr>
-          <w:p>
-            <w:r>
-              <w:rPr>
+            <w:vAlign w:val="center"/>
+          </w:tcPr>
+          <w:p>
+            <w:pPr>
+              <w:jc w:val="center"/>
+              <w:rPr>
+                <w:rFonts w:asciiTheme="majorHAnsi" w:hAnsiTheme="majorHAnsi" w:cstheme="majorHAnsi"/>
+                <w:sz w:val="16"/>
+                <w:szCs w:val="16"/>
+              </w:rPr>
+            </w:pPr>
+            <w:r>
+              <w:rPr>
+                <w:rFonts w:asciiTheme="majorHAnsi" w:hAnsiTheme="majorHAnsi" w:cstheme="majorHAnsi"/>
                 <w:color w:val="000000"/>
+                <w:sz w:val="16"/>
+                <w:szCs w:val="16"/>
               </w:rPr>
               <w:t>Completado</w:t>
             </w:r>
@@ -1153,13 +1501,25 @@
         </w:tc>
         <w:tc>
           <w:tcPr>
-            <w:tcW w:w="864" w:type="dxa"/>
+            <w:tcW w:w="950" w:type="dxa"/>
             <w:shd w:val="clear" w:color="auto" w:fill="FFFFFF"/>
-          </w:tcPr>
-          <w:p>
-            <w:r>
-              <w:rPr>
+            <w:vAlign w:val="center"/>
+          </w:tcPr>
+          <w:p>
+            <w:pPr>
+              <w:jc w:val="center"/>
+              <w:rPr>
+                <w:rFonts w:asciiTheme="majorHAnsi" w:hAnsiTheme="majorHAnsi" w:cstheme="majorHAnsi"/>
+                <w:sz w:val="16"/>
+                <w:szCs w:val="16"/>
+              </w:rPr>
+            </w:pPr>
+            <w:r>
+              <w:rPr>
+                <w:rFonts w:asciiTheme="majorHAnsi" w:hAnsiTheme="majorHAnsi" w:cstheme="majorHAnsi"/>
                 <w:color w:val="000000"/>
+                <w:sz w:val="16"/>
+                <w:szCs w:val="16"/>
               </w:rPr>
               <w:t>Sin desvío</w:t>
             </w:r>
@@ -1169,13 +1529,25 @@
       <w:tr>
         <w:tc>
           <w:tcPr>
-            <w:tcW w:w="864" w:type="dxa"/>
+            <w:tcW w:w="675" w:type="dxa"/>
             <w:shd w:val="clear" w:color="auto" w:fill="D9E1F2"/>
-          </w:tcPr>
-          <w:p>
-            <w:r>
-              <w:rPr>
+            <w:vAlign w:val="center"/>
+          </w:tcPr>
+          <w:p>
+            <w:pPr>
+              <w:jc w:val="center"/>
+              <w:rPr>
+                <w:rFonts w:asciiTheme="majorHAnsi" w:hAnsiTheme="majorHAnsi" w:cstheme="majorHAnsi"/>
+                <w:sz w:val="16"/>
+                <w:szCs w:val="16"/>
+              </w:rPr>
+            </w:pPr>
+            <w:r>
+              <w:rPr>
+                <w:rFonts w:asciiTheme="majorHAnsi" w:hAnsiTheme="majorHAnsi" w:cstheme="majorHAnsi"/>
                 <w:color w:val="000000"/>
+                <w:sz w:val="16"/>
+                <w:szCs w:val="16"/>
               </w:rPr>
               <w:t>HU-13</w:t>
             </w:r>
@@ -1183,133 +1555,233 @@
         </w:tc>
         <w:tc>
           <w:tcPr>
-            <w:tcW w:w="864" w:type="dxa"/>
+            <w:tcW w:w="1843" w:type="dxa"/>
             <w:shd w:val="clear" w:color="auto" w:fill="FFFFFF"/>
-          </w:tcPr>
-          <w:p>
-            <w:r>
-              <w:rPr>
+            <w:vAlign w:val="center"/>
+          </w:tcPr>
+          <w:p>
+            <w:pPr>
+              <w:jc w:val="center"/>
+              <w:rPr>
+                <w:rFonts w:asciiTheme="majorHAnsi" w:hAnsiTheme="majorHAnsi" w:cstheme="majorHAnsi"/>
+                <w:sz w:val="16"/>
+                <w:szCs w:val="16"/>
+              </w:rPr>
+            </w:pPr>
+            <w:r>
+              <w:rPr>
+                <w:rFonts w:asciiTheme="majorHAnsi" w:hAnsiTheme="majorHAnsi" w:cstheme="majorHAnsi"/>
                 <w:color w:val="000000"/>
-              </w:rPr>
-              <w:t xml:space="preserve">Aprobar requerimiento de compra </w:t>
-            </w:r>
-            <w:r>
-              <w:rPr>
+                <w:sz w:val="16"/>
+                <w:szCs w:val="16"/>
+              </w:rPr>
+              <w:t>Aprobar requerimiento de compra (estado APROBADO)</w:t>
+            </w:r>
+          </w:p>
+        </w:tc>
+        <w:tc>
+          <w:tcPr>
+            <w:tcW w:w="514" w:type="dxa"/>
+            <w:shd w:val="clear" w:color="auto" w:fill="D9E1F2"/>
+            <w:vAlign w:val="center"/>
+          </w:tcPr>
+          <w:p>
+            <w:pPr>
+              <w:jc w:val="center"/>
+              <w:rPr>
+                <w:rFonts w:asciiTheme="majorHAnsi" w:hAnsiTheme="majorHAnsi" w:cstheme="majorHAnsi"/>
+                <w:sz w:val="16"/>
+                <w:szCs w:val="16"/>
+              </w:rPr>
+            </w:pPr>
+            <w:r>
+              <w:rPr>
+                <w:rFonts w:asciiTheme="majorHAnsi" w:hAnsiTheme="majorHAnsi" w:cstheme="majorHAnsi"/>
                 <w:color w:val="000000"/>
-              </w:rPr>
-              <w:lastRenderedPageBreak/>
-              <w:t>(estado APROBADO)</w:t>
-            </w:r>
-          </w:p>
-        </w:tc>
-        <w:tc>
-          <w:tcPr>
-            <w:tcW w:w="864" w:type="dxa"/>
+                <w:sz w:val="16"/>
+                <w:szCs w:val="16"/>
+              </w:rPr>
+              <w:t>HU</w:t>
+            </w:r>
+          </w:p>
+        </w:tc>
+        <w:tc>
+          <w:tcPr>
+            <w:tcW w:w="1045" w:type="dxa"/>
+            <w:shd w:val="clear" w:color="auto" w:fill="FFFFFF"/>
+            <w:vAlign w:val="center"/>
+          </w:tcPr>
+          <w:p>
+            <w:pPr>
+              <w:jc w:val="center"/>
+              <w:rPr>
+                <w:rFonts w:asciiTheme="majorHAnsi" w:hAnsiTheme="majorHAnsi" w:cstheme="majorHAnsi"/>
+                <w:sz w:val="16"/>
+                <w:szCs w:val="16"/>
+              </w:rPr>
+            </w:pPr>
+            <w:r>
+              <w:rPr>
+                <w:rFonts w:asciiTheme="majorHAnsi" w:hAnsiTheme="majorHAnsi" w:cstheme="majorHAnsi"/>
+                <w:color w:val="000000"/>
+                <w:sz w:val="16"/>
+                <w:szCs w:val="16"/>
+              </w:rPr>
+              <w:t>Compras</w:t>
+            </w:r>
+          </w:p>
+        </w:tc>
+        <w:tc>
+          <w:tcPr>
+            <w:tcW w:w="709" w:type="dxa"/>
             <w:shd w:val="clear" w:color="auto" w:fill="D9E1F2"/>
-          </w:tcPr>
-          <w:p>
-            <w:r>
-              <w:rPr>
+            <w:vAlign w:val="center"/>
+          </w:tcPr>
+          <w:p>
+            <w:pPr>
+              <w:jc w:val="center"/>
+              <w:rPr>
+                <w:rFonts w:asciiTheme="majorHAnsi" w:hAnsiTheme="majorHAnsi" w:cstheme="majorHAnsi"/>
+                <w:sz w:val="16"/>
+                <w:szCs w:val="16"/>
+              </w:rPr>
+            </w:pPr>
+            <w:r>
+              <w:rPr>
+                <w:rFonts w:asciiTheme="majorHAnsi" w:hAnsiTheme="majorHAnsi" w:cstheme="majorHAnsi"/>
                 <w:color w:val="000000"/>
-              </w:rPr>
-              <w:lastRenderedPageBreak/>
-              <w:t>HU</w:t>
-            </w:r>
-          </w:p>
-        </w:tc>
-        <w:tc>
-          <w:tcPr>
-            <w:tcW w:w="864" w:type="dxa"/>
+                <w:sz w:val="16"/>
+                <w:szCs w:val="16"/>
+              </w:rPr>
+              <w:t>3</w:t>
+            </w:r>
+          </w:p>
+        </w:tc>
+        <w:tc>
+          <w:tcPr>
+            <w:tcW w:w="567" w:type="dxa"/>
             <w:shd w:val="clear" w:color="auto" w:fill="FFFFFF"/>
-          </w:tcPr>
-          <w:p>
-            <w:r>
-              <w:rPr>
+            <w:vAlign w:val="center"/>
+          </w:tcPr>
+          <w:p>
+            <w:pPr>
+              <w:jc w:val="center"/>
+              <w:rPr>
+                <w:rFonts w:asciiTheme="majorHAnsi" w:hAnsiTheme="majorHAnsi" w:cstheme="majorHAnsi"/>
+                <w:sz w:val="16"/>
+                <w:szCs w:val="16"/>
+              </w:rPr>
+            </w:pPr>
+            <w:r>
+              <w:rPr>
+                <w:rFonts w:asciiTheme="majorHAnsi" w:hAnsiTheme="majorHAnsi" w:cstheme="majorHAnsi"/>
                 <w:color w:val="000000"/>
-              </w:rPr>
-              <w:t>Compras</w:t>
-            </w:r>
-          </w:p>
-        </w:tc>
-        <w:tc>
-          <w:tcPr>
-            <w:tcW w:w="864" w:type="dxa"/>
+                <w:sz w:val="16"/>
+                <w:szCs w:val="16"/>
+              </w:rPr>
+              <w:t>3</w:t>
+            </w:r>
+          </w:p>
+        </w:tc>
+        <w:tc>
+          <w:tcPr>
+            <w:tcW w:w="898" w:type="dxa"/>
             <w:shd w:val="clear" w:color="auto" w:fill="D9E1F2"/>
-          </w:tcPr>
-          <w:p>
-            <w:r>
-              <w:rPr>
+            <w:vAlign w:val="center"/>
+          </w:tcPr>
+          <w:p>
+            <w:pPr>
+              <w:jc w:val="center"/>
+              <w:rPr>
+                <w:rFonts w:asciiTheme="majorHAnsi" w:hAnsiTheme="majorHAnsi" w:cstheme="majorHAnsi"/>
+                <w:sz w:val="16"/>
+                <w:szCs w:val="16"/>
+              </w:rPr>
+            </w:pPr>
+            <w:r>
+              <w:rPr>
+                <w:rFonts w:asciiTheme="majorHAnsi" w:hAnsiTheme="majorHAnsi" w:cstheme="majorHAnsi"/>
                 <w:color w:val="000000"/>
-              </w:rPr>
-              <w:t>3</w:t>
-            </w:r>
-          </w:p>
-        </w:tc>
-        <w:tc>
-          <w:tcPr>
-            <w:tcW w:w="864" w:type="dxa"/>
+                <w:sz w:val="16"/>
+                <w:szCs w:val="16"/>
+              </w:rPr>
+              <w:t>0</w:t>
+            </w:r>
+          </w:p>
+        </w:tc>
+        <w:tc>
+          <w:tcPr>
+            <w:tcW w:w="797" w:type="dxa"/>
             <w:shd w:val="clear" w:color="auto" w:fill="FFFFFF"/>
-          </w:tcPr>
-          <w:p>
-            <w:r>
-              <w:rPr>
+            <w:vAlign w:val="center"/>
+          </w:tcPr>
+          <w:p>
+            <w:pPr>
+              <w:jc w:val="center"/>
+              <w:rPr>
+                <w:rFonts w:asciiTheme="majorHAnsi" w:hAnsiTheme="majorHAnsi" w:cstheme="majorHAnsi"/>
+                <w:sz w:val="16"/>
+                <w:szCs w:val="16"/>
+              </w:rPr>
+            </w:pPr>
+            <w:r>
+              <w:rPr>
+                <w:rFonts w:asciiTheme="majorHAnsi" w:hAnsiTheme="majorHAnsi" w:cstheme="majorHAnsi"/>
                 <w:color w:val="000000"/>
-              </w:rPr>
-              <w:t>3</w:t>
-            </w:r>
-          </w:p>
-        </w:tc>
-        <w:tc>
-          <w:tcPr>
-            <w:tcW w:w="864" w:type="dxa"/>
-            <w:shd w:val="clear" w:color="auto" w:fill="D9E1F2"/>
-          </w:tcPr>
-          <w:p>
-            <w:r>
-              <w:rPr>
+                <w:sz w:val="16"/>
+                <w:szCs w:val="16"/>
+              </w:rPr>
+              <w:t>100%</w:t>
+            </w:r>
+          </w:p>
+        </w:tc>
+        <w:tc>
+          <w:tcPr>
+            <w:tcW w:w="1041" w:type="dxa"/>
+            <w:shd w:val="clear" w:color="auto" w:fill="E2EFDA"/>
+            <w:vAlign w:val="center"/>
+          </w:tcPr>
+          <w:p>
+            <w:pPr>
+              <w:jc w:val="center"/>
+              <w:rPr>
+                <w:rFonts w:asciiTheme="majorHAnsi" w:hAnsiTheme="majorHAnsi" w:cstheme="majorHAnsi"/>
+                <w:sz w:val="16"/>
+                <w:szCs w:val="16"/>
+              </w:rPr>
+            </w:pPr>
+            <w:r>
+              <w:rPr>
+                <w:rFonts w:asciiTheme="majorHAnsi" w:hAnsiTheme="majorHAnsi" w:cstheme="majorHAnsi"/>
                 <w:color w:val="000000"/>
-              </w:rPr>
-              <w:t>0</w:t>
-            </w:r>
-          </w:p>
-        </w:tc>
-        <w:tc>
-          <w:tcPr>
-            <w:tcW w:w="864" w:type="dxa"/>
+                <w:sz w:val="16"/>
+                <w:szCs w:val="16"/>
+              </w:rPr>
+              <w:t>Completado</w:t>
+            </w:r>
+          </w:p>
+        </w:tc>
+        <w:tc>
+          <w:tcPr>
+            <w:tcW w:w="950" w:type="dxa"/>
             <w:shd w:val="clear" w:color="auto" w:fill="FFFFFF"/>
-          </w:tcPr>
-          <w:p>
-            <w:r>
-              <w:rPr>
+            <w:vAlign w:val="center"/>
+          </w:tcPr>
+          <w:p>
+            <w:pPr>
+              <w:jc w:val="center"/>
+              <w:rPr>
+                <w:rFonts w:asciiTheme="majorHAnsi" w:hAnsiTheme="majorHAnsi" w:cstheme="majorHAnsi"/>
+                <w:sz w:val="16"/>
+                <w:szCs w:val="16"/>
+              </w:rPr>
+            </w:pPr>
+            <w:r>
+              <w:rPr>
+                <w:rFonts w:asciiTheme="majorHAnsi" w:hAnsiTheme="majorHAnsi" w:cstheme="majorHAnsi"/>
                 <w:color w:val="000000"/>
-              </w:rPr>
-              <w:t>100%</w:t>
-            </w:r>
-          </w:p>
-        </w:tc>
-        <w:tc>
-          <w:tcPr>
-            <w:tcW w:w="864" w:type="dxa"/>
-            <w:shd w:val="clear" w:color="auto" w:fill="E2EFDA"/>
-          </w:tcPr>
-          <w:p>
-            <w:r>
-              <w:rPr>
-                <w:color w:val="000000"/>
-              </w:rPr>
-              <w:t>Completado</w:t>
-            </w:r>
-          </w:p>
-        </w:tc>
-        <w:tc>
-          <w:tcPr>
-            <w:tcW w:w="864" w:type="dxa"/>
-            <w:shd w:val="clear" w:color="auto" w:fill="FFFFFF"/>
-          </w:tcPr>
-          <w:p>
-            <w:r>
-              <w:rPr>
-                <w:color w:val="000000"/>
+                <w:sz w:val="16"/>
+                <w:szCs w:val="16"/>
               </w:rPr>
               <w:t>Sin desvío</w:t>
             </w:r>
@@ -1319,13 +1791,25 @@
       <w:tr>
         <w:tc>
           <w:tcPr>
-            <w:tcW w:w="864" w:type="dxa"/>
+            <w:tcW w:w="675" w:type="dxa"/>
             <w:shd w:val="clear" w:color="auto" w:fill="D9E1F2"/>
-          </w:tcPr>
-          <w:p>
-            <w:r>
-              <w:rPr>
+            <w:vAlign w:val="center"/>
+          </w:tcPr>
+          <w:p>
+            <w:pPr>
+              <w:jc w:val="center"/>
+              <w:rPr>
+                <w:rFonts w:asciiTheme="majorHAnsi" w:hAnsiTheme="majorHAnsi" w:cstheme="majorHAnsi"/>
+                <w:sz w:val="16"/>
+                <w:szCs w:val="16"/>
+              </w:rPr>
+            </w:pPr>
+            <w:r>
+              <w:rPr>
+                <w:rFonts w:asciiTheme="majorHAnsi" w:hAnsiTheme="majorHAnsi" w:cstheme="majorHAnsi"/>
                 <w:color w:val="000000"/>
+                <w:sz w:val="16"/>
+                <w:szCs w:val="16"/>
               </w:rPr>
               <w:t>HU-14</w:t>
             </w:r>
@@ -1333,13 +1817,25 @@
         </w:tc>
         <w:tc>
           <w:tcPr>
-            <w:tcW w:w="864" w:type="dxa"/>
+            <w:tcW w:w="1843" w:type="dxa"/>
             <w:shd w:val="clear" w:color="auto" w:fill="FFFFFF"/>
-          </w:tcPr>
-          <w:p>
-            <w:r>
-              <w:rPr>
+            <w:vAlign w:val="center"/>
+          </w:tcPr>
+          <w:p>
+            <w:pPr>
+              <w:jc w:val="center"/>
+              <w:rPr>
+                <w:rFonts w:asciiTheme="majorHAnsi" w:hAnsiTheme="majorHAnsi" w:cstheme="majorHAnsi"/>
+                <w:sz w:val="16"/>
+                <w:szCs w:val="16"/>
+              </w:rPr>
+            </w:pPr>
+            <w:r>
+              <w:rPr>
+                <w:rFonts w:asciiTheme="majorHAnsi" w:hAnsiTheme="majorHAnsi" w:cstheme="majorHAnsi"/>
                 <w:color w:val="000000"/>
+                <w:sz w:val="16"/>
+                <w:szCs w:val="16"/>
               </w:rPr>
               <w:t>Rechazar requerimiento de compra con justificación obligatoria</w:t>
             </w:r>
@@ -1347,13 +1843,25 @@
         </w:tc>
         <w:tc>
           <w:tcPr>
-            <w:tcW w:w="864" w:type="dxa"/>
+            <w:tcW w:w="514" w:type="dxa"/>
             <w:shd w:val="clear" w:color="auto" w:fill="D9E1F2"/>
-          </w:tcPr>
-          <w:p>
-            <w:r>
-              <w:rPr>
+            <w:vAlign w:val="center"/>
+          </w:tcPr>
+          <w:p>
+            <w:pPr>
+              <w:jc w:val="center"/>
+              <w:rPr>
+                <w:rFonts w:asciiTheme="majorHAnsi" w:hAnsiTheme="majorHAnsi" w:cstheme="majorHAnsi"/>
+                <w:sz w:val="16"/>
+                <w:szCs w:val="16"/>
+              </w:rPr>
+            </w:pPr>
+            <w:r>
+              <w:rPr>
+                <w:rFonts w:asciiTheme="majorHAnsi" w:hAnsiTheme="majorHAnsi" w:cstheme="majorHAnsi"/>
                 <w:color w:val="000000"/>
+                <w:sz w:val="16"/>
+                <w:szCs w:val="16"/>
               </w:rPr>
               <w:t>HU</w:t>
             </w:r>
@@ -1361,13 +1869,25 @@
         </w:tc>
         <w:tc>
           <w:tcPr>
-            <w:tcW w:w="864" w:type="dxa"/>
+            <w:tcW w:w="1045" w:type="dxa"/>
             <w:shd w:val="clear" w:color="auto" w:fill="FFFFFF"/>
-          </w:tcPr>
-          <w:p>
-            <w:r>
-              <w:rPr>
+            <w:vAlign w:val="center"/>
+          </w:tcPr>
+          <w:p>
+            <w:pPr>
+              <w:jc w:val="center"/>
+              <w:rPr>
+                <w:rFonts w:asciiTheme="majorHAnsi" w:hAnsiTheme="majorHAnsi" w:cstheme="majorHAnsi"/>
+                <w:sz w:val="16"/>
+                <w:szCs w:val="16"/>
+              </w:rPr>
+            </w:pPr>
+            <w:r>
+              <w:rPr>
+                <w:rFonts w:asciiTheme="majorHAnsi" w:hAnsiTheme="majorHAnsi" w:cstheme="majorHAnsi"/>
                 <w:color w:val="000000"/>
+                <w:sz w:val="16"/>
+                <w:szCs w:val="16"/>
               </w:rPr>
               <w:t>Compras</w:t>
             </w:r>
@@ -1375,13 +1895,25 @@
         </w:tc>
         <w:tc>
           <w:tcPr>
-            <w:tcW w:w="864" w:type="dxa"/>
+            <w:tcW w:w="709" w:type="dxa"/>
             <w:shd w:val="clear" w:color="auto" w:fill="D9E1F2"/>
-          </w:tcPr>
-          <w:p>
-            <w:r>
-              <w:rPr>
+            <w:vAlign w:val="center"/>
+          </w:tcPr>
+          <w:p>
+            <w:pPr>
+              <w:jc w:val="center"/>
+              <w:rPr>
+                <w:rFonts w:asciiTheme="majorHAnsi" w:hAnsiTheme="majorHAnsi" w:cstheme="majorHAnsi"/>
+                <w:sz w:val="16"/>
+                <w:szCs w:val="16"/>
+              </w:rPr>
+            </w:pPr>
+            <w:r>
+              <w:rPr>
+                <w:rFonts w:asciiTheme="majorHAnsi" w:hAnsiTheme="majorHAnsi" w:cstheme="majorHAnsi"/>
                 <w:color w:val="000000"/>
+                <w:sz w:val="16"/>
+                <w:szCs w:val="16"/>
               </w:rPr>
               <w:t>2</w:t>
             </w:r>
@@ -1389,13 +1921,25 @@
         </w:tc>
         <w:tc>
           <w:tcPr>
-            <w:tcW w:w="864" w:type="dxa"/>
+            <w:tcW w:w="567" w:type="dxa"/>
             <w:shd w:val="clear" w:color="auto" w:fill="FFFFFF"/>
-          </w:tcPr>
-          <w:p>
-            <w:r>
-              <w:rPr>
+            <w:vAlign w:val="center"/>
+          </w:tcPr>
+          <w:p>
+            <w:pPr>
+              <w:jc w:val="center"/>
+              <w:rPr>
+                <w:rFonts w:asciiTheme="majorHAnsi" w:hAnsiTheme="majorHAnsi" w:cstheme="majorHAnsi"/>
+                <w:sz w:val="16"/>
+                <w:szCs w:val="16"/>
+              </w:rPr>
+            </w:pPr>
+            <w:r>
+              <w:rPr>
+                <w:rFonts w:asciiTheme="majorHAnsi" w:hAnsiTheme="majorHAnsi" w:cstheme="majorHAnsi"/>
                 <w:color w:val="000000"/>
+                <w:sz w:val="16"/>
+                <w:szCs w:val="16"/>
               </w:rPr>
               <w:t>2</w:t>
             </w:r>
@@ -1403,13 +1947,25 @@
         </w:tc>
         <w:tc>
           <w:tcPr>
-            <w:tcW w:w="864" w:type="dxa"/>
+            <w:tcW w:w="898" w:type="dxa"/>
             <w:shd w:val="clear" w:color="auto" w:fill="D9E1F2"/>
-          </w:tcPr>
-          <w:p>
-            <w:r>
-              <w:rPr>
+            <w:vAlign w:val="center"/>
+          </w:tcPr>
+          <w:p>
+            <w:pPr>
+              <w:jc w:val="center"/>
+              <w:rPr>
+                <w:rFonts w:asciiTheme="majorHAnsi" w:hAnsiTheme="majorHAnsi" w:cstheme="majorHAnsi"/>
+                <w:sz w:val="16"/>
+                <w:szCs w:val="16"/>
+              </w:rPr>
+            </w:pPr>
+            <w:r>
+              <w:rPr>
+                <w:rFonts w:asciiTheme="majorHAnsi" w:hAnsiTheme="majorHAnsi" w:cstheme="majorHAnsi"/>
                 <w:color w:val="000000"/>
+                <w:sz w:val="16"/>
+                <w:szCs w:val="16"/>
               </w:rPr>
               <w:t>0</w:t>
             </w:r>
@@ -1417,13 +1973,25 @@
         </w:tc>
         <w:tc>
           <w:tcPr>
-            <w:tcW w:w="864" w:type="dxa"/>
+            <w:tcW w:w="797" w:type="dxa"/>
             <w:shd w:val="clear" w:color="auto" w:fill="FFFFFF"/>
-          </w:tcPr>
-          <w:p>
-            <w:r>
-              <w:rPr>
+            <w:vAlign w:val="center"/>
+          </w:tcPr>
+          <w:p>
+            <w:pPr>
+              <w:jc w:val="center"/>
+              <w:rPr>
+                <w:rFonts w:asciiTheme="majorHAnsi" w:hAnsiTheme="majorHAnsi" w:cstheme="majorHAnsi"/>
+                <w:sz w:val="16"/>
+                <w:szCs w:val="16"/>
+              </w:rPr>
+            </w:pPr>
+            <w:r>
+              <w:rPr>
+                <w:rFonts w:asciiTheme="majorHAnsi" w:hAnsiTheme="majorHAnsi" w:cstheme="majorHAnsi"/>
                 <w:color w:val="000000"/>
+                <w:sz w:val="16"/>
+                <w:szCs w:val="16"/>
               </w:rPr>
               <w:t>100%</w:t>
             </w:r>
@@ -1431,13 +1999,25 @@
         </w:tc>
         <w:tc>
           <w:tcPr>
-            <w:tcW w:w="864" w:type="dxa"/>
+            <w:tcW w:w="1041" w:type="dxa"/>
             <w:shd w:val="clear" w:color="auto" w:fill="E2EFDA"/>
-          </w:tcPr>
-          <w:p>
-            <w:r>
-              <w:rPr>
+            <w:vAlign w:val="center"/>
+          </w:tcPr>
+          <w:p>
+            <w:pPr>
+              <w:jc w:val="center"/>
+              <w:rPr>
+                <w:rFonts w:asciiTheme="majorHAnsi" w:hAnsiTheme="majorHAnsi" w:cstheme="majorHAnsi"/>
+                <w:sz w:val="16"/>
+                <w:szCs w:val="16"/>
+              </w:rPr>
+            </w:pPr>
+            <w:r>
+              <w:rPr>
+                <w:rFonts w:asciiTheme="majorHAnsi" w:hAnsiTheme="majorHAnsi" w:cstheme="majorHAnsi"/>
                 <w:color w:val="000000"/>
+                <w:sz w:val="16"/>
+                <w:szCs w:val="16"/>
               </w:rPr>
               <w:t>Completado</w:t>
             </w:r>
@@ -1445,13 +2025,25 @@
         </w:tc>
         <w:tc>
           <w:tcPr>
-            <w:tcW w:w="864" w:type="dxa"/>
+            <w:tcW w:w="950" w:type="dxa"/>
             <w:shd w:val="clear" w:color="auto" w:fill="FFFFFF"/>
-          </w:tcPr>
-          <w:p>
-            <w:r>
-              <w:rPr>
+            <w:vAlign w:val="center"/>
+          </w:tcPr>
+          <w:p>
+            <w:pPr>
+              <w:jc w:val="center"/>
+              <w:rPr>
+                <w:rFonts w:asciiTheme="majorHAnsi" w:hAnsiTheme="majorHAnsi" w:cstheme="majorHAnsi"/>
+                <w:sz w:val="16"/>
+                <w:szCs w:val="16"/>
+              </w:rPr>
+            </w:pPr>
+            <w:r>
+              <w:rPr>
+                <w:rFonts w:asciiTheme="majorHAnsi" w:hAnsiTheme="majorHAnsi" w:cstheme="majorHAnsi"/>
                 <w:color w:val="000000"/>
+                <w:sz w:val="16"/>
+                <w:szCs w:val="16"/>
               </w:rPr>
               <w:t>Sin desvío</w:t>
             </w:r>
@@ -1461,13 +2053,25 @@
       <w:tr>
         <w:tc>
           <w:tcPr>
-            <w:tcW w:w="864" w:type="dxa"/>
+            <w:tcW w:w="675" w:type="dxa"/>
             <w:shd w:val="clear" w:color="auto" w:fill="D9E1F2"/>
-          </w:tcPr>
-          <w:p>
-            <w:r>
-              <w:rPr>
+            <w:vAlign w:val="center"/>
+          </w:tcPr>
+          <w:p>
+            <w:pPr>
+              <w:jc w:val="center"/>
+              <w:rPr>
+                <w:rFonts w:asciiTheme="majorHAnsi" w:hAnsiTheme="majorHAnsi" w:cstheme="majorHAnsi"/>
+                <w:sz w:val="16"/>
+                <w:szCs w:val="16"/>
+              </w:rPr>
+            </w:pPr>
+            <w:r>
+              <w:rPr>
+                <w:rFonts w:asciiTheme="majorHAnsi" w:hAnsiTheme="majorHAnsi" w:cstheme="majorHAnsi"/>
                 <w:color w:val="000000"/>
+                <w:sz w:val="16"/>
+                <w:szCs w:val="16"/>
               </w:rPr>
               <w:t>HU-15</w:t>
             </w:r>
@@ -1475,13 +2079,25 @@
         </w:tc>
         <w:tc>
           <w:tcPr>
-            <w:tcW w:w="864" w:type="dxa"/>
+            <w:tcW w:w="1843" w:type="dxa"/>
             <w:shd w:val="clear" w:color="auto" w:fill="FFFFFF"/>
-          </w:tcPr>
-          <w:p>
-            <w:r>
-              <w:rPr>
+            <w:vAlign w:val="center"/>
+          </w:tcPr>
+          <w:p>
+            <w:pPr>
+              <w:jc w:val="center"/>
+              <w:rPr>
+                <w:rFonts w:asciiTheme="majorHAnsi" w:hAnsiTheme="majorHAnsi" w:cstheme="majorHAnsi"/>
+                <w:sz w:val="16"/>
+                <w:szCs w:val="16"/>
+              </w:rPr>
+            </w:pPr>
+            <w:r>
+              <w:rPr>
+                <w:rFonts w:asciiTheme="majorHAnsi" w:hAnsiTheme="majorHAnsi" w:cstheme="majorHAnsi"/>
                 <w:color w:val="000000"/>
+                <w:sz w:val="16"/>
+                <w:szCs w:val="16"/>
               </w:rPr>
               <w:t>Listar y consultar detalle de requerimientos por proyecto con filtros</w:t>
             </w:r>
@@ -1489,13 +2105,25 @@
         </w:tc>
         <w:tc>
           <w:tcPr>
-            <w:tcW w:w="864" w:type="dxa"/>
+            <w:tcW w:w="514" w:type="dxa"/>
             <w:shd w:val="clear" w:color="auto" w:fill="D9E1F2"/>
-          </w:tcPr>
-          <w:p>
-            <w:r>
-              <w:rPr>
+            <w:vAlign w:val="center"/>
+          </w:tcPr>
+          <w:p>
+            <w:pPr>
+              <w:jc w:val="center"/>
+              <w:rPr>
+                <w:rFonts w:asciiTheme="majorHAnsi" w:hAnsiTheme="majorHAnsi" w:cstheme="majorHAnsi"/>
+                <w:sz w:val="16"/>
+                <w:szCs w:val="16"/>
+              </w:rPr>
+            </w:pPr>
+            <w:r>
+              <w:rPr>
+                <w:rFonts w:asciiTheme="majorHAnsi" w:hAnsiTheme="majorHAnsi" w:cstheme="majorHAnsi"/>
                 <w:color w:val="000000"/>
+                <w:sz w:val="16"/>
+                <w:szCs w:val="16"/>
               </w:rPr>
               <w:t>HU</w:t>
             </w:r>
@@ -1503,13 +2131,25 @@
         </w:tc>
         <w:tc>
           <w:tcPr>
-            <w:tcW w:w="864" w:type="dxa"/>
+            <w:tcW w:w="1045" w:type="dxa"/>
             <w:shd w:val="clear" w:color="auto" w:fill="FFFFFF"/>
-          </w:tcPr>
-          <w:p>
-            <w:r>
-              <w:rPr>
+            <w:vAlign w:val="center"/>
+          </w:tcPr>
+          <w:p>
+            <w:pPr>
+              <w:jc w:val="center"/>
+              <w:rPr>
+                <w:rFonts w:asciiTheme="majorHAnsi" w:hAnsiTheme="majorHAnsi" w:cstheme="majorHAnsi"/>
+                <w:sz w:val="16"/>
+                <w:szCs w:val="16"/>
+              </w:rPr>
+            </w:pPr>
+            <w:r>
+              <w:rPr>
+                <w:rFonts w:asciiTheme="majorHAnsi" w:hAnsiTheme="majorHAnsi" w:cstheme="majorHAnsi"/>
                 <w:color w:val="000000"/>
+                <w:sz w:val="16"/>
+                <w:szCs w:val="16"/>
               </w:rPr>
               <w:t>Compras</w:t>
             </w:r>
@@ -1517,13 +2157,25 @@
         </w:tc>
         <w:tc>
           <w:tcPr>
-            <w:tcW w:w="864" w:type="dxa"/>
+            <w:tcW w:w="709" w:type="dxa"/>
             <w:shd w:val="clear" w:color="auto" w:fill="D9E1F2"/>
-          </w:tcPr>
-          <w:p>
-            <w:r>
-              <w:rPr>
+            <w:vAlign w:val="center"/>
+          </w:tcPr>
+          <w:p>
+            <w:pPr>
+              <w:jc w:val="center"/>
+              <w:rPr>
+                <w:rFonts w:asciiTheme="majorHAnsi" w:hAnsiTheme="majorHAnsi" w:cstheme="majorHAnsi"/>
+                <w:sz w:val="16"/>
+                <w:szCs w:val="16"/>
+              </w:rPr>
+            </w:pPr>
+            <w:r>
+              <w:rPr>
+                <w:rFonts w:asciiTheme="majorHAnsi" w:hAnsiTheme="majorHAnsi" w:cstheme="majorHAnsi"/>
                 <w:color w:val="000000"/>
+                <w:sz w:val="16"/>
+                <w:szCs w:val="16"/>
               </w:rPr>
               <w:t>5</w:t>
             </w:r>
@@ -1531,13 +2183,25 @@
         </w:tc>
         <w:tc>
           <w:tcPr>
-            <w:tcW w:w="864" w:type="dxa"/>
+            <w:tcW w:w="567" w:type="dxa"/>
             <w:shd w:val="clear" w:color="auto" w:fill="FFFFFF"/>
-          </w:tcPr>
-          <w:p>
-            <w:r>
-              <w:rPr>
+            <w:vAlign w:val="center"/>
+          </w:tcPr>
+          <w:p>
+            <w:pPr>
+              <w:jc w:val="center"/>
+              <w:rPr>
+                <w:rFonts w:asciiTheme="majorHAnsi" w:hAnsiTheme="majorHAnsi" w:cstheme="majorHAnsi"/>
+                <w:sz w:val="16"/>
+                <w:szCs w:val="16"/>
+              </w:rPr>
+            </w:pPr>
+            <w:r>
+              <w:rPr>
+                <w:rFonts w:asciiTheme="majorHAnsi" w:hAnsiTheme="majorHAnsi" w:cstheme="majorHAnsi"/>
                 <w:color w:val="000000"/>
+                <w:sz w:val="16"/>
+                <w:szCs w:val="16"/>
               </w:rPr>
               <w:t>5</w:t>
             </w:r>
@@ -1545,13 +2209,25 @@
         </w:tc>
         <w:tc>
           <w:tcPr>
-            <w:tcW w:w="864" w:type="dxa"/>
+            <w:tcW w:w="898" w:type="dxa"/>
             <w:shd w:val="clear" w:color="auto" w:fill="D9E1F2"/>
-          </w:tcPr>
-          <w:p>
-            <w:r>
-              <w:rPr>
+            <w:vAlign w:val="center"/>
+          </w:tcPr>
+          <w:p>
+            <w:pPr>
+              <w:jc w:val="center"/>
+              <w:rPr>
+                <w:rFonts w:asciiTheme="majorHAnsi" w:hAnsiTheme="majorHAnsi" w:cstheme="majorHAnsi"/>
+                <w:sz w:val="16"/>
+                <w:szCs w:val="16"/>
+              </w:rPr>
+            </w:pPr>
+            <w:r>
+              <w:rPr>
+                <w:rFonts w:asciiTheme="majorHAnsi" w:hAnsiTheme="majorHAnsi" w:cstheme="majorHAnsi"/>
                 <w:color w:val="000000"/>
+                <w:sz w:val="16"/>
+                <w:szCs w:val="16"/>
               </w:rPr>
               <w:t>0</w:t>
             </w:r>
@@ -1559,13 +2235,25 @@
         </w:tc>
         <w:tc>
           <w:tcPr>
-            <w:tcW w:w="864" w:type="dxa"/>
+            <w:tcW w:w="797" w:type="dxa"/>
             <w:shd w:val="clear" w:color="auto" w:fill="FFFFFF"/>
-          </w:tcPr>
-          <w:p>
-            <w:r>
-              <w:rPr>
+            <w:vAlign w:val="center"/>
+          </w:tcPr>
+          <w:p>
+            <w:pPr>
+              <w:jc w:val="center"/>
+              <w:rPr>
+                <w:rFonts w:asciiTheme="majorHAnsi" w:hAnsiTheme="majorHAnsi" w:cstheme="majorHAnsi"/>
+                <w:sz w:val="16"/>
+                <w:szCs w:val="16"/>
+              </w:rPr>
+            </w:pPr>
+            <w:r>
+              <w:rPr>
+                <w:rFonts w:asciiTheme="majorHAnsi" w:hAnsiTheme="majorHAnsi" w:cstheme="majorHAnsi"/>
                 <w:color w:val="000000"/>
+                <w:sz w:val="16"/>
+                <w:szCs w:val="16"/>
               </w:rPr>
               <w:t>100%</w:t>
             </w:r>
@@ -1573,13 +2261,25 @@
         </w:tc>
         <w:tc>
           <w:tcPr>
-            <w:tcW w:w="864" w:type="dxa"/>
+            <w:tcW w:w="1041" w:type="dxa"/>
             <w:shd w:val="clear" w:color="auto" w:fill="E2EFDA"/>
-          </w:tcPr>
-          <w:p>
-            <w:r>
-              <w:rPr>
+            <w:vAlign w:val="center"/>
+          </w:tcPr>
+          <w:p>
+            <w:pPr>
+              <w:jc w:val="center"/>
+              <w:rPr>
+                <w:rFonts w:asciiTheme="majorHAnsi" w:hAnsiTheme="majorHAnsi" w:cstheme="majorHAnsi"/>
+                <w:sz w:val="16"/>
+                <w:szCs w:val="16"/>
+              </w:rPr>
+            </w:pPr>
+            <w:r>
+              <w:rPr>
+                <w:rFonts w:asciiTheme="majorHAnsi" w:hAnsiTheme="majorHAnsi" w:cstheme="majorHAnsi"/>
                 <w:color w:val="000000"/>
+                <w:sz w:val="16"/>
+                <w:szCs w:val="16"/>
               </w:rPr>
               <w:t>Completado</w:t>
             </w:r>
@@ -1587,13 +2287,25 @@
         </w:tc>
         <w:tc>
           <w:tcPr>
-            <w:tcW w:w="864" w:type="dxa"/>
+            <w:tcW w:w="950" w:type="dxa"/>
             <w:shd w:val="clear" w:color="auto" w:fill="FFFFFF"/>
-          </w:tcPr>
-          <w:p>
-            <w:r>
-              <w:rPr>
+            <w:vAlign w:val="center"/>
+          </w:tcPr>
+          <w:p>
+            <w:pPr>
+              <w:jc w:val="center"/>
+              <w:rPr>
+                <w:rFonts w:asciiTheme="majorHAnsi" w:hAnsiTheme="majorHAnsi" w:cstheme="majorHAnsi"/>
+                <w:sz w:val="16"/>
+                <w:szCs w:val="16"/>
+              </w:rPr>
+            </w:pPr>
+            <w:r>
+              <w:rPr>
+                <w:rFonts w:asciiTheme="majorHAnsi" w:hAnsiTheme="majorHAnsi" w:cstheme="majorHAnsi"/>
                 <w:color w:val="000000"/>
+                <w:sz w:val="16"/>
+                <w:szCs w:val="16"/>
               </w:rPr>
               <w:t>Sin desvío</w:t>
             </w:r>
@@ -1603,13 +2315,25 @@
       <w:tr>
         <w:tc>
           <w:tcPr>
-            <w:tcW w:w="864" w:type="dxa"/>
+            <w:tcW w:w="675" w:type="dxa"/>
             <w:shd w:val="clear" w:color="auto" w:fill="D9E1F2"/>
-          </w:tcPr>
-          <w:p>
-            <w:r>
-              <w:rPr>
+            <w:vAlign w:val="center"/>
+          </w:tcPr>
+          <w:p>
+            <w:pPr>
+              <w:jc w:val="center"/>
+              <w:rPr>
+                <w:rFonts w:asciiTheme="majorHAnsi" w:hAnsiTheme="majorHAnsi" w:cstheme="majorHAnsi"/>
+                <w:sz w:val="16"/>
+                <w:szCs w:val="16"/>
+              </w:rPr>
+            </w:pPr>
+            <w:r>
+              <w:rPr>
+                <w:rFonts w:asciiTheme="majorHAnsi" w:hAnsiTheme="majorHAnsi" w:cstheme="majorHAnsi"/>
                 <w:color w:val="000000"/>
+                <w:sz w:val="16"/>
+                <w:szCs w:val="16"/>
               </w:rPr>
               <w:t>HT-09</w:t>
             </w:r>
@@ -1617,139 +2341,233 @@
         </w:tc>
         <w:tc>
           <w:tcPr>
-            <w:tcW w:w="864" w:type="dxa"/>
+            <w:tcW w:w="1843" w:type="dxa"/>
             <w:shd w:val="clear" w:color="auto" w:fill="FFFFFF"/>
-          </w:tcPr>
-          <w:p>
-            <w:r>
-              <w:rPr>
+            <w:vAlign w:val="center"/>
+          </w:tcPr>
+          <w:p>
+            <w:pPr>
+              <w:jc w:val="center"/>
+              <w:rPr>
+                <w:rFonts w:asciiTheme="majorHAnsi" w:hAnsiTheme="majorHAnsi" w:cstheme="majorHAnsi"/>
+                <w:sz w:val="16"/>
+                <w:szCs w:val="16"/>
+              </w:rPr>
+            </w:pPr>
+            <w:r>
+              <w:rPr>
+                <w:rFonts w:asciiTheme="majorHAnsi" w:hAnsiTheme="majorHAnsi" w:cstheme="majorHAnsi"/>
                 <w:color w:val="000000"/>
-              </w:rPr>
-              <w:t xml:space="preserve">Formalizar endpoint de reactivación de materiales (PUT /materiales/:id </w:t>
-            </w:r>
-            <w:proofErr w:type="spellStart"/>
-            <w:r>
-              <w:rPr>
+                <w:sz w:val="16"/>
+                <w:szCs w:val="16"/>
+              </w:rPr>
+              <w:t>Formalizar endpoint de reactivación de materiales (PUT /materiales/:id activo:true)</w:t>
+            </w:r>
+          </w:p>
+        </w:tc>
+        <w:tc>
+          <w:tcPr>
+            <w:tcW w:w="514" w:type="dxa"/>
+            <w:shd w:val="clear" w:color="auto" w:fill="D9E1F2"/>
+            <w:vAlign w:val="center"/>
+          </w:tcPr>
+          <w:p>
+            <w:pPr>
+              <w:jc w:val="center"/>
+              <w:rPr>
+                <w:rFonts w:asciiTheme="majorHAnsi" w:hAnsiTheme="majorHAnsi" w:cstheme="majorHAnsi"/>
+                <w:sz w:val="16"/>
+                <w:szCs w:val="16"/>
+              </w:rPr>
+            </w:pPr>
+            <w:r>
+              <w:rPr>
+                <w:rFonts w:asciiTheme="majorHAnsi" w:hAnsiTheme="majorHAnsi" w:cstheme="majorHAnsi"/>
                 <w:color w:val="000000"/>
-              </w:rPr>
-              <w:t>activo:true</w:t>
-            </w:r>
-            <w:proofErr w:type="spellEnd"/>
-            <w:r>
-              <w:rPr>
+                <w:sz w:val="16"/>
+                <w:szCs w:val="16"/>
+              </w:rPr>
+              <w:t>HT</w:t>
+            </w:r>
+          </w:p>
+        </w:tc>
+        <w:tc>
+          <w:tcPr>
+            <w:tcW w:w="1045" w:type="dxa"/>
+            <w:shd w:val="clear" w:color="auto" w:fill="FFFFFF"/>
+            <w:vAlign w:val="center"/>
+          </w:tcPr>
+          <w:p>
+            <w:pPr>
+              <w:jc w:val="center"/>
+              <w:rPr>
+                <w:rFonts w:asciiTheme="majorHAnsi" w:hAnsiTheme="majorHAnsi" w:cstheme="majorHAnsi"/>
+                <w:sz w:val="16"/>
+                <w:szCs w:val="16"/>
+              </w:rPr>
+            </w:pPr>
+            <w:r>
+              <w:rPr>
+                <w:rFonts w:asciiTheme="majorHAnsi" w:hAnsiTheme="majorHAnsi" w:cstheme="majorHAnsi"/>
                 <w:color w:val="000000"/>
-              </w:rPr>
-              <w:t>)</w:t>
-            </w:r>
-          </w:p>
-        </w:tc>
-        <w:tc>
-          <w:tcPr>
-            <w:tcW w:w="864" w:type="dxa"/>
+                <w:sz w:val="16"/>
+                <w:szCs w:val="16"/>
+              </w:rPr>
+              <w:t>Materiales</w:t>
+            </w:r>
+          </w:p>
+        </w:tc>
+        <w:tc>
+          <w:tcPr>
+            <w:tcW w:w="709" w:type="dxa"/>
             <w:shd w:val="clear" w:color="auto" w:fill="D9E1F2"/>
-          </w:tcPr>
-          <w:p>
-            <w:r>
-              <w:rPr>
+            <w:vAlign w:val="center"/>
+          </w:tcPr>
+          <w:p>
+            <w:pPr>
+              <w:jc w:val="center"/>
+              <w:rPr>
+                <w:rFonts w:asciiTheme="majorHAnsi" w:hAnsiTheme="majorHAnsi" w:cstheme="majorHAnsi"/>
+                <w:sz w:val="16"/>
+                <w:szCs w:val="16"/>
+              </w:rPr>
+            </w:pPr>
+            <w:r>
+              <w:rPr>
+                <w:rFonts w:asciiTheme="majorHAnsi" w:hAnsiTheme="majorHAnsi" w:cstheme="majorHAnsi"/>
                 <w:color w:val="000000"/>
-              </w:rPr>
-              <w:t>HT</w:t>
-            </w:r>
-          </w:p>
-        </w:tc>
-        <w:tc>
-          <w:tcPr>
-            <w:tcW w:w="864" w:type="dxa"/>
+                <w:sz w:val="16"/>
+                <w:szCs w:val="16"/>
+              </w:rPr>
+              <w:t>2</w:t>
+            </w:r>
+          </w:p>
+        </w:tc>
+        <w:tc>
+          <w:tcPr>
+            <w:tcW w:w="567" w:type="dxa"/>
             <w:shd w:val="clear" w:color="auto" w:fill="FFFFFF"/>
-          </w:tcPr>
-          <w:p>
-            <w:r>
-              <w:rPr>
+            <w:vAlign w:val="center"/>
+          </w:tcPr>
+          <w:p>
+            <w:pPr>
+              <w:jc w:val="center"/>
+              <w:rPr>
+                <w:rFonts w:asciiTheme="majorHAnsi" w:hAnsiTheme="majorHAnsi" w:cstheme="majorHAnsi"/>
+                <w:sz w:val="16"/>
+                <w:szCs w:val="16"/>
+              </w:rPr>
+            </w:pPr>
+            <w:r>
+              <w:rPr>
+                <w:rFonts w:asciiTheme="majorHAnsi" w:hAnsiTheme="majorHAnsi" w:cstheme="majorHAnsi"/>
                 <w:color w:val="000000"/>
-              </w:rPr>
-              <w:t>Materiales</w:t>
-            </w:r>
-          </w:p>
-        </w:tc>
-        <w:tc>
-          <w:tcPr>
-            <w:tcW w:w="864" w:type="dxa"/>
+                <w:sz w:val="16"/>
+                <w:szCs w:val="16"/>
+              </w:rPr>
+              <w:t>2</w:t>
+            </w:r>
+          </w:p>
+        </w:tc>
+        <w:tc>
+          <w:tcPr>
+            <w:tcW w:w="898" w:type="dxa"/>
             <w:shd w:val="clear" w:color="auto" w:fill="D9E1F2"/>
-          </w:tcPr>
-          <w:p>
-            <w:r>
-              <w:rPr>
+            <w:vAlign w:val="center"/>
+          </w:tcPr>
+          <w:p>
+            <w:pPr>
+              <w:jc w:val="center"/>
+              <w:rPr>
+                <w:rFonts w:asciiTheme="majorHAnsi" w:hAnsiTheme="majorHAnsi" w:cstheme="majorHAnsi"/>
+                <w:sz w:val="16"/>
+                <w:szCs w:val="16"/>
+              </w:rPr>
+            </w:pPr>
+            <w:r>
+              <w:rPr>
+                <w:rFonts w:asciiTheme="majorHAnsi" w:hAnsiTheme="majorHAnsi" w:cstheme="majorHAnsi"/>
                 <w:color w:val="000000"/>
-              </w:rPr>
-              <w:t>2</w:t>
-            </w:r>
-          </w:p>
-        </w:tc>
-        <w:tc>
-          <w:tcPr>
-            <w:tcW w:w="864" w:type="dxa"/>
+                <w:sz w:val="16"/>
+                <w:szCs w:val="16"/>
+              </w:rPr>
+              <w:t>0</w:t>
+            </w:r>
+          </w:p>
+        </w:tc>
+        <w:tc>
+          <w:tcPr>
+            <w:tcW w:w="797" w:type="dxa"/>
             <w:shd w:val="clear" w:color="auto" w:fill="FFFFFF"/>
-          </w:tcPr>
-          <w:p>
-            <w:r>
-              <w:rPr>
+            <w:vAlign w:val="center"/>
+          </w:tcPr>
+          <w:p>
+            <w:pPr>
+              <w:jc w:val="center"/>
+              <w:rPr>
+                <w:rFonts w:asciiTheme="majorHAnsi" w:hAnsiTheme="majorHAnsi" w:cstheme="majorHAnsi"/>
+                <w:sz w:val="16"/>
+                <w:szCs w:val="16"/>
+              </w:rPr>
+            </w:pPr>
+            <w:r>
+              <w:rPr>
+                <w:rFonts w:asciiTheme="majorHAnsi" w:hAnsiTheme="majorHAnsi" w:cstheme="majorHAnsi"/>
                 <w:color w:val="000000"/>
-              </w:rPr>
-              <w:t>2</w:t>
-            </w:r>
-          </w:p>
-        </w:tc>
-        <w:tc>
-          <w:tcPr>
-            <w:tcW w:w="864" w:type="dxa"/>
-            <w:shd w:val="clear" w:color="auto" w:fill="D9E1F2"/>
-          </w:tcPr>
-          <w:p>
-            <w:r>
-              <w:rPr>
+                <w:sz w:val="16"/>
+                <w:szCs w:val="16"/>
+              </w:rPr>
+              <w:t>100%</w:t>
+            </w:r>
+          </w:p>
+        </w:tc>
+        <w:tc>
+          <w:tcPr>
+            <w:tcW w:w="1041" w:type="dxa"/>
+            <w:shd w:val="clear" w:color="auto" w:fill="E2EFDA"/>
+            <w:vAlign w:val="center"/>
+          </w:tcPr>
+          <w:p>
+            <w:pPr>
+              <w:jc w:val="center"/>
+              <w:rPr>
+                <w:rFonts w:asciiTheme="majorHAnsi" w:hAnsiTheme="majorHAnsi" w:cstheme="majorHAnsi"/>
+                <w:sz w:val="16"/>
+                <w:szCs w:val="16"/>
+              </w:rPr>
+            </w:pPr>
+            <w:r>
+              <w:rPr>
+                <w:rFonts w:asciiTheme="majorHAnsi" w:hAnsiTheme="majorHAnsi" w:cstheme="majorHAnsi"/>
                 <w:color w:val="000000"/>
-              </w:rPr>
-              <w:t>0</w:t>
-            </w:r>
-          </w:p>
-        </w:tc>
-        <w:tc>
-          <w:tcPr>
-            <w:tcW w:w="864" w:type="dxa"/>
+                <w:sz w:val="16"/>
+                <w:szCs w:val="16"/>
+              </w:rPr>
+              <w:t>Completado</w:t>
+            </w:r>
+          </w:p>
+        </w:tc>
+        <w:tc>
+          <w:tcPr>
+            <w:tcW w:w="950" w:type="dxa"/>
             <w:shd w:val="clear" w:color="auto" w:fill="FFFFFF"/>
-          </w:tcPr>
-          <w:p>
-            <w:r>
-              <w:rPr>
+            <w:vAlign w:val="center"/>
+          </w:tcPr>
+          <w:p>
+            <w:pPr>
+              <w:jc w:val="center"/>
+              <w:rPr>
+                <w:rFonts w:asciiTheme="majorHAnsi" w:hAnsiTheme="majorHAnsi" w:cstheme="majorHAnsi"/>
+                <w:sz w:val="16"/>
+                <w:szCs w:val="16"/>
+              </w:rPr>
+            </w:pPr>
+            <w:r>
+              <w:rPr>
+                <w:rFonts w:asciiTheme="majorHAnsi" w:hAnsiTheme="majorHAnsi" w:cstheme="majorHAnsi"/>
                 <w:color w:val="000000"/>
-              </w:rPr>
-              <w:t>100%</w:t>
-            </w:r>
-          </w:p>
-        </w:tc>
-        <w:tc>
-          <w:tcPr>
-            <w:tcW w:w="864" w:type="dxa"/>
-            <w:shd w:val="clear" w:color="auto" w:fill="E2EFDA"/>
-          </w:tcPr>
-          <w:p>
-            <w:r>
-              <w:rPr>
-                <w:color w:val="000000"/>
-              </w:rPr>
-              <w:t>Completado</w:t>
-            </w:r>
-          </w:p>
-        </w:tc>
-        <w:tc>
-          <w:tcPr>
-            <w:tcW w:w="864" w:type="dxa"/>
-            <w:shd w:val="clear" w:color="auto" w:fill="FFFFFF"/>
-          </w:tcPr>
-          <w:p>
-            <w:r>
-              <w:rPr>
-                <w:color w:val="000000"/>
+                <w:sz w:val="16"/>
+                <w:szCs w:val="16"/>
               </w:rPr>
               <w:t>Sin desvío</w:t>
             </w:r>
@@ -1759,13 +2577,25 @@
       <w:tr>
         <w:tc>
           <w:tcPr>
-            <w:tcW w:w="864" w:type="dxa"/>
+            <w:tcW w:w="675" w:type="dxa"/>
             <w:shd w:val="clear" w:color="auto" w:fill="D9E1F2"/>
-          </w:tcPr>
-          <w:p>
-            <w:r>
-              <w:rPr>
+            <w:vAlign w:val="center"/>
+          </w:tcPr>
+          <w:p>
+            <w:pPr>
+              <w:jc w:val="center"/>
+              <w:rPr>
+                <w:rFonts w:asciiTheme="majorHAnsi" w:hAnsiTheme="majorHAnsi" w:cstheme="majorHAnsi"/>
+                <w:sz w:val="16"/>
+                <w:szCs w:val="16"/>
+              </w:rPr>
+            </w:pPr>
+            <w:r>
+              <w:rPr>
+                <w:rFonts w:asciiTheme="majorHAnsi" w:hAnsiTheme="majorHAnsi" w:cstheme="majorHAnsi"/>
                 <w:color w:val="000000"/>
+                <w:sz w:val="16"/>
+                <w:szCs w:val="16"/>
               </w:rPr>
               <w:t>HT-10</w:t>
             </w:r>
@@ -1773,13 +2603,25 @@
         </w:tc>
         <w:tc>
           <w:tcPr>
-            <w:tcW w:w="864" w:type="dxa"/>
+            <w:tcW w:w="1843" w:type="dxa"/>
             <w:shd w:val="clear" w:color="auto" w:fill="FFFFFF"/>
-          </w:tcPr>
-          <w:p>
-            <w:r>
-              <w:rPr>
+            <w:vAlign w:val="center"/>
+          </w:tcPr>
+          <w:p>
+            <w:pPr>
+              <w:jc w:val="center"/>
+              <w:rPr>
+                <w:rFonts w:asciiTheme="majorHAnsi" w:hAnsiTheme="majorHAnsi" w:cstheme="majorHAnsi"/>
+                <w:sz w:val="16"/>
+                <w:szCs w:val="16"/>
+              </w:rPr>
+            </w:pPr>
+            <w:r>
+              <w:rPr>
+                <w:rFonts w:asciiTheme="majorHAnsi" w:hAnsiTheme="majorHAnsi" w:cstheme="majorHAnsi"/>
                 <w:color w:val="000000"/>
+                <w:sz w:val="16"/>
+                <w:szCs w:val="16"/>
               </w:rPr>
               <w:t>Suite de pruebas automatizadas: requerimientos de compra y reactivación de materiales</w:t>
             </w:r>
@@ -1787,13 +2629,25 @@
         </w:tc>
         <w:tc>
           <w:tcPr>
-            <w:tcW w:w="864" w:type="dxa"/>
+            <w:tcW w:w="514" w:type="dxa"/>
             <w:shd w:val="clear" w:color="auto" w:fill="D9E1F2"/>
-          </w:tcPr>
-          <w:p>
-            <w:r>
-              <w:rPr>
+            <w:vAlign w:val="center"/>
+          </w:tcPr>
+          <w:p>
+            <w:pPr>
+              <w:jc w:val="center"/>
+              <w:rPr>
+                <w:rFonts w:asciiTheme="majorHAnsi" w:hAnsiTheme="majorHAnsi" w:cstheme="majorHAnsi"/>
+                <w:sz w:val="16"/>
+                <w:szCs w:val="16"/>
+              </w:rPr>
+            </w:pPr>
+            <w:r>
+              <w:rPr>
+                <w:rFonts w:asciiTheme="majorHAnsi" w:hAnsiTheme="majorHAnsi" w:cstheme="majorHAnsi"/>
                 <w:color w:val="000000"/>
+                <w:sz w:val="16"/>
+                <w:szCs w:val="16"/>
               </w:rPr>
               <w:t>HT</w:t>
             </w:r>
@@ -1801,13 +2655,25 @@
         </w:tc>
         <w:tc>
           <w:tcPr>
-            <w:tcW w:w="864" w:type="dxa"/>
+            <w:tcW w:w="1045" w:type="dxa"/>
             <w:shd w:val="clear" w:color="auto" w:fill="FFFFFF"/>
-          </w:tcPr>
-          <w:p>
-            <w:r>
-              <w:rPr>
+            <w:vAlign w:val="center"/>
+          </w:tcPr>
+          <w:p>
+            <w:pPr>
+              <w:jc w:val="center"/>
+              <w:rPr>
+                <w:rFonts w:asciiTheme="majorHAnsi" w:hAnsiTheme="majorHAnsi" w:cstheme="majorHAnsi"/>
+                <w:sz w:val="16"/>
+                <w:szCs w:val="16"/>
+              </w:rPr>
+            </w:pPr>
+            <w:r>
+              <w:rPr>
+                <w:rFonts w:asciiTheme="majorHAnsi" w:hAnsiTheme="majorHAnsi" w:cstheme="majorHAnsi"/>
                 <w:color w:val="000000"/>
+                <w:sz w:val="16"/>
+                <w:szCs w:val="16"/>
               </w:rPr>
               <w:t>Calidad</w:t>
             </w:r>
@@ -1815,13 +2681,25 @@
         </w:tc>
         <w:tc>
           <w:tcPr>
-            <w:tcW w:w="864" w:type="dxa"/>
+            <w:tcW w:w="709" w:type="dxa"/>
             <w:shd w:val="clear" w:color="auto" w:fill="D9E1F2"/>
-          </w:tcPr>
-          <w:p>
-            <w:r>
-              <w:rPr>
+            <w:vAlign w:val="center"/>
+          </w:tcPr>
+          <w:p>
+            <w:pPr>
+              <w:jc w:val="center"/>
+              <w:rPr>
+                <w:rFonts w:asciiTheme="majorHAnsi" w:hAnsiTheme="majorHAnsi" w:cstheme="majorHAnsi"/>
+                <w:sz w:val="16"/>
+                <w:szCs w:val="16"/>
+              </w:rPr>
+            </w:pPr>
+            <w:r>
+              <w:rPr>
+                <w:rFonts w:asciiTheme="majorHAnsi" w:hAnsiTheme="majorHAnsi" w:cstheme="majorHAnsi"/>
                 <w:color w:val="000000"/>
+                <w:sz w:val="16"/>
+                <w:szCs w:val="16"/>
               </w:rPr>
               <w:t>5</w:t>
             </w:r>
@@ -1829,13 +2707,25 @@
         </w:tc>
         <w:tc>
           <w:tcPr>
-            <w:tcW w:w="864" w:type="dxa"/>
+            <w:tcW w:w="567" w:type="dxa"/>
             <w:shd w:val="clear" w:color="auto" w:fill="FFFFFF"/>
-          </w:tcPr>
-          <w:p>
-            <w:r>
-              <w:rPr>
+            <w:vAlign w:val="center"/>
+          </w:tcPr>
+          <w:p>
+            <w:pPr>
+              <w:jc w:val="center"/>
+              <w:rPr>
+                <w:rFonts w:asciiTheme="majorHAnsi" w:hAnsiTheme="majorHAnsi" w:cstheme="majorHAnsi"/>
+                <w:sz w:val="16"/>
+                <w:szCs w:val="16"/>
+              </w:rPr>
+            </w:pPr>
+            <w:r>
+              <w:rPr>
+                <w:rFonts w:asciiTheme="majorHAnsi" w:hAnsiTheme="majorHAnsi" w:cstheme="majorHAnsi"/>
                 <w:color w:val="000000"/>
+                <w:sz w:val="16"/>
+                <w:szCs w:val="16"/>
               </w:rPr>
               <w:t>5</w:t>
             </w:r>
@@ -1843,13 +2733,25 @@
         </w:tc>
         <w:tc>
           <w:tcPr>
-            <w:tcW w:w="864" w:type="dxa"/>
+            <w:tcW w:w="898" w:type="dxa"/>
             <w:shd w:val="clear" w:color="auto" w:fill="D9E1F2"/>
-          </w:tcPr>
-          <w:p>
-            <w:r>
-              <w:rPr>
+            <w:vAlign w:val="center"/>
+          </w:tcPr>
+          <w:p>
+            <w:pPr>
+              <w:jc w:val="center"/>
+              <w:rPr>
+                <w:rFonts w:asciiTheme="majorHAnsi" w:hAnsiTheme="majorHAnsi" w:cstheme="majorHAnsi"/>
+                <w:sz w:val="16"/>
+                <w:szCs w:val="16"/>
+              </w:rPr>
+            </w:pPr>
+            <w:r>
+              <w:rPr>
+                <w:rFonts w:asciiTheme="majorHAnsi" w:hAnsiTheme="majorHAnsi" w:cstheme="majorHAnsi"/>
                 <w:color w:val="000000"/>
+                <w:sz w:val="16"/>
+                <w:szCs w:val="16"/>
               </w:rPr>
               <w:t>0</w:t>
             </w:r>
@@ -1857,13 +2759,25 @@
         </w:tc>
         <w:tc>
           <w:tcPr>
-            <w:tcW w:w="864" w:type="dxa"/>
+            <w:tcW w:w="797" w:type="dxa"/>
             <w:shd w:val="clear" w:color="auto" w:fill="FFFFFF"/>
-          </w:tcPr>
-          <w:p>
-            <w:r>
-              <w:rPr>
+            <w:vAlign w:val="center"/>
+          </w:tcPr>
+          <w:p>
+            <w:pPr>
+              <w:jc w:val="center"/>
+              <w:rPr>
+                <w:rFonts w:asciiTheme="majorHAnsi" w:hAnsiTheme="majorHAnsi" w:cstheme="majorHAnsi"/>
+                <w:sz w:val="16"/>
+                <w:szCs w:val="16"/>
+              </w:rPr>
+            </w:pPr>
+            <w:r>
+              <w:rPr>
+                <w:rFonts w:asciiTheme="majorHAnsi" w:hAnsiTheme="majorHAnsi" w:cstheme="majorHAnsi"/>
                 <w:color w:val="000000"/>
+                <w:sz w:val="16"/>
+                <w:szCs w:val="16"/>
               </w:rPr>
               <w:t>100%</w:t>
             </w:r>
@@ -1871,13 +2785,25 @@
         </w:tc>
         <w:tc>
           <w:tcPr>
-            <w:tcW w:w="864" w:type="dxa"/>
+            <w:tcW w:w="1041" w:type="dxa"/>
             <w:shd w:val="clear" w:color="auto" w:fill="E2EFDA"/>
-          </w:tcPr>
-          <w:p>
-            <w:r>
-              <w:rPr>
+            <w:vAlign w:val="center"/>
+          </w:tcPr>
+          <w:p>
+            <w:pPr>
+              <w:jc w:val="center"/>
+              <w:rPr>
+                <w:rFonts w:asciiTheme="majorHAnsi" w:hAnsiTheme="majorHAnsi" w:cstheme="majorHAnsi"/>
+                <w:sz w:val="16"/>
+                <w:szCs w:val="16"/>
+              </w:rPr>
+            </w:pPr>
+            <w:r>
+              <w:rPr>
+                <w:rFonts w:asciiTheme="majorHAnsi" w:hAnsiTheme="majorHAnsi" w:cstheme="majorHAnsi"/>
                 <w:color w:val="000000"/>
+                <w:sz w:val="16"/>
+                <w:szCs w:val="16"/>
               </w:rPr>
               <w:t>Completado</w:t>
             </w:r>
@@ -1885,13 +2811,25 @@
         </w:tc>
         <w:tc>
           <w:tcPr>
-            <w:tcW w:w="864" w:type="dxa"/>
+            <w:tcW w:w="950" w:type="dxa"/>
             <w:shd w:val="clear" w:color="auto" w:fill="FFFFFF"/>
-          </w:tcPr>
-          <w:p>
-            <w:r>
-              <w:rPr>
+            <w:vAlign w:val="center"/>
+          </w:tcPr>
+          <w:p>
+            <w:pPr>
+              <w:jc w:val="center"/>
+              <w:rPr>
+                <w:rFonts w:asciiTheme="majorHAnsi" w:hAnsiTheme="majorHAnsi" w:cstheme="majorHAnsi"/>
+                <w:sz w:val="16"/>
+                <w:szCs w:val="16"/>
+              </w:rPr>
+            </w:pPr>
+            <w:r>
+              <w:rPr>
+                <w:rFonts w:asciiTheme="majorHAnsi" w:hAnsiTheme="majorHAnsi" w:cstheme="majorHAnsi"/>
                 <w:color w:val="000000"/>
+                <w:sz w:val="16"/>
+                <w:szCs w:val="16"/>
               </w:rPr>
               <w:t>Sin desvío</w:t>
             </w:r>
@@ -1901,14 +2839,26 @@
       <w:tr>
         <w:tc>
           <w:tcPr>
-            <w:tcW w:w="864" w:type="dxa"/>
+            <w:tcW w:w="675" w:type="dxa"/>
             <w:shd w:val="clear" w:color="auto" w:fill="1F3864"/>
-          </w:tcPr>
-          <w:p>
-            <w:r>
-              <w:rPr>
+            <w:vAlign w:val="center"/>
+          </w:tcPr>
+          <w:p>
+            <w:pPr>
+              <w:jc w:val="center"/>
+              <w:rPr>
+                <w:rFonts w:asciiTheme="majorHAnsi" w:hAnsiTheme="majorHAnsi" w:cstheme="majorHAnsi"/>
+                <w:sz w:val="16"/>
+                <w:szCs w:val="16"/>
+              </w:rPr>
+            </w:pPr>
+            <w:r>
+              <w:rPr>
+                <w:rFonts w:asciiTheme="majorHAnsi" w:hAnsiTheme="majorHAnsi" w:cstheme="majorHAnsi"/>
                 <w:b/>
                 <w:color w:val="FFFFFF"/>
+                <w:sz w:val="16"/>
+                <w:szCs w:val="16"/>
               </w:rPr>
               <w:t>TOTALES</w:t>
             </w:r>
@@ -1916,35 +2866,77 @@
         </w:tc>
         <w:tc>
           <w:tcPr>
-            <w:tcW w:w="864" w:type="dxa"/>
+            <w:tcW w:w="1843" w:type="dxa"/>
             <w:shd w:val="clear" w:color="auto" w:fill="1F3864"/>
-          </w:tcPr>
-          <w:p/>
-        </w:tc>
-        <w:tc>
-          <w:tcPr>
-            <w:tcW w:w="864" w:type="dxa"/>
+            <w:vAlign w:val="center"/>
+          </w:tcPr>
+          <w:p>
+            <w:pPr>
+              <w:jc w:val="center"/>
+              <w:rPr>
+                <w:rFonts w:asciiTheme="majorHAnsi" w:hAnsiTheme="majorHAnsi" w:cstheme="majorHAnsi"/>
+                <w:sz w:val="16"/>
+                <w:szCs w:val="16"/>
+              </w:rPr>
+            </w:pPr>
+          </w:p>
+        </w:tc>
+        <w:tc>
+          <w:tcPr>
+            <w:tcW w:w="514" w:type="dxa"/>
             <w:shd w:val="clear" w:color="auto" w:fill="1F3864"/>
-          </w:tcPr>
-          <w:p/>
-        </w:tc>
-        <w:tc>
-          <w:tcPr>
-            <w:tcW w:w="864" w:type="dxa"/>
+            <w:vAlign w:val="center"/>
+          </w:tcPr>
+          <w:p>
+            <w:pPr>
+              <w:jc w:val="center"/>
+              <w:rPr>
+                <w:rFonts w:asciiTheme="majorHAnsi" w:hAnsiTheme="majorHAnsi" w:cstheme="majorHAnsi"/>
+                <w:sz w:val="16"/>
+                <w:szCs w:val="16"/>
+              </w:rPr>
+            </w:pPr>
+          </w:p>
+        </w:tc>
+        <w:tc>
+          <w:tcPr>
+            <w:tcW w:w="1045" w:type="dxa"/>
             <w:shd w:val="clear" w:color="auto" w:fill="1F3864"/>
-          </w:tcPr>
-          <w:p/>
-        </w:tc>
-        <w:tc>
-          <w:tcPr>
-            <w:tcW w:w="864" w:type="dxa"/>
+            <w:vAlign w:val="center"/>
+          </w:tcPr>
+          <w:p>
+            <w:pPr>
+              <w:jc w:val="center"/>
+              <w:rPr>
+                <w:rFonts w:asciiTheme="majorHAnsi" w:hAnsiTheme="majorHAnsi" w:cstheme="majorHAnsi"/>
+                <w:sz w:val="16"/>
+                <w:szCs w:val="16"/>
+              </w:rPr>
+            </w:pPr>
+          </w:p>
+        </w:tc>
+        <w:tc>
+          <w:tcPr>
+            <w:tcW w:w="709" w:type="dxa"/>
             <w:shd w:val="clear" w:color="auto" w:fill="D9E1F2"/>
-          </w:tcPr>
-          <w:p>
-            <w:r>
-              <w:rPr>
+            <w:vAlign w:val="center"/>
+          </w:tcPr>
+          <w:p>
+            <w:pPr>
+              <w:jc w:val="center"/>
+              <w:rPr>
+                <w:rFonts w:asciiTheme="majorHAnsi" w:hAnsiTheme="majorHAnsi" w:cstheme="majorHAnsi"/>
+                <w:sz w:val="16"/>
+                <w:szCs w:val="16"/>
+              </w:rPr>
+            </w:pPr>
+            <w:r>
+              <w:rPr>
+                <w:rFonts w:asciiTheme="majorHAnsi" w:hAnsiTheme="majorHAnsi" w:cstheme="majorHAnsi"/>
                 <w:b/>
                 <w:color w:val="000000"/>
+                <w:sz w:val="16"/>
+                <w:szCs w:val="16"/>
               </w:rPr>
               <w:t>22</w:t>
             </w:r>
@@ -1952,14 +2944,26 @@
         </w:tc>
         <w:tc>
           <w:tcPr>
-            <w:tcW w:w="864" w:type="dxa"/>
+            <w:tcW w:w="567" w:type="dxa"/>
             <w:shd w:val="clear" w:color="auto" w:fill="D9E1F2"/>
-          </w:tcPr>
-          <w:p>
-            <w:r>
-              <w:rPr>
+            <w:vAlign w:val="center"/>
+          </w:tcPr>
+          <w:p>
+            <w:pPr>
+              <w:jc w:val="center"/>
+              <w:rPr>
+                <w:rFonts w:asciiTheme="majorHAnsi" w:hAnsiTheme="majorHAnsi" w:cstheme="majorHAnsi"/>
+                <w:sz w:val="16"/>
+                <w:szCs w:val="16"/>
+              </w:rPr>
+            </w:pPr>
+            <w:r>
+              <w:rPr>
+                <w:rFonts w:asciiTheme="majorHAnsi" w:hAnsiTheme="majorHAnsi" w:cstheme="majorHAnsi"/>
                 <w:b/>
                 <w:color w:val="000000"/>
+                <w:sz w:val="16"/>
+                <w:szCs w:val="16"/>
               </w:rPr>
               <w:t>22</w:t>
             </w:r>
@@ -1967,14 +2971,26 @@
         </w:tc>
         <w:tc>
           <w:tcPr>
-            <w:tcW w:w="864" w:type="dxa"/>
+            <w:tcW w:w="898" w:type="dxa"/>
             <w:shd w:val="clear" w:color="auto" w:fill="D9E1F2"/>
-          </w:tcPr>
-          <w:p>
-            <w:r>
-              <w:rPr>
+            <w:vAlign w:val="center"/>
+          </w:tcPr>
+          <w:p>
+            <w:pPr>
+              <w:jc w:val="center"/>
+              <w:rPr>
+                <w:rFonts w:asciiTheme="majorHAnsi" w:hAnsiTheme="majorHAnsi" w:cstheme="majorHAnsi"/>
+                <w:sz w:val="16"/>
+                <w:szCs w:val="16"/>
+              </w:rPr>
+            </w:pPr>
+            <w:r>
+              <w:rPr>
+                <w:rFonts w:asciiTheme="majorHAnsi" w:hAnsiTheme="majorHAnsi" w:cstheme="majorHAnsi"/>
                 <w:b/>
                 <w:color w:val="000000"/>
+                <w:sz w:val="16"/>
+                <w:szCs w:val="16"/>
               </w:rPr>
               <w:t>0</w:t>
             </w:r>
@@ -1982,14 +2998,26 @@
         </w:tc>
         <w:tc>
           <w:tcPr>
-            <w:tcW w:w="864" w:type="dxa"/>
+            <w:tcW w:w="797" w:type="dxa"/>
             <w:shd w:val="clear" w:color="auto" w:fill="E2EFDA"/>
-          </w:tcPr>
-          <w:p>
-            <w:r>
-              <w:rPr>
+            <w:vAlign w:val="center"/>
+          </w:tcPr>
+          <w:p>
+            <w:pPr>
+              <w:jc w:val="center"/>
+              <w:rPr>
+                <w:rFonts w:asciiTheme="majorHAnsi" w:hAnsiTheme="majorHAnsi" w:cstheme="majorHAnsi"/>
+                <w:sz w:val="16"/>
+                <w:szCs w:val="16"/>
+              </w:rPr>
+            </w:pPr>
+            <w:r>
+              <w:rPr>
+                <w:rFonts w:asciiTheme="majorHAnsi" w:hAnsiTheme="majorHAnsi" w:cstheme="majorHAnsi"/>
                 <w:b/>
                 <w:color w:val="000000"/>
+                <w:sz w:val="16"/>
+                <w:szCs w:val="16"/>
               </w:rPr>
               <w:t>100%</w:t>
             </w:r>
@@ -1997,17 +3025,37 @@
         </w:tc>
         <w:tc>
           <w:tcPr>
-            <w:tcW w:w="864" w:type="dxa"/>
+            <w:tcW w:w="1041" w:type="dxa"/>
             <w:shd w:val="clear" w:color="auto" w:fill="1F3864"/>
-          </w:tcPr>
-          <w:p/>
-        </w:tc>
-        <w:tc>
-          <w:tcPr>
-            <w:tcW w:w="864" w:type="dxa"/>
+            <w:vAlign w:val="center"/>
+          </w:tcPr>
+          <w:p>
+            <w:pPr>
+              <w:jc w:val="center"/>
+              <w:rPr>
+                <w:rFonts w:asciiTheme="majorHAnsi" w:hAnsiTheme="majorHAnsi" w:cstheme="majorHAnsi"/>
+                <w:sz w:val="16"/>
+                <w:szCs w:val="16"/>
+              </w:rPr>
+            </w:pPr>
+          </w:p>
+        </w:tc>
+        <w:tc>
+          <w:tcPr>
+            <w:tcW w:w="950" w:type="dxa"/>
             <w:shd w:val="clear" w:color="auto" w:fill="1F3864"/>
-          </w:tcPr>
-          <w:p/>
+            <w:vAlign w:val="center"/>
+          </w:tcPr>
+          <w:p>
+            <w:pPr>
+              <w:jc w:val="center"/>
+              <w:rPr>
+                <w:rFonts w:asciiTheme="majorHAnsi" w:hAnsiTheme="majorHAnsi" w:cstheme="majorHAnsi"/>
+                <w:sz w:val="16"/>
+                <w:szCs w:val="16"/>
+              </w:rPr>
+            </w:pPr>
+          </w:p>
         </w:tc>
       </w:tr>
     </w:tbl>
@@ -2016,6 +3064,7 @@
         <w:pStyle w:val="Ttulo1"/>
       </w:pPr>
       <w:r>
+        <w:lastRenderedPageBreak/>
         <w:t>4. Resumen cuantitativo del sprint</w:t>
       </w:r>
     </w:p>
@@ -2026,70 +3075,76 @@
         <w:tblLook w:val="04A0" w:firstRow="1" w:lastRow="0" w:firstColumn="1" w:lastColumn="0" w:noHBand="0" w:noVBand="1"/>
       </w:tblPr>
       <w:tblGrid>
-        <w:gridCol w:w="2880"/>
-        <w:gridCol w:w="2880"/>
+        <w:gridCol w:w="3510"/>
+        <w:gridCol w:w="2250"/>
         <w:gridCol w:w="2880"/>
       </w:tblGrid>
       <w:tr>
         <w:tc>
           <w:tcPr>
+            <w:tcW w:w="3510" w:type="dxa"/>
+            <w:shd w:val="clear" w:color="auto" w:fill="1F3864"/>
+          </w:tcPr>
+          <w:p>
+            <w:pPr>
+              <w:rPr>
+                <w:rFonts w:asciiTheme="majorHAnsi" w:hAnsiTheme="majorHAnsi" w:cstheme="majorHAnsi"/>
+                <w:szCs w:val="28"/>
+              </w:rPr>
+            </w:pPr>
+            <w:r>
+              <w:rPr>
+                <w:rFonts w:asciiTheme="majorHAnsi" w:hAnsiTheme="majorHAnsi" w:cstheme="majorHAnsi"/>
+                <w:b/>
+                <w:color w:val="FFFFFF"/>
+                <w:szCs w:val="28"/>
+              </w:rPr>
+              <w:t>Métrica</w:t>
+            </w:r>
+          </w:p>
+        </w:tc>
+        <w:tc>
+          <w:tcPr>
+            <w:tcW w:w="2250" w:type="dxa"/>
+            <w:shd w:val="clear" w:color="auto" w:fill="1F3864"/>
+          </w:tcPr>
+          <w:p>
+            <w:pPr>
+              <w:rPr>
+                <w:rFonts w:asciiTheme="majorHAnsi" w:hAnsiTheme="majorHAnsi" w:cstheme="majorHAnsi"/>
+                <w:szCs w:val="28"/>
+              </w:rPr>
+            </w:pPr>
+            <w:r>
+              <w:rPr>
+                <w:rFonts w:asciiTheme="majorHAnsi" w:hAnsiTheme="majorHAnsi" w:cstheme="majorHAnsi"/>
+                <w:b/>
+                <w:color w:val="FFFFFF"/>
+                <w:szCs w:val="28"/>
+              </w:rPr>
+              <w:t>Planificado</w:t>
+            </w:r>
+          </w:p>
+        </w:tc>
+        <w:tc>
+          <w:tcPr>
             <w:tcW w:w="2880" w:type="dxa"/>
             <w:shd w:val="clear" w:color="auto" w:fill="1F3864"/>
           </w:tcPr>
           <w:p>
             <w:pPr>
               <w:rPr>
-                <w:szCs w:val="28"/>
-              </w:rPr>
-            </w:pPr>
-            <w:r>
-              <w:rPr>
+                <w:rFonts w:asciiTheme="majorHAnsi" w:hAnsiTheme="majorHAnsi" w:cstheme="majorHAnsi"/>
+                <w:szCs w:val="28"/>
+              </w:rPr>
+            </w:pPr>
+            <w:r>
+              <w:rPr>
+                <w:rFonts w:asciiTheme="majorHAnsi" w:hAnsiTheme="majorHAnsi" w:cstheme="majorHAnsi"/>
                 <w:b/>
                 <w:color w:val="FFFFFF"/>
                 <w:szCs w:val="28"/>
               </w:rPr>
-              <w:t>Métrica</w:t>
-            </w:r>
-          </w:p>
-        </w:tc>
-        <w:tc>
-          <w:tcPr>
-            <w:tcW w:w="2880" w:type="dxa"/>
-            <w:shd w:val="clear" w:color="auto" w:fill="1F3864"/>
-          </w:tcPr>
-          <w:p>
-            <w:pPr>
-              <w:rPr>
-                <w:szCs w:val="28"/>
-              </w:rPr>
-            </w:pPr>
-            <w:r>
-              <w:rPr>
-                <w:b/>
-                <w:color w:val="FFFFFF"/>
-                <w:szCs w:val="28"/>
-              </w:rPr>
-              <w:t>Planificado</w:t>
-            </w:r>
-          </w:p>
-        </w:tc>
-        <w:tc>
-          <w:tcPr>
-            <w:tcW w:w="2880" w:type="dxa"/>
-            <w:shd w:val="clear" w:color="auto" w:fill="1F3864"/>
-          </w:tcPr>
-          <w:p>
-            <w:pPr>
-              <w:rPr>
-                <w:szCs w:val="28"/>
-              </w:rPr>
-            </w:pPr>
-            <w:r>
-              <w:rPr>
-                <w:b/>
-                <w:color w:val="FFFFFF"/>
-                <w:szCs w:val="28"/>
-              </w:rPr>
               <w:t>Realizado</w:t>
             </w:r>
           </w:p>
@@ -2098,20 +3153,178 @@
       <w:tr>
         <w:tc>
           <w:tcPr>
+            <w:tcW w:w="3510" w:type="dxa"/>
+            <w:shd w:val="clear" w:color="auto" w:fill="FFFFFF"/>
+          </w:tcPr>
+          <w:p>
+            <w:pPr>
+              <w:rPr>
+                <w:rFonts w:asciiTheme="majorHAnsi" w:hAnsiTheme="majorHAnsi" w:cstheme="majorHAnsi"/>
+                <w:szCs w:val="28"/>
+              </w:rPr>
+            </w:pPr>
+            <w:r>
+              <w:rPr>
+                <w:rFonts w:asciiTheme="majorHAnsi" w:hAnsiTheme="majorHAnsi" w:cstheme="majorHAnsi"/>
+                <w:szCs w:val="28"/>
+              </w:rPr>
+              <w:t>Story Points totales</w:t>
+            </w:r>
+          </w:p>
+        </w:tc>
+        <w:tc>
+          <w:tcPr>
+            <w:tcW w:w="2250" w:type="dxa"/>
+            <w:shd w:val="clear" w:color="auto" w:fill="FFFFFF"/>
+          </w:tcPr>
+          <w:p>
+            <w:pPr>
+              <w:rPr>
+                <w:rFonts w:asciiTheme="majorHAnsi" w:hAnsiTheme="majorHAnsi" w:cstheme="majorHAnsi"/>
+                <w:szCs w:val="28"/>
+              </w:rPr>
+            </w:pPr>
+            <w:r>
+              <w:rPr>
+                <w:rFonts w:asciiTheme="majorHAnsi" w:hAnsiTheme="majorHAnsi" w:cstheme="majorHAnsi"/>
+                <w:color w:val="000000"/>
+                <w:szCs w:val="28"/>
+              </w:rPr>
+              <w:t>22</w:t>
+            </w:r>
+          </w:p>
+        </w:tc>
+        <w:tc>
+          <w:tcPr>
             <w:tcW w:w="2880" w:type="dxa"/>
             <w:shd w:val="clear" w:color="auto" w:fill="FFFFFF"/>
           </w:tcPr>
           <w:p>
             <w:pPr>
               <w:rPr>
-                <w:szCs w:val="28"/>
-              </w:rPr>
-            </w:pPr>
-            <w:r>
-              <w:rPr>
-                <w:szCs w:val="28"/>
-              </w:rPr>
-              <w:t>Story Points totales</w:t>
+                <w:rFonts w:asciiTheme="majorHAnsi" w:hAnsiTheme="majorHAnsi" w:cstheme="majorHAnsi"/>
+                <w:szCs w:val="28"/>
+              </w:rPr>
+            </w:pPr>
+            <w:r>
+              <w:rPr>
+                <w:rFonts w:asciiTheme="majorHAnsi" w:hAnsiTheme="majorHAnsi" w:cstheme="majorHAnsi"/>
+                <w:color w:val="000000"/>
+                <w:szCs w:val="28"/>
+              </w:rPr>
+              <w:t>22</w:t>
+            </w:r>
+          </w:p>
+        </w:tc>
+      </w:tr>
+      <w:tr>
+        <w:tc>
+          <w:tcPr>
+            <w:tcW w:w="3510" w:type="dxa"/>
+            <w:shd w:val="clear" w:color="auto" w:fill="D9E1F2"/>
+          </w:tcPr>
+          <w:p>
+            <w:pPr>
+              <w:rPr>
+                <w:rFonts w:asciiTheme="majorHAnsi" w:hAnsiTheme="majorHAnsi" w:cstheme="majorHAnsi"/>
+                <w:szCs w:val="28"/>
+              </w:rPr>
+            </w:pPr>
+            <w:r>
+              <w:rPr>
+                <w:rFonts w:asciiTheme="majorHAnsi" w:hAnsiTheme="majorHAnsi" w:cstheme="majorHAnsi"/>
+                <w:szCs w:val="28"/>
+              </w:rPr>
+              <w:t>N° historias de usuario (HU)</w:t>
+            </w:r>
+          </w:p>
+        </w:tc>
+        <w:tc>
+          <w:tcPr>
+            <w:tcW w:w="2250" w:type="dxa"/>
+            <w:shd w:val="clear" w:color="auto" w:fill="F2F2F2"/>
+          </w:tcPr>
+          <w:p>
+            <w:pPr>
+              <w:rPr>
+                <w:rFonts w:asciiTheme="majorHAnsi" w:hAnsiTheme="majorHAnsi" w:cstheme="majorHAnsi"/>
+                <w:szCs w:val="28"/>
+              </w:rPr>
+            </w:pPr>
+            <w:r>
+              <w:rPr>
+                <w:rFonts w:asciiTheme="majorHAnsi" w:hAnsiTheme="majorHAnsi" w:cstheme="majorHAnsi"/>
+                <w:color w:val="000000"/>
+                <w:szCs w:val="28"/>
+              </w:rPr>
+              <w:t>4</w:t>
+            </w:r>
+          </w:p>
+        </w:tc>
+        <w:tc>
+          <w:tcPr>
+            <w:tcW w:w="2880" w:type="dxa"/>
+            <w:shd w:val="clear" w:color="auto" w:fill="F2F2F2"/>
+          </w:tcPr>
+          <w:p>
+            <w:pPr>
+              <w:rPr>
+                <w:rFonts w:asciiTheme="majorHAnsi" w:hAnsiTheme="majorHAnsi" w:cstheme="majorHAnsi"/>
+                <w:szCs w:val="28"/>
+              </w:rPr>
+            </w:pPr>
+            <w:r>
+              <w:rPr>
+                <w:rFonts w:asciiTheme="majorHAnsi" w:hAnsiTheme="majorHAnsi" w:cstheme="majorHAnsi"/>
+                <w:color w:val="000000"/>
+                <w:szCs w:val="28"/>
+              </w:rPr>
+              <w:t>4</w:t>
+            </w:r>
+          </w:p>
+        </w:tc>
+      </w:tr>
+      <w:tr>
+        <w:tc>
+          <w:tcPr>
+            <w:tcW w:w="3510" w:type="dxa"/>
+            <w:shd w:val="clear" w:color="auto" w:fill="FFFFFF"/>
+          </w:tcPr>
+          <w:p>
+            <w:pPr>
+              <w:rPr>
+                <w:rFonts w:asciiTheme="majorHAnsi" w:hAnsiTheme="majorHAnsi" w:cstheme="majorHAnsi"/>
+                <w:szCs w:val="28"/>
+              </w:rPr>
+            </w:pPr>
+            <w:r>
+              <w:rPr>
+                <w:rFonts w:asciiTheme="majorHAnsi" w:hAnsiTheme="majorHAnsi" w:cstheme="majorHAnsi"/>
+                <w:szCs w:val="28"/>
+              </w:rPr>
+              <w:t>N° historias técnicas (HT)</w:t>
+            </w:r>
+          </w:p>
+        </w:tc>
+        <w:tc>
+          <w:tcPr>
+            <w:tcW w:w="2250" w:type="dxa"/>
+            <w:shd w:val="clear" w:color="auto" w:fill="FFFFFF"/>
+          </w:tcPr>
+          <w:p>
+            <w:pPr>
+              <w:rPr>
+                <w:rFonts w:asciiTheme="majorHAnsi" w:hAnsiTheme="majorHAnsi" w:cstheme="majorHAnsi"/>
+                <w:szCs w:val="28"/>
+              </w:rPr>
+            </w:pPr>
+            <w:r>
+              <w:rPr>
+                <w:rFonts w:asciiTheme="majorHAnsi" w:hAnsiTheme="majorHAnsi" w:cstheme="majorHAnsi"/>
+                <w:color w:val="000000"/>
+                <w:szCs w:val="28"/>
+              </w:rPr>
+              <w:t>2</w:t>
             </w:r>
           </w:p>
         </w:tc>
@@ -2123,15 +3336,129 @@
           <w:p>
             <w:pPr>
               <w:rPr>
-                <w:szCs w:val="28"/>
-              </w:rPr>
-            </w:pPr>
-            <w:r>
-              <w:rPr>
+                <w:rFonts w:asciiTheme="majorHAnsi" w:hAnsiTheme="majorHAnsi" w:cstheme="majorHAnsi"/>
+                <w:szCs w:val="28"/>
+              </w:rPr>
+            </w:pPr>
+            <w:r>
+              <w:rPr>
+                <w:rFonts w:asciiTheme="majorHAnsi" w:hAnsiTheme="majorHAnsi" w:cstheme="majorHAnsi"/>
                 <w:color w:val="000000"/>
                 <w:szCs w:val="28"/>
               </w:rPr>
-              <w:t>22</w:t>
+              <w:t>2</w:t>
+            </w:r>
+          </w:p>
+        </w:tc>
+      </w:tr>
+      <w:tr>
+        <w:tc>
+          <w:tcPr>
+            <w:tcW w:w="3510" w:type="dxa"/>
+            <w:shd w:val="clear" w:color="auto" w:fill="D9E1F2"/>
+          </w:tcPr>
+          <w:p>
+            <w:pPr>
+              <w:rPr>
+                <w:rFonts w:asciiTheme="majorHAnsi" w:hAnsiTheme="majorHAnsi" w:cstheme="majorHAnsi"/>
+                <w:szCs w:val="28"/>
+              </w:rPr>
+            </w:pPr>
+            <w:r>
+              <w:rPr>
+                <w:rFonts w:asciiTheme="majorHAnsi" w:hAnsiTheme="majorHAnsi" w:cstheme="majorHAnsi"/>
+                <w:szCs w:val="28"/>
+              </w:rPr>
+              <w:t>N° ítems del backlog</w:t>
+            </w:r>
+          </w:p>
+        </w:tc>
+        <w:tc>
+          <w:tcPr>
+            <w:tcW w:w="2250" w:type="dxa"/>
+            <w:shd w:val="clear" w:color="auto" w:fill="F2F2F2"/>
+          </w:tcPr>
+          <w:p>
+            <w:pPr>
+              <w:rPr>
+                <w:rFonts w:asciiTheme="majorHAnsi" w:hAnsiTheme="majorHAnsi" w:cstheme="majorHAnsi"/>
+                <w:szCs w:val="28"/>
+              </w:rPr>
+            </w:pPr>
+            <w:r>
+              <w:rPr>
+                <w:rFonts w:asciiTheme="majorHAnsi" w:hAnsiTheme="majorHAnsi" w:cstheme="majorHAnsi"/>
+                <w:color w:val="000000"/>
+                <w:szCs w:val="28"/>
+              </w:rPr>
+              <w:t>6</w:t>
+            </w:r>
+          </w:p>
+        </w:tc>
+        <w:tc>
+          <w:tcPr>
+            <w:tcW w:w="2880" w:type="dxa"/>
+            <w:shd w:val="clear" w:color="auto" w:fill="F2F2F2"/>
+          </w:tcPr>
+          <w:p>
+            <w:pPr>
+              <w:rPr>
+                <w:rFonts w:asciiTheme="majorHAnsi" w:hAnsiTheme="majorHAnsi" w:cstheme="majorHAnsi"/>
+                <w:szCs w:val="28"/>
+              </w:rPr>
+            </w:pPr>
+            <w:r>
+              <w:rPr>
+                <w:rFonts w:asciiTheme="majorHAnsi" w:hAnsiTheme="majorHAnsi" w:cstheme="majorHAnsi"/>
+                <w:color w:val="000000"/>
+                <w:szCs w:val="28"/>
+              </w:rPr>
+              <w:t>6</w:t>
+            </w:r>
+          </w:p>
+        </w:tc>
+      </w:tr>
+      <w:tr>
+        <w:tc>
+          <w:tcPr>
+            <w:tcW w:w="3510" w:type="dxa"/>
+            <w:shd w:val="clear" w:color="auto" w:fill="FFFFFF"/>
+          </w:tcPr>
+          <w:p>
+            <w:pPr>
+              <w:rPr>
+                <w:rFonts w:asciiTheme="majorHAnsi" w:hAnsiTheme="majorHAnsi" w:cstheme="majorHAnsi"/>
+                <w:szCs w:val="28"/>
+              </w:rPr>
+            </w:pPr>
+            <w:r>
+              <w:rPr>
+                <w:rFonts w:asciiTheme="majorHAnsi" w:hAnsiTheme="majorHAnsi" w:cstheme="majorHAnsi"/>
+                <w:szCs w:val="28"/>
+              </w:rPr>
+              <w:t>N° ítems completados</w:t>
+            </w:r>
+          </w:p>
+        </w:tc>
+        <w:tc>
+          <w:tcPr>
+            <w:tcW w:w="2250" w:type="dxa"/>
+            <w:shd w:val="clear" w:color="auto" w:fill="FFFFFF"/>
+          </w:tcPr>
+          <w:p>
+            <w:pPr>
+              <w:rPr>
+                <w:rFonts w:asciiTheme="majorHAnsi" w:hAnsiTheme="majorHAnsi" w:cstheme="majorHAnsi"/>
+                <w:szCs w:val="28"/>
+              </w:rPr>
+            </w:pPr>
+            <w:r>
+              <w:rPr>
+                <w:rFonts w:asciiTheme="majorHAnsi" w:hAnsiTheme="majorHAnsi" w:cstheme="majorHAnsi"/>
+                <w:color w:val="000000"/>
+                <w:szCs w:val="28"/>
+              </w:rPr>
+              <w:t>—</w:t>
             </w:r>
           </w:p>
         </w:tc>
@@ -2143,15 +3470,17 @@
           <w:p>
             <w:pPr>
               <w:rPr>
-                <w:szCs w:val="28"/>
-              </w:rPr>
-            </w:pPr>
-            <w:r>
-              <w:rPr>
+                <w:rFonts w:asciiTheme="majorHAnsi" w:hAnsiTheme="majorHAnsi" w:cstheme="majorHAnsi"/>
+                <w:szCs w:val="28"/>
+              </w:rPr>
+            </w:pPr>
+            <w:r>
+              <w:rPr>
+                <w:rFonts w:asciiTheme="majorHAnsi" w:hAnsiTheme="majorHAnsi" w:cstheme="majorHAnsi"/>
                 <w:color w:val="000000"/>
                 <w:szCs w:val="28"/>
               </w:rPr>
-              <w:t>22</w:t>
+              <w:t>6 (100%)</w:t>
             </w:r>
           </w:p>
         </w:tc>
@@ -2159,20 +3488,44 @@
       <w:tr>
         <w:tc>
           <w:tcPr>
-            <w:tcW w:w="2880" w:type="dxa"/>
+            <w:tcW w:w="3510" w:type="dxa"/>
             <w:shd w:val="clear" w:color="auto" w:fill="D9E1F2"/>
           </w:tcPr>
           <w:p>
             <w:pPr>
               <w:rPr>
-                <w:szCs w:val="28"/>
-              </w:rPr>
-            </w:pPr>
-            <w:r>
-              <w:rPr>
-                <w:szCs w:val="28"/>
-              </w:rPr>
-              <w:t>N° historias de usuario (HU)</w:t>
+                <w:rFonts w:asciiTheme="majorHAnsi" w:hAnsiTheme="majorHAnsi" w:cstheme="majorHAnsi"/>
+                <w:szCs w:val="28"/>
+              </w:rPr>
+            </w:pPr>
+            <w:r>
+              <w:rPr>
+                <w:rFonts w:asciiTheme="majorHAnsi" w:hAnsiTheme="majorHAnsi" w:cstheme="majorHAnsi"/>
+                <w:szCs w:val="28"/>
+              </w:rPr>
+              <w:t>N° ítems bloqueados</w:t>
+            </w:r>
+          </w:p>
+        </w:tc>
+        <w:tc>
+          <w:tcPr>
+            <w:tcW w:w="2250" w:type="dxa"/>
+            <w:shd w:val="clear" w:color="auto" w:fill="F2F2F2"/>
+          </w:tcPr>
+          <w:p>
+            <w:pPr>
+              <w:rPr>
+                <w:rFonts w:asciiTheme="majorHAnsi" w:hAnsiTheme="majorHAnsi" w:cstheme="majorHAnsi"/>
+                <w:szCs w:val="28"/>
+              </w:rPr>
+            </w:pPr>
+            <w:r>
+              <w:rPr>
+                <w:rFonts w:asciiTheme="majorHAnsi" w:hAnsiTheme="majorHAnsi" w:cstheme="majorHAnsi"/>
+                <w:color w:val="000000"/>
+                <w:szCs w:val="28"/>
+              </w:rPr>
+              <w:t>—</w:t>
             </w:r>
           </w:p>
         </w:tc>
@@ -2184,15 +3537,129 @@
           <w:p>
             <w:pPr>
               <w:rPr>
-                <w:szCs w:val="28"/>
-              </w:rPr>
-            </w:pPr>
-            <w:r>
-              <w:rPr>
+                <w:rFonts w:asciiTheme="majorHAnsi" w:hAnsiTheme="majorHAnsi" w:cstheme="majorHAnsi"/>
+                <w:szCs w:val="28"/>
+              </w:rPr>
+            </w:pPr>
+            <w:r>
+              <w:rPr>
+                <w:rFonts w:asciiTheme="majorHAnsi" w:hAnsiTheme="majorHAnsi" w:cstheme="majorHAnsi"/>
                 <w:color w:val="000000"/>
                 <w:szCs w:val="28"/>
               </w:rPr>
-              <w:t>4</w:t>
+              <w:t>0</w:t>
+            </w:r>
+          </w:p>
+        </w:tc>
+      </w:tr>
+      <w:tr>
+        <w:tc>
+          <w:tcPr>
+            <w:tcW w:w="3510" w:type="dxa"/>
+            <w:shd w:val="clear" w:color="auto" w:fill="FFFFFF"/>
+          </w:tcPr>
+          <w:p>
+            <w:pPr>
+              <w:rPr>
+                <w:rFonts w:asciiTheme="majorHAnsi" w:hAnsiTheme="majorHAnsi" w:cstheme="majorHAnsi"/>
+                <w:szCs w:val="28"/>
+              </w:rPr>
+            </w:pPr>
+            <w:r>
+              <w:rPr>
+                <w:rFonts w:asciiTheme="majorHAnsi" w:hAnsiTheme="majorHAnsi" w:cstheme="majorHAnsi"/>
+                <w:szCs w:val="28"/>
+              </w:rPr>
+              <w:t>N° ítems no completados</w:t>
+            </w:r>
+          </w:p>
+        </w:tc>
+        <w:tc>
+          <w:tcPr>
+            <w:tcW w:w="2250" w:type="dxa"/>
+            <w:shd w:val="clear" w:color="auto" w:fill="FFFFFF"/>
+          </w:tcPr>
+          <w:p>
+            <w:pPr>
+              <w:rPr>
+                <w:rFonts w:asciiTheme="majorHAnsi" w:hAnsiTheme="majorHAnsi" w:cstheme="majorHAnsi"/>
+                <w:szCs w:val="28"/>
+              </w:rPr>
+            </w:pPr>
+            <w:r>
+              <w:rPr>
+                <w:rFonts w:asciiTheme="majorHAnsi" w:hAnsiTheme="majorHAnsi" w:cstheme="majorHAnsi"/>
+                <w:color w:val="000000"/>
+                <w:szCs w:val="28"/>
+              </w:rPr>
+              <w:t>—</w:t>
+            </w:r>
+          </w:p>
+        </w:tc>
+        <w:tc>
+          <w:tcPr>
+            <w:tcW w:w="2880" w:type="dxa"/>
+            <w:shd w:val="clear" w:color="auto" w:fill="FFFFFF"/>
+          </w:tcPr>
+          <w:p>
+            <w:pPr>
+              <w:rPr>
+                <w:rFonts w:asciiTheme="majorHAnsi" w:hAnsiTheme="majorHAnsi" w:cstheme="majorHAnsi"/>
+                <w:szCs w:val="28"/>
+              </w:rPr>
+            </w:pPr>
+            <w:r>
+              <w:rPr>
+                <w:rFonts w:asciiTheme="majorHAnsi" w:hAnsiTheme="majorHAnsi" w:cstheme="majorHAnsi"/>
+                <w:color w:val="000000"/>
+                <w:szCs w:val="28"/>
+              </w:rPr>
+              <w:t>0</w:t>
+            </w:r>
+          </w:p>
+        </w:tc>
+      </w:tr>
+      <w:tr>
+        <w:tc>
+          <w:tcPr>
+            <w:tcW w:w="3510" w:type="dxa"/>
+            <w:shd w:val="clear" w:color="auto" w:fill="D9E1F2"/>
+          </w:tcPr>
+          <w:p>
+            <w:pPr>
+              <w:rPr>
+                <w:rFonts w:asciiTheme="majorHAnsi" w:hAnsiTheme="majorHAnsi" w:cstheme="majorHAnsi"/>
+                <w:szCs w:val="28"/>
+              </w:rPr>
+            </w:pPr>
+            <w:r>
+              <w:rPr>
+                <w:rFonts w:asciiTheme="majorHAnsi" w:hAnsiTheme="majorHAnsi" w:cstheme="majorHAnsi"/>
+                <w:szCs w:val="28"/>
+              </w:rPr>
+              <w:t>Velocidad real (SP / semana)</w:t>
+            </w:r>
+          </w:p>
+        </w:tc>
+        <w:tc>
+          <w:tcPr>
+            <w:tcW w:w="2250" w:type="dxa"/>
+            <w:shd w:val="clear" w:color="auto" w:fill="F2F2F2"/>
+          </w:tcPr>
+          <w:p>
+            <w:pPr>
+              <w:rPr>
+                <w:rFonts w:asciiTheme="majorHAnsi" w:hAnsiTheme="majorHAnsi" w:cstheme="majorHAnsi"/>
+                <w:szCs w:val="28"/>
+              </w:rPr>
+            </w:pPr>
+            <w:r>
+              <w:rPr>
+                <w:rFonts w:asciiTheme="majorHAnsi" w:hAnsiTheme="majorHAnsi" w:cstheme="majorHAnsi"/>
+                <w:color w:val="000000"/>
+                <w:szCs w:val="28"/>
+              </w:rPr>
+              <w:t>11</w:t>
             </w:r>
           </w:p>
         </w:tc>
@@ -2204,15 +3671,17 @@
           <w:p>
             <w:pPr>
               <w:rPr>
-                <w:szCs w:val="28"/>
-              </w:rPr>
-            </w:pPr>
-            <w:r>
-              <w:rPr>
+                <w:rFonts w:asciiTheme="majorHAnsi" w:hAnsiTheme="majorHAnsi" w:cstheme="majorHAnsi"/>
+                <w:szCs w:val="28"/>
+              </w:rPr>
+            </w:pPr>
+            <w:r>
+              <w:rPr>
+                <w:rFonts w:asciiTheme="majorHAnsi" w:hAnsiTheme="majorHAnsi" w:cstheme="majorHAnsi"/>
                 <w:color w:val="000000"/>
                 <w:szCs w:val="28"/>
               </w:rPr>
-              <w:t>4</w:t>
+              <w:t>11</w:t>
             </w:r>
           </w:p>
         </w:tc>
@@ -2220,20 +3689,178 @@
       <w:tr>
         <w:tc>
           <w:tcPr>
+            <w:tcW w:w="3510" w:type="dxa"/>
+            <w:shd w:val="clear" w:color="auto" w:fill="FFFFFF"/>
+          </w:tcPr>
+          <w:p>
+            <w:pPr>
+              <w:rPr>
+                <w:rFonts w:asciiTheme="majorHAnsi" w:hAnsiTheme="majorHAnsi" w:cstheme="majorHAnsi"/>
+                <w:szCs w:val="28"/>
+              </w:rPr>
+            </w:pPr>
+            <w:r>
+              <w:rPr>
+                <w:rFonts w:asciiTheme="majorHAnsi" w:hAnsiTheme="majorHAnsi" w:cstheme="majorHAnsi"/>
+                <w:szCs w:val="28"/>
+              </w:rPr>
+              <w:t>% Cumplimiento del sprint</w:t>
+            </w:r>
+          </w:p>
+        </w:tc>
+        <w:tc>
+          <w:tcPr>
+            <w:tcW w:w="2250" w:type="dxa"/>
+            <w:shd w:val="clear" w:color="auto" w:fill="FFFFFF"/>
+          </w:tcPr>
+          <w:p>
+            <w:pPr>
+              <w:rPr>
+                <w:rFonts w:asciiTheme="majorHAnsi" w:hAnsiTheme="majorHAnsi" w:cstheme="majorHAnsi"/>
+                <w:szCs w:val="28"/>
+              </w:rPr>
+            </w:pPr>
+            <w:r>
+              <w:rPr>
+                <w:rFonts w:asciiTheme="majorHAnsi" w:hAnsiTheme="majorHAnsi" w:cstheme="majorHAnsi"/>
+                <w:color w:val="000000"/>
+                <w:szCs w:val="28"/>
+              </w:rPr>
+              <w:t>100%</w:t>
+            </w:r>
+          </w:p>
+        </w:tc>
+        <w:tc>
+          <w:tcPr>
             <w:tcW w:w="2880" w:type="dxa"/>
             <w:shd w:val="clear" w:color="auto" w:fill="FFFFFF"/>
           </w:tcPr>
           <w:p>
             <w:pPr>
               <w:rPr>
-                <w:szCs w:val="28"/>
-              </w:rPr>
-            </w:pPr>
-            <w:r>
-              <w:rPr>
-                <w:szCs w:val="28"/>
-              </w:rPr>
-              <w:t>N° historias técnicas (HT)</w:t>
+                <w:rFonts w:asciiTheme="majorHAnsi" w:hAnsiTheme="majorHAnsi" w:cstheme="majorHAnsi"/>
+                <w:szCs w:val="28"/>
+              </w:rPr>
+            </w:pPr>
+            <w:r>
+              <w:rPr>
+                <w:rFonts w:asciiTheme="majorHAnsi" w:hAnsiTheme="majorHAnsi" w:cstheme="majorHAnsi"/>
+                <w:color w:val="000000"/>
+                <w:szCs w:val="28"/>
+              </w:rPr>
+              <w:t>100%</w:t>
+            </w:r>
+          </w:p>
+        </w:tc>
+      </w:tr>
+      <w:tr>
+        <w:tc>
+          <w:tcPr>
+            <w:tcW w:w="3510" w:type="dxa"/>
+            <w:shd w:val="clear" w:color="auto" w:fill="D9E1F2"/>
+          </w:tcPr>
+          <w:p>
+            <w:pPr>
+              <w:rPr>
+                <w:rFonts w:asciiTheme="majorHAnsi" w:hAnsiTheme="majorHAnsi" w:cstheme="majorHAnsi"/>
+                <w:szCs w:val="28"/>
+              </w:rPr>
+            </w:pPr>
+            <w:r>
+              <w:rPr>
+                <w:rFonts w:asciiTheme="majorHAnsi" w:hAnsiTheme="majorHAnsi" w:cstheme="majorHAnsi"/>
+                <w:szCs w:val="28"/>
+              </w:rPr>
+              <w:t>N° pruebas automatizadas</w:t>
+            </w:r>
+          </w:p>
+        </w:tc>
+        <w:tc>
+          <w:tcPr>
+            <w:tcW w:w="2250" w:type="dxa"/>
+            <w:shd w:val="clear" w:color="auto" w:fill="F2F2F2"/>
+          </w:tcPr>
+          <w:p>
+            <w:pPr>
+              <w:rPr>
+                <w:rFonts w:asciiTheme="majorHAnsi" w:hAnsiTheme="majorHAnsi" w:cstheme="majorHAnsi"/>
+                <w:szCs w:val="28"/>
+              </w:rPr>
+            </w:pPr>
+            <w:r>
+              <w:rPr>
+                <w:rFonts w:asciiTheme="majorHAnsi" w:hAnsiTheme="majorHAnsi" w:cstheme="majorHAnsi"/>
+                <w:color w:val="000000"/>
+                <w:szCs w:val="28"/>
+              </w:rPr>
+              <w:t>18</w:t>
+            </w:r>
+          </w:p>
+        </w:tc>
+        <w:tc>
+          <w:tcPr>
+            <w:tcW w:w="2880" w:type="dxa"/>
+            <w:shd w:val="clear" w:color="auto" w:fill="F2F2F2"/>
+          </w:tcPr>
+          <w:p>
+            <w:pPr>
+              <w:rPr>
+                <w:rFonts w:asciiTheme="majorHAnsi" w:hAnsiTheme="majorHAnsi" w:cstheme="majorHAnsi"/>
+                <w:szCs w:val="28"/>
+              </w:rPr>
+            </w:pPr>
+            <w:r>
+              <w:rPr>
+                <w:rFonts w:asciiTheme="majorHAnsi" w:hAnsiTheme="majorHAnsi" w:cstheme="majorHAnsi"/>
+                <w:color w:val="000000"/>
+                <w:szCs w:val="28"/>
+              </w:rPr>
+              <w:t>18 (100% PASS)</w:t>
+            </w:r>
+          </w:p>
+        </w:tc>
+      </w:tr>
+      <w:tr>
+        <w:tc>
+          <w:tcPr>
+            <w:tcW w:w="3510" w:type="dxa"/>
+            <w:shd w:val="clear" w:color="auto" w:fill="FFFFFF"/>
+          </w:tcPr>
+          <w:p>
+            <w:pPr>
+              <w:rPr>
+                <w:rFonts w:asciiTheme="majorHAnsi" w:hAnsiTheme="majorHAnsi" w:cstheme="majorHAnsi"/>
+                <w:szCs w:val="28"/>
+              </w:rPr>
+            </w:pPr>
+            <w:r>
+              <w:rPr>
+                <w:rFonts w:asciiTheme="majorHAnsi" w:hAnsiTheme="majorHAnsi" w:cstheme="majorHAnsi"/>
+                <w:szCs w:val="28"/>
+              </w:rPr>
+              <w:t>Compromisos Sprint 03 8.3 cerrados</w:t>
+            </w:r>
+          </w:p>
+        </w:tc>
+        <w:tc>
+          <w:tcPr>
+            <w:tcW w:w="2250" w:type="dxa"/>
+            <w:shd w:val="clear" w:color="auto" w:fill="FFFFFF"/>
+          </w:tcPr>
+          <w:p>
+            <w:pPr>
+              <w:rPr>
+                <w:rFonts w:asciiTheme="majorHAnsi" w:hAnsiTheme="majorHAnsi" w:cstheme="majorHAnsi"/>
+                <w:szCs w:val="28"/>
+              </w:rPr>
+            </w:pPr>
+            <w:r>
+              <w:rPr>
+                <w:rFonts w:asciiTheme="majorHAnsi" w:hAnsiTheme="majorHAnsi" w:cstheme="majorHAnsi"/>
+                <w:color w:val="000000"/>
+                <w:szCs w:val="28"/>
+              </w:rPr>
+              <w:t>5/5</w:t>
             </w:r>
           </w:p>
         </w:tc>
@@ -2245,527 +3872,13 @@
           <w:p>
             <w:pPr>
               <w:rPr>
-                <w:szCs w:val="28"/>
-              </w:rPr>
-            </w:pPr>
-            <w:r>
-              <w:rPr>
-                <w:color w:val="000000"/>
-                <w:szCs w:val="28"/>
-              </w:rPr>
-              <w:t>2</w:t>
-            </w:r>
-          </w:p>
-        </w:tc>
-        <w:tc>
-          <w:tcPr>
-            <w:tcW w:w="2880" w:type="dxa"/>
-            <w:shd w:val="clear" w:color="auto" w:fill="FFFFFF"/>
-          </w:tcPr>
-          <w:p>
-            <w:pPr>
-              <w:rPr>
-                <w:szCs w:val="28"/>
-              </w:rPr>
-            </w:pPr>
-            <w:r>
-              <w:rPr>
-                <w:color w:val="000000"/>
-                <w:szCs w:val="28"/>
-              </w:rPr>
-              <w:t>2</w:t>
-            </w:r>
-          </w:p>
-        </w:tc>
-      </w:tr>
-      <w:tr>
-        <w:tc>
-          <w:tcPr>
-            <w:tcW w:w="2880" w:type="dxa"/>
-            <w:shd w:val="clear" w:color="auto" w:fill="D9E1F2"/>
-          </w:tcPr>
-          <w:p>
-            <w:pPr>
-              <w:rPr>
-                <w:szCs w:val="28"/>
-              </w:rPr>
-            </w:pPr>
-            <w:r>
-              <w:rPr>
-                <w:szCs w:val="28"/>
-              </w:rPr>
-              <w:t>N° ítems del backlog</w:t>
-            </w:r>
-          </w:p>
-        </w:tc>
-        <w:tc>
-          <w:tcPr>
-            <w:tcW w:w="2880" w:type="dxa"/>
-            <w:shd w:val="clear" w:color="auto" w:fill="F2F2F2"/>
-          </w:tcPr>
-          <w:p>
-            <w:pPr>
-              <w:rPr>
-                <w:szCs w:val="28"/>
-              </w:rPr>
-            </w:pPr>
-            <w:r>
-              <w:rPr>
-                <w:color w:val="000000"/>
-                <w:szCs w:val="28"/>
-              </w:rPr>
-              <w:t>6</w:t>
-            </w:r>
-          </w:p>
-        </w:tc>
-        <w:tc>
-          <w:tcPr>
-            <w:tcW w:w="2880" w:type="dxa"/>
-            <w:shd w:val="clear" w:color="auto" w:fill="F2F2F2"/>
-          </w:tcPr>
-          <w:p>
-            <w:pPr>
-              <w:rPr>
-                <w:szCs w:val="28"/>
-              </w:rPr>
-            </w:pPr>
-            <w:r>
-              <w:rPr>
-                <w:color w:val="000000"/>
-                <w:szCs w:val="28"/>
-              </w:rPr>
-              <w:t>6</w:t>
-            </w:r>
-          </w:p>
-        </w:tc>
-      </w:tr>
-      <w:tr>
-        <w:tc>
-          <w:tcPr>
-            <w:tcW w:w="2880" w:type="dxa"/>
-            <w:shd w:val="clear" w:color="auto" w:fill="FFFFFF"/>
-          </w:tcPr>
-          <w:p>
-            <w:pPr>
-              <w:rPr>
-                <w:szCs w:val="28"/>
-              </w:rPr>
-            </w:pPr>
-            <w:r>
-              <w:rPr>
-                <w:szCs w:val="28"/>
-              </w:rPr>
-              <w:t>N° ítems completados</w:t>
-            </w:r>
-          </w:p>
-        </w:tc>
-        <w:tc>
-          <w:tcPr>
-            <w:tcW w:w="2880" w:type="dxa"/>
-            <w:shd w:val="clear" w:color="auto" w:fill="FFFFFF"/>
-          </w:tcPr>
-          <w:p>
-            <w:pPr>
-              <w:rPr>
-                <w:szCs w:val="28"/>
-              </w:rPr>
-            </w:pPr>
-            <w:r>
-              <w:rPr>
-                <w:color w:val="000000"/>
-                <w:szCs w:val="28"/>
-              </w:rPr>
-              <w:t>—</w:t>
-            </w:r>
-          </w:p>
-        </w:tc>
-        <w:tc>
-          <w:tcPr>
-            <w:tcW w:w="2880" w:type="dxa"/>
-            <w:shd w:val="clear" w:color="auto" w:fill="FFFFFF"/>
-          </w:tcPr>
-          <w:p>
-            <w:pPr>
-              <w:rPr>
-                <w:szCs w:val="28"/>
-              </w:rPr>
-            </w:pPr>
-            <w:r>
-              <w:rPr>
-                <w:color w:val="000000"/>
-                <w:szCs w:val="28"/>
-              </w:rPr>
-              <w:t>6 (100%)</w:t>
-            </w:r>
-          </w:p>
-        </w:tc>
-      </w:tr>
-      <w:tr>
-        <w:tc>
-          <w:tcPr>
-            <w:tcW w:w="2880" w:type="dxa"/>
-            <w:shd w:val="clear" w:color="auto" w:fill="D9E1F2"/>
-          </w:tcPr>
-          <w:p>
-            <w:pPr>
-              <w:rPr>
-                <w:szCs w:val="28"/>
-              </w:rPr>
-            </w:pPr>
-            <w:r>
-              <w:rPr>
-                <w:szCs w:val="28"/>
-              </w:rPr>
-              <w:t>N° ítems bloqueados</w:t>
-            </w:r>
-          </w:p>
-        </w:tc>
-        <w:tc>
-          <w:tcPr>
-            <w:tcW w:w="2880" w:type="dxa"/>
-            <w:shd w:val="clear" w:color="auto" w:fill="F2F2F2"/>
-          </w:tcPr>
-          <w:p>
-            <w:pPr>
-              <w:rPr>
-                <w:szCs w:val="28"/>
-              </w:rPr>
-            </w:pPr>
-            <w:r>
-              <w:rPr>
-                <w:color w:val="000000"/>
-                <w:szCs w:val="28"/>
-              </w:rPr>
-              <w:t>—</w:t>
-            </w:r>
-          </w:p>
-        </w:tc>
-        <w:tc>
-          <w:tcPr>
-            <w:tcW w:w="2880" w:type="dxa"/>
-            <w:shd w:val="clear" w:color="auto" w:fill="F2F2F2"/>
-          </w:tcPr>
-          <w:p>
-            <w:pPr>
-              <w:rPr>
-                <w:szCs w:val="28"/>
-              </w:rPr>
-            </w:pPr>
-            <w:r>
-              <w:rPr>
-                <w:color w:val="000000"/>
-                <w:szCs w:val="28"/>
-              </w:rPr>
-              <w:t>0</w:t>
-            </w:r>
-          </w:p>
-        </w:tc>
-      </w:tr>
-      <w:tr>
-        <w:tc>
-          <w:tcPr>
-            <w:tcW w:w="2880" w:type="dxa"/>
-            <w:shd w:val="clear" w:color="auto" w:fill="FFFFFF"/>
-          </w:tcPr>
-          <w:p>
-            <w:pPr>
-              <w:rPr>
-                <w:szCs w:val="28"/>
-              </w:rPr>
-            </w:pPr>
-            <w:r>
-              <w:rPr>
-                <w:szCs w:val="28"/>
-              </w:rPr>
-              <w:t>N° ítems no completados</w:t>
-            </w:r>
-          </w:p>
-        </w:tc>
-        <w:tc>
-          <w:tcPr>
-            <w:tcW w:w="2880" w:type="dxa"/>
-            <w:shd w:val="clear" w:color="auto" w:fill="FFFFFF"/>
-          </w:tcPr>
-          <w:p>
-            <w:pPr>
-              <w:rPr>
-                <w:szCs w:val="28"/>
-              </w:rPr>
-            </w:pPr>
-            <w:r>
-              <w:rPr>
-                <w:color w:val="000000"/>
-                <w:szCs w:val="28"/>
-              </w:rPr>
-              <w:t>—</w:t>
-            </w:r>
-          </w:p>
-        </w:tc>
-        <w:tc>
-          <w:tcPr>
-            <w:tcW w:w="2880" w:type="dxa"/>
-            <w:shd w:val="clear" w:color="auto" w:fill="FFFFFF"/>
-          </w:tcPr>
-          <w:p>
-            <w:pPr>
-              <w:rPr>
-                <w:szCs w:val="28"/>
-              </w:rPr>
-            </w:pPr>
-            <w:r>
-              <w:rPr>
-                <w:color w:val="000000"/>
-                <w:szCs w:val="28"/>
-              </w:rPr>
-              <w:t>0</w:t>
-            </w:r>
-          </w:p>
-        </w:tc>
-      </w:tr>
-      <w:tr>
-        <w:tc>
-          <w:tcPr>
-            <w:tcW w:w="2880" w:type="dxa"/>
-            <w:shd w:val="clear" w:color="auto" w:fill="D9E1F2"/>
-          </w:tcPr>
-          <w:p>
-            <w:pPr>
-              <w:rPr>
-                <w:szCs w:val="28"/>
-              </w:rPr>
-            </w:pPr>
-            <w:r>
-              <w:rPr>
-                <w:szCs w:val="28"/>
-              </w:rPr>
-              <w:t xml:space="preserve">Velocidad real (SP / </w:t>
-            </w:r>
-            <w:r>
-              <w:rPr>
-                <w:szCs w:val="28"/>
-              </w:rPr>
-              <w:lastRenderedPageBreak/>
-              <w:t>semana)</w:t>
-            </w:r>
-          </w:p>
-        </w:tc>
-        <w:tc>
-          <w:tcPr>
-            <w:tcW w:w="2880" w:type="dxa"/>
-            <w:shd w:val="clear" w:color="auto" w:fill="F2F2F2"/>
-          </w:tcPr>
-          <w:p>
-            <w:pPr>
-              <w:rPr>
-                <w:szCs w:val="28"/>
-              </w:rPr>
-            </w:pPr>
-            <w:r>
-              <w:rPr>
-                <w:color w:val="000000"/>
-                <w:szCs w:val="28"/>
-              </w:rPr>
-              <w:lastRenderedPageBreak/>
-              <w:t>11</w:t>
-            </w:r>
-          </w:p>
-        </w:tc>
-        <w:tc>
-          <w:tcPr>
-            <w:tcW w:w="2880" w:type="dxa"/>
-            <w:shd w:val="clear" w:color="auto" w:fill="F2F2F2"/>
-          </w:tcPr>
-          <w:p>
-            <w:pPr>
-              <w:rPr>
-                <w:szCs w:val="28"/>
-              </w:rPr>
-            </w:pPr>
-            <w:r>
-              <w:rPr>
-                <w:color w:val="000000"/>
-                <w:szCs w:val="28"/>
-              </w:rPr>
-              <w:t>11</w:t>
-            </w:r>
-          </w:p>
-        </w:tc>
-      </w:tr>
-      <w:tr>
-        <w:tc>
-          <w:tcPr>
-            <w:tcW w:w="2880" w:type="dxa"/>
-            <w:shd w:val="clear" w:color="auto" w:fill="FFFFFF"/>
-          </w:tcPr>
-          <w:p>
-            <w:pPr>
-              <w:rPr>
-                <w:szCs w:val="28"/>
-              </w:rPr>
-            </w:pPr>
-            <w:r>
-              <w:rPr>
-                <w:szCs w:val="28"/>
-              </w:rPr>
-              <w:t>% Cumplimiento del sprint</w:t>
-            </w:r>
-          </w:p>
-        </w:tc>
-        <w:tc>
-          <w:tcPr>
-            <w:tcW w:w="2880" w:type="dxa"/>
-            <w:shd w:val="clear" w:color="auto" w:fill="FFFFFF"/>
-          </w:tcPr>
-          <w:p>
-            <w:pPr>
-              <w:rPr>
-                <w:szCs w:val="28"/>
-              </w:rPr>
-            </w:pPr>
-            <w:r>
-              <w:rPr>
-                <w:color w:val="000000"/>
-                <w:szCs w:val="28"/>
-              </w:rPr>
-              <w:t>100%</w:t>
-            </w:r>
-          </w:p>
-        </w:tc>
-        <w:tc>
-          <w:tcPr>
-            <w:tcW w:w="2880" w:type="dxa"/>
-            <w:shd w:val="clear" w:color="auto" w:fill="FFFFFF"/>
-          </w:tcPr>
-          <w:p>
-            <w:pPr>
-              <w:rPr>
-                <w:szCs w:val="28"/>
-              </w:rPr>
-            </w:pPr>
-            <w:r>
-              <w:rPr>
-                <w:color w:val="000000"/>
-                <w:szCs w:val="28"/>
-              </w:rPr>
-              <w:t>100%</w:t>
-            </w:r>
-          </w:p>
-        </w:tc>
-      </w:tr>
-      <w:tr>
-        <w:tc>
-          <w:tcPr>
-            <w:tcW w:w="2880" w:type="dxa"/>
-            <w:shd w:val="clear" w:color="auto" w:fill="D9E1F2"/>
-          </w:tcPr>
-          <w:p>
-            <w:pPr>
-              <w:rPr>
-                <w:szCs w:val="28"/>
-              </w:rPr>
-            </w:pPr>
-            <w:r>
-              <w:rPr>
-                <w:szCs w:val="28"/>
-              </w:rPr>
-              <w:t>N° pruebas automatizadas</w:t>
-            </w:r>
-          </w:p>
-        </w:tc>
-        <w:tc>
-          <w:tcPr>
-            <w:tcW w:w="2880" w:type="dxa"/>
-            <w:shd w:val="clear" w:color="auto" w:fill="F2F2F2"/>
-          </w:tcPr>
-          <w:p>
-            <w:pPr>
-              <w:rPr>
-                <w:szCs w:val="28"/>
-              </w:rPr>
-            </w:pPr>
-            <w:r>
-              <w:rPr>
-                <w:color w:val="000000"/>
-                <w:szCs w:val="28"/>
-              </w:rPr>
-              <w:t>18</w:t>
-            </w:r>
-          </w:p>
-        </w:tc>
-        <w:tc>
-          <w:tcPr>
-            <w:tcW w:w="2880" w:type="dxa"/>
-            <w:shd w:val="clear" w:color="auto" w:fill="F2F2F2"/>
-          </w:tcPr>
-          <w:p>
-            <w:pPr>
-              <w:rPr>
-                <w:szCs w:val="28"/>
-              </w:rPr>
-            </w:pPr>
-            <w:r>
-              <w:rPr>
-                <w:color w:val="000000"/>
-                <w:szCs w:val="28"/>
-              </w:rPr>
-              <w:t>18 (100% PASS)</w:t>
-            </w:r>
-          </w:p>
-        </w:tc>
-      </w:tr>
-      <w:tr>
-        <w:tc>
-          <w:tcPr>
-            <w:tcW w:w="2880" w:type="dxa"/>
-            <w:shd w:val="clear" w:color="auto" w:fill="FFFFFF"/>
-          </w:tcPr>
-          <w:p>
-            <w:pPr>
-              <w:rPr>
-                <w:szCs w:val="28"/>
-              </w:rPr>
-            </w:pPr>
-            <w:r>
-              <w:rPr>
-                <w:szCs w:val="28"/>
-              </w:rPr>
-              <w:t>Compromisos Sprint 03 §8.3 cerrados</w:t>
-            </w:r>
-          </w:p>
-        </w:tc>
-        <w:tc>
-          <w:tcPr>
-            <w:tcW w:w="2880" w:type="dxa"/>
-            <w:shd w:val="clear" w:color="auto" w:fill="FFFFFF"/>
-          </w:tcPr>
-          <w:p>
-            <w:pPr>
-              <w:rPr>
-                <w:szCs w:val="28"/>
-              </w:rPr>
-            </w:pPr>
-            <w:r>
-              <w:rPr>
-                <w:color w:val="000000"/>
-                <w:szCs w:val="28"/>
-              </w:rPr>
-              <w:t>5/5</w:t>
-            </w:r>
-          </w:p>
-        </w:tc>
-        <w:tc>
-          <w:tcPr>
-            <w:tcW w:w="2880" w:type="dxa"/>
-            <w:shd w:val="clear" w:color="auto" w:fill="FFFFFF"/>
-          </w:tcPr>
-          <w:p>
-            <w:pPr>
-              <w:rPr>
-                <w:szCs w:val="28"/>
-              </w:rPr>
-            </w:pPr>
-            <w:r>
-              <w:rPr>
+                <w:rFonts w:asciiTheme="majorHAnsi" w:hAnsiTheme="majorHAnsi" w:cstheme="majorHAnsi"/>
+                <w:szCs w:val="28"/>
+              </w:rPr>
+            </w:pPr>
+            <w:r>
+              <w:rPr>
+                <w:rFonts w:asciiTheme="majorHAnsi" w:hAnsiTheme="majorHAnsi" w:cstheme="majorHAnsi"/>
                 <w:color w:val="000000"/>
                 <w:szCs w:val="28"/>
               </w:rPr>
@@ -2812,18 +3925,24 @@
         <w:tblLook w:val="04A0" w:firstRow="1" w:lastRow="0" w:firstColumn="1" w:lastColumn="0" w:noHBand="0" w:noVBand="1"/>
       </w:tblPr>
       <w:tblGrid>
-        <w:gridCol w:w="4320"/>
-        <w:gridCol w:w="4320"/>
+        <w:gridCol w:w="3369"/>
+        <w:gridCol w:w="5271"/>
       </w:tblGrid>
       <w:tr>
         <w:tc>
           <w:tcPr>
-            <w:tcW w:w="4320" w:type="dxa"/>
+            <w:tcW w:w="3369" w:type="dxa"/>
             <w:shd w:val="clear" w:color="auto" w:fill="D9E1F2"/>
           </w:tcPr>
           <w:p>
-            <w:r>
-              <w:rPr>
+            <w:pPr>
+              <w:rPr>
+                <w:rFonts w:asciiTheme="majorHAnsi" w:hAnsiTheme="majorHAnsi" w:cstheme="majorHAnsi"/>
+              </w:rPr>
+            </w:pPr>
+            <w:r>
+              <w:rPr>
+                <w:rFonts w:asciiTheme="majorHAnsi" w:hAnsiTheme="majorHAnsi" w:cstheme="majorHAnsi"/>
                 <w:b/>
               </w:rPr>
               <w:t>Factores que influyeron positivamente</w:t>
@@ -2832,10 +3951,18 @@
         </w:tc>
         <w:tc>
           <w:tcPr>
-            <w:tcW w:w="4320" w:type="dxa"/>
-          </w:tcPr>
-          <w:p>
-            <w:r>
+            <w:tcW w:w="5271" w:type="dxa"/>
+          </w:tcPr>
+          <w:p>
+            <w:pPr>
+              <w:rPr>
+                <w:rFonts w:asciiTheme="majorHAnsi" w:hAnsiTheme="majorHAnsi" w:cstheme="majorHAnsi"/>
+              </w:rPr>
+            </w:pPr>
+            <w:r>
+              <w:rPr>
+                <w:rFonts w:asciiTheme="majorHAnsi" w:hAnsiTheme="majorHAnsi" w:cstheme="majorHAnsi"/>
+              </w:rPr>
               <w:t>La separación de capas (service vs controller) facilitó la implementación del flujo de aprobación/rechazo. La reutilización del patrón RBAC establecido en sprints anteriores aceleró el desarrollo.</w:t>
             </w:r>
           </w:p>
@@ -2844,12 +3971,18 @@
       <w:tr>
         <w:tc>
           <w:tcPr>
-            <w:tcW w:w="4320" w:type="dxa"/>
+            <w:tcW w:w="3369" w:type="dxa"/>
             <w:shd w:val="clear" w:color="auto" w:fill="D9E1F2"/>
           </w:tcPr>
           <w:p>
-            <w:r>
-              <w:rPr>
+            <w:pPr>
+              <w:rPr>
+                <w:rFonts w:asciiTheme="majorHAnsi" w:hAnsiTheme="majorHAnsi" w:cstheme="majorHAnsi"/>
+              </w:rPr>
+            </w:pPr>
+            <w:r>
+              <w:rPr>
+                <w:rFonts w:asciiTheme="majorHAnsi" w:hAnsiTheme="majorHAnsi" w:cstheme="majorHAnsi"/>
                 <w:b/>
               </w:rPr>
               <w:t>Factores que afectaron negativamente</w:t>
@@ -2858,19 +3991,19 @@
         </w:tc>
         <w:tc>
           <w:tcPr>
-            <w:tcW w:w="4320" w:type="dxa"/>
-          </w:tcPr>
-          <w:p>
-            <w:r>
-              <w:t xml:space="preserve">El endpoint de reactivación de materiales (HT-09) requirió ajustes en el middleware de validación para manejar el campo </w:t>
-            </w:r>
-            <w:proofErr w:type="spellStart"/>
-            <w:r>
-              <w:t>activo:true</w:t>
-            </w:r>
-            <w:proofErr w:type="spellEnd"/>
-            <w:r>
-              <w:t xml:space="preserve"> correctamente.</w:t>
+            <w:tcW w:w="5271" w:type="dxa"/>
+          </w:tcPr>
+          <w:p>
+            <w:pPr>
+              <w:rPr>
+                <w:rFonts w:asciiTheme="majorHAnsi" w:hAnsiTheme="majorHAnsi" w:cstheme="majorHAnsi"/>
+              </w:rPr>
+            </w:pPr>
+            <w:r>
+              <w:rPr>
+                <w:rFonts w:asciiTheme="majorHAnsi" w:hAnsiTheme="majorHAnsi" w:cstheme="majorHAnsi"/>
+              </w:rPr>
+              <w:t>El endpoint de reactivación de materiales (HT-09) requirió ajustes en el middleware de validación para manejar el campo activo:true correctamente.</w:t>
             </w:r>
           </w:p>
         </w:tc>
@@ -2878,12 +4011,18 @@
       <w:tr>
         <w:tc>
           <w:tcPr>
-            <w:tcW w:w="4320" w:type="dxa"/>
+            <w:tcW w:w="3369" w:type="dxa"/>
             <w:shd w:val="clear" w:color="auto" w:fill="D9E1F2"/>
           </w:tcPr>
           <w:p>
-            <w:r>
-              <w:rPr>
+            <w:pPr>
+              <w:rPr>
+                <w:rFonts w:asciiTheme="majorHAnsi" w:hAnsiTheme="majorHAnsi" w:cstheme="majorHAnsi"/>
+              </w:rPr>
+            </w:pPr>
+            <w:r>
+              <w:rPr>
+                <w:rFonts w:asciiTheme="majorHAnsi" w:hAnsiTheme="majorHAnsi" w:cstheme="majorHAnsi"/>
                 <w:b/>
               </w:rPr>
               <w:t>Lecciones aprendidas clave</w:t>
@@ -2892,13 +4031,24 @@
         </w:tc>
         <w:tc>
           <w:tcPr>
-            <w:tcW w:w="4320" w:type="dxa"/>
-          </w:tcPr>
-          <w:p>
-            <w:r>
+            <w:tcW w:w="5271" w:type="dxa"/>
+          </w:tcPr>
+          <w:p>
+            <w:pPr>
+              <w:rPr>
+                <w:rFonts w:asciiTheme="majorHAnsi" w:hAnsiTheme="majorHAnsi" w:cstheme="majorHAnsi"/>
+              </w:rPr>
+            </w:pPr>
+            <w:r>
+              <w:rPr>
+                <w:rFonts w:asciiTheme="majorHAnsi" w:hAnsiTheme="majorHAnsi" w:cstheme="majorHAnsi"/>
+              </w:rPr>
               <w:t>1. La validación de estado previo antes de aprobar/rechazar un requerimiento evita inconsistencias en el flujo.</w:t>
             </w:r>
             <w:r>
+              <w:rPr>
+                <w:rFonts w:asciiTheme="majorHAnsi" w:hAnsiTheme="majorHAnsi" w:cstheme="majorHAnsi"/>
+              </w:rPr>
               <w:br/>
               <w:t>2. Los tests de integración deben cubrir todos los roles RBAC para garantizar correctitud del control de acceso.</w:t>
             </w:r>
@@ -2908,12 +4058,18 @@
       <w:tr>
         <w:tc>
           <w:tcPr>
-            <w:tcW w:w="4320" w:type="dxa"/>
+            <w:tcW w:w="3369" w:type="dxa"/>
             <w:shd w:val="clear" w:color="auto" w:fill="D9E1F2"/>
           </w:tcPr>
           <w:p>
-            <w:r>
-              <w:rPr>
+            <w:pPr>
+              <w:rPr>
+                <w:rFonts w:asciiTheme="majorHAnsi" w:hAnsiTheme="majorHAnsi" w:cstheme="majorHAnsi"/>
+              </w:rPr>
+            </w:pPr>
+            <w:r>
+              <w:rPr>
+                <w:rFonts w:asciiTheme="majorHAnsi" w:hAnsiTheme="majorHAnsi" w:cstheme="majorHAnsi"/>
                 <w:b/>
               </w:rPr>
               <w:t>Compromisos para el siguiente sprint</w:t>
@@ -2922,10 +4078,18 @@
         </w:tc>
         <w:tc>
           <w:tcPr>
-            <w:tcW w:w="4320" w:type="dxa"/>
-          </w:tcPr>
-          <w:p>
-            <w:r>
+            <w:tcW w:w="5271" w:type="dxa"/>
+          </w:tcPr>
+          <w:p>
+            <w:pPr>
+              <w:rPr>
+                <w:rFonts w:asciiTheme="majorHAnsi" w:hAnsiTheme="majorHAnsi" w:cstheme="majorHAnsi"/>
+              </w:rPr>
+            </w:pPr>
+            <w:r>
+              <w:rPr>
+                <w:rFonts w:asciiTheme="majorHAnsi" w:hAnsiTheme="majorHAnsi" w:cstheme="majorHAnsi"/>
+              </w:rPr>
               <w:t>Implementar el módulo de Planilla Mensual de Obra y el cierre contable mensual (Sprint 05).</w:t>
             </w:r>
           </w:p>
@@ -2947,14 +4111,13 @@
         <w:tblLook w:val="04A0" w:firstRow="1" w:lastRow="0" w:firstColumn="1" w:lastColumn="0" w:noHBand="0" w:noVBand="1"/>
       </w:tblPr>
       <w:tblGrid>
-        <w:gridCol w:w="2880"/>
-        <w:gridCol w:w="2880"/>
-        <w:gridCol w:w="2880"/>
+        <w:gridCol w:w="1242"/>
+        <w:gridCol w:w="4518"/>
       </w:tblGrid>
       <w:tr>
         <w:tc>
           <w:tcPr>
-            <w:tcW w:w="2880" w:type="dxa"/>
+            <w:tcW w:w="1242" w:type="dxa"/>
             <w:shd w:val="clear" w:color="auto" w:fill="1F3864"/>
           </w:tcPr>
           <w:p>
@@ -2975,7 +4138,7 @@
         </w:tc>
         <w:tc>
           <w:tcPr>
-            <w:tcW w:w="2880" w:type="dxa"/>
+            <w:tcW w:w="4518" w:type="dxa"/>
             <w:shd w:val="clear" w:color="auto" w:fill="1F3864"/>
           </w:tcPr>
           <w:p>
@@ -2994,32 +4157,11 @@
             </w:r>
           </w:p>
         </w:tc>
-        <w:tc>
-          <w:tcPr>
-            <w:tcW w:w="2880" w:type="dxa"/>
-            <w:shd w:val="clear" w:color="auto" w:fill="1F3864"/>
-          </w:tcPr>
-          <w:p>
-            <w:pPr>
-              <w:rPr>
-                <w:szCs w:val="28"/>
-              </w:rPr>
-            </w:pPr>
-            <w:r>
-              <w:rPr>
-                <w:b/>
-                <w:color w:val="FFFFFF"/>
-                <w:szCs w:val="28"/>
-              </w:rPr>
-              <w:t>Contexto de uso</w:t>
-            </w:r>
-          </w:p>
-        </w:tc>
       </w:tr>
       <w:tr>
         <w:tc>
           <w:tcPr>
-            <w:tcW w:w="2880" w:type="dxa"/>
+            <w:tcW w:w="1242" w:type="dxa"/>
             <w:shd w:val="clear" w:color="auto" w:fill="D9E1F2"/>
           </w:tcPr>
           <w:p>
@@ -3040,7 +4182,7 @@
         </w:tc>
         <w:tc>
           <w:tcPr>
-            <w:tcW w:w="2880" w:type="dxa"/>
+            <w:tcW w:w="4518" w:type="dxa"/>
             <w:shd w:val="clear" w:color="auto" w:fill="D9E1F2"/>
           </w:tcPr>
           <w:p>
@@ -3055,26 +4197,6 @@
                 <w:szCs w:val="28"/>
               </w:rPr>
               <w:t>Story Point</w:t>
-            </w:r>
-          </w:p>
-        </w:tc>
-        <w:tc>
-          <w:tcPr>
-            <w:tcW w:w="2880" w:type="dxa"/>
-            <w:shd w:val="clear" w:color="auto" w:fill="D9E1F2"/>
-          </w:tcPr>
-          <w:p>
-            <w:pPr>
-              <w:rPr>
-                <w:szCs w:val="28"/>
-              </w:rPr>
-            </w:pPr>
-            <w:r>
-              <w:rPr>
-                <w:color w:val="000000"/>
-                <w:szCs w:val="28"/>
-              </w:rPr>
-              <w:t>Unidad de estimación de esfuerzo</w:t>
             </w:r>
           </w:p>
         </w:tc>
@@ -3082,7 +4204,7 @@
       <w:tr>
         <w:tc>
           <w:tcPr>
-            <w:tcW w:w="2880" w:type="dxa"/>
+            <w:tcW w:w="1242" w:type="dxa"/>
             <w:shd w:val="clear" w:color="auto" w:fill="FFFFFF"/>
           </w:tcPr>
           <w:p>
@@ -3103,7 +4225,7 @@
         </w:tc>
         <w:tc>
           <w:tcPr>
-            <w:tcW w:w="2880" w:type="dxa"/>
+            <w:tcW w:w="4518" w:type="dxa"/>
             <w:shd w:val="clear" w:color="auto" w:fill="FFFFFF"/>
           </w:tcPr>
           <w:p>
@@ -3118,26 +4240,6 @@
                 <w:szCs w:val="28"/>
               </w:rPr>
               <w:t>Historia de Usuario</w:t>
-            </w:r>
-          </w:p>
-        </w:tc>
-        <w:tc>
-          <w:tcPr>
-            <w:tcW w:w="2880" w:type="dxa"/>
-            <w:shd w:val="clear" w:color="auto" w:fill="FFFFFF"/>
-          </w:tcPr>
-          <w:p>
-            <w:pPr>
-              <w:rPr>
-                <w:szCs w:val="28"/>
-              </w:rPr>
-            </w:pPr>
-            <w:r>
-              <w:rPr>
-                <w:color w:val="000000"/>
-                <w:szCs w:val="28"/>
-              </w:rPr>
-              <w:t>Tipo de ítem del backlog</w:t>
             </w:r>
           </w:p>
         </w:tc>
@@ -3145,7 +4247,7 @@
       <w:tr>
         <w:tc>
           <w:tcPr>
-            <w:tcW w:w="2880" w:type="dxa"/>
+            <w:tcW w:w="1242" w:type="dxa"/>
             <w:shd w:val="clear" w:color="auto" w:fill="D9E1F2"/>
           </w:tcPr>
           <w:p>
@@ -3166,7 +4268,7 @@
         </w:tc>
         <w:tc>
           <w:tcPr>
-            <w:tcW w:w="2880" w:type="dxa"/>
+            <w:tcW w:w="4518" w:type="dxa"/>
             <w:shd w:val="clear" w:color="auto" w:fill="D9E1F2"/>
           </w:tcPr>
           <w:p>
@@ -3181,26 +4283,6 @@
                 <w:szCs w:val="28"/>
               </w:rPr>
               <w:t>Historia Técnica</w:t>
-            </w:r>
-          </w:p>
-        </w:tc>
-        <w:tc>
-          <w:tcPr>
-            <w:tcW w:w="2880" w:type="dxa"/>
-            <w:shd w:val="clear" w:color="auto" w:fill="D9E1F2"/>
-          </w:tcPr>
-          <w:p>
-            <w:pPr>
-              <w:rPr>
-                <w:szCs w:val="28"/>
-              </w:rPr>
-            </w:pPr>
-            <w:r>
-              <w:rPr>
-                <w:color w:val="000000"/>
-                <w:szCs w:val="28"/>
-              </w:rPr>
-              <w:t>Tarea técnica transversal</w:t>
             </w:r>
           </w:p>
         </w:tc>
@@ -3208,7 +4290,7 @@
       <w:tr>
         <w:tc>
           <w:tcPr>
-            <w:tcW w:w="2880" w:type="dxa"/>
+            <w:tcW w:w="1242" w:type="dxa"/>
             <w:shd w:val="clear" w:color="auto" w:fill="FFFFFF"/>
           </w:tcPr>
           <w:p>
@@ -3229,7 +4311,7 @@
         </w:tc>
         <w:tc>
           <w:tcPr>
-            <w:tcW w:w="2880" w:type="dxa"/>
+            <w:tcW w:w="4518" w:type="dxa"/>
             <w:shd w:val="clear" w:color="auto" w:fill="FFFFFF"/>
           </w:tcPr>
           <w:p>
@@ -3244,26 +4326,6 @@
                 <w:szCs w:val="28"/>
               </w:rPr>
               <w:t>Planificado-Realizado</w:t>
-            </w:r>
-          </w:p>
-        </w:tc>
-        <w:tc>
-          <w:tcPr>
-            <w:tcW w:w="2880" w:type="dxa"/>
-            <w:shd w:val="clear" w:color="auto" w:fill="FFFFFF"/>
-          </w:tcPr>
-          <w:p>
-            <w:pPr>
-              <w:rPr>
-                <w:szCs w:val="28"/>
-              </w:rPr>
-            </w:pPr>
-            <w:r>
-              <w:rPr>
-                <w:color w:val="000000"/>
-                <w:szCs w:val="28"/>
-              </w:rPr>
-              <w:t>Prefijo del código de este documento</w:t>
             </w:r>
           </w:p>
         </w:tc>
@@ -3271,7 +4333,7 @@
       <w:tr>
         <w:tc>
           <w:tcPr>
-            <w:tcW w:w="2880" w:type="dxa"/>
+            <w:tcW w:w="1242" w:type="dxa"/>
             <w:shd w:val="clear" w:color="auto" w:fill="D9E1F2"/>
           </w:tcPr>
           <w:p>
@@ -3292,7 +4354,7 @@
         </w:tc>
         <w:tc>
           <w:tcPr>
-            <w:tcW w:w="2880" w:type="dxa"/>
+            <w:tcW w:w="4518" w:type="dxa"/>
             <w:shd w:val="clear" w:color="auto" w:fill="D9E1F2"/>
           </w:tcPr>
           <w:p>
@@ -3307,26 +4369,6 @@
                 <w:szCs w:val="28"/>
               </w:rPr>
               <w:t>Sprint</w:t>
-            </w:r>
-          </w:p>
-        </w:tc>
-        <w:tc>
-          <w:tcPr>
-            <w:tcW w:w="2880" w:type="dxa"/>
-            <w:shd w:val="clear" w:color="auto" w:fill="D9E1F2"/>
-          </w:tcPr>
-          <w:p>
-            <w:pPr>
-              <w:rPr>
-                <w:szCs w:val="28"/>
-              </w:rPr>
-            </w:pPr>
-            <w:r>
-              <w:rPr>
-                <w:color w:val="000000"/>
-                <w:szCs w:val="28"/>
-              </w:rPr>
-              <w:t>Iteración de desarrollo Scrum</w:t>
             </w:r>
           </w:p>
         </w:tc>
@@ -3334,7 +4376,7 @@
       <w:tr>
         <w:tc>
           <w:tcPr>
-            <w:tcW w:w="2880" w:type="dxa"/>
+            <w:tcW w:w="1242" w:type="dxa"/>
             <w:shd w:val="clear" w:color="auto" w:fill="FFFFFF"/>
           </w:tcPr>
           <w:p>
@@ -3355,7 +4397,7 @@
         </w:tc>
         <w:tc>
           <w:tcPr>
-            <w:tcW w:w="2880" w:type="dxa"/>
+            <w:tcW w:w="4518" w:type="dxa"/>
             <w:shd w:val="clear" w:color="auto" w:fill="FFFFFF"/>
           </w:tcPr>
           <w:p>
@@ -3370,26 +4412,6 @@
                 <w:szCs w:val="28"/>
               </w:rPr>
               <w:t>Role-Based Access Control</w:t>
-            </w:r>
-          </w:p>
-        </w:tc>
-        <w:tc>
-          <w:tcPr>
-            <w:tcW w:w="2880" w:type="dxa"/>
-            <w:shd w:val="clear" w:color="auto" w:fill="FFFFFF"/>
-          </w:tcPr>
-          <w:p>
-            <w:pPr>
-              <w:rPr>
-                <w:szCs w:val="28"/>
-              </w:rPr>
-            </w:pPr>
-            <w:r>
-              <w:rPr>
-                <w:color w:val="000000"/>
-                <w:szCs w:val="28"/>
-              </w:rPr>
-              <w:t>Control de acceso por roles</w:t>
             </w:r>
           </w:p>
         </w:tc>
@@ -3397,7 +4419,7 @@
       <w:tr>
         <w:tc>
           <w:tcPr>
-            <w:tcW w:w="2880" w:type="dxa"/>
+            <w:tcW w:w="1242" w:type="dxa"/>
             <w:shd w:val="clear" w:color="auto" w:fill="D9E1F2"/>
           </w:tcPr>
           <w:p>
@@ -3418,7 +4440,7 @@
         </w:tc>
         <w:tc>
           <w:tcPr>
-            <w:tcW w:w="2880" w:type="dxa"/>
+            <w:tcW w:w="4518" w:type="dxa"/>
             <w:shd w:val="clear" w:color="auto" w:fill="D9E1F2"/>
           </w:tcPr>
           <w:p>
@@ -3432,36 +4454,7 @@
                 <w:color w:val="000000"/>
                 <w:szCs w:val="28"/>
               </w:rPr>
-              <w:t xml:space="preserve">Application Programming </w:t>
-            </w:r>
-            <w:r>
-              <w:rPr>
-                <w:color w:val="000000"/>
-                <w:szCs w:val="28"/>
-              </w:rPr>
-              <w:lastRenderedPageBreak/>
-              <w:t>Interface</w:t>
-            </w:r>
-          </w:p>
-        </w:tc>
-        <w:tc>
-          <w:tcPr>
-            <w:tcW w:w="2880" w:type="dxa"/>
-            <w:shd w:val="clear" w:color="auto" w:fill="D9E1F2"/>
-          </w:tcPr>
-          <w:p>
-            <w:pPr>
-              <w:rPr>
-                <w:szCs w:val="28"/>
-              </w:rPr>
-            </w:pPr>
-            <w:r>
-              <w:rPr>
-                <w:color w:val="000000"/>
-                <w:szCs w:val="28"/>
-              </w:rPr>
-              <w:lastRenderedPageBreak/>
-              <w:t>Interfaz de programación</w:t>
+              <w:t>Application Programming Interface</w:t>
             </w:r>
           </w:p>
         </w:tc>
@@ -3469,7 +4462,7 @@
       <w:tr>
         <w:tc>
           <w:tcPr>
-            <w:tcW w:w="2880" w:type="dxa"/>
+            <w:tcW w:w="1242" w:type="dxa"/>
             <w:shd w:val="clear" w:color="auto" w:fill="FFFFFF"/>
           </w:tcPr>
           <w:p>
@@ -3484,13 +4477,14 @@
                 <w:color w:val="000000"/>
                 <w:szCs w:val="28"/>
               </w:rPr>
+              <w:lastRenderedPageBreak/>
               <w:t>BD</w:t>
             </w:r>
           </w:p>
         </w:tc>
         <w:tc>
           <w:tcPr>
-            <w:tcW w:w="2880" w:type="dxa"/>
+            <w:tcW w:w="4518" w:type="dxa"/>
             <w:shd w:val="clear" w:color="auto" w:fill="FFFFFF"/>
           </w:tcPr>
           <w:p>
@@ -3505,26 +4499,6 @@
                 <w:szCs w:val="28"/>
               </w:rPr>
               <w:t>Base de Datos</w:t>
-            </w:r>
-          </w:p>
-        </w:tc>
-        <w:tc>
-          <w:tcPr>
-            <w:tcW w:w="2880" w:type="dxa"/>
-            <w:shd w:val="clear" w:color="auto" w:fill="FFFFFF"/>
-          </w:tcPr>
-          <w:p>
-            <w:pPr>
-              <w:rPr>
-                <w:szCs w:val="28"/>
-              </w:rPr>
-            </w:pPr>
-            <w:r>
-              <w:rPr>
-                <w:color w:val="000000"/>
-                <w:szCs w:val="28"/>
-              </w:rPr>
-              <w:t>Repositorio de datos del sistema</w:t>
             </w:r>
           </w:p>
         </w:tc>
@@ -3532,7 +4506,7 @@
       <w:tr>
         <w:tc>
           <w:tcPr>
-            <w:tcW w:w="2880" w:type="dxa"/>
+            <w:tcW w:w="1242" w:type="dxa"/>
             <w:shd w:val="clear" w:color="auto" w:fill="D9E1F2"/>
           </w:tcPr>
           <w:p>
@@ -3553,7 +4527,7 @@
         </w:tc>
         <w:tc>
           <w:tcPr>
-            <w:tcW w:w="2880" w:type="dxa"/>
+            <w:tcW w:w="4518" w:type="dxa"/>
             <w:shd w:val="clear" w:color="auto" w:fill="D9E1F2"/>
           </w:tcPr>
           <w:p>
@@ -3568,26 +4542,6 @@
                 <w:szCs w:val="28"/>
               </w:rPr>
               <w:t>Continuous Integration</w:t>
-            </w:r>
-          </w:p>
-        </w:tc>
-        <w:tc>
-          <w:tcPr>
-            <w:tcW w:w="2880" w:type="dxa"/>
-            <w:shd w:val="clear" w:color="auto" w:fill="D9E1F2"/>
-          </w:tcPr>
-          <w:p>
-            <w:pPr>
-              <w:rPr>
-                <w:szCs w:val="28"/>
-              </w:rPr>
-            </w:pPr>
-            <w:r>
-              <w:rPr>
-                <w:color w:val="000000"/>
-                <w:szCs w:val="28"/>
-              </w:rPr>
-              <w:t>Integración continua</w:t>
             </w:r>
           </w:p>
         </w:tc>
@@ -3595,7 +4549,7 @@
       <w:tr>
         <w:tc>
           <w:tcPr>
-            <w:tcW w:w="2880" w:type="dxa"/>
+            <w:tcW w:w="1242" w:type="dxa"/>
             <w:shd w:val="clear" w:color="auto" w:fill="FFFFFF"/>
           </w:tcPr>
           <w:p>
@@ -3616,7 +4570,7 @@
         </w:tc>
         <w:tc>
           <w:tcPr>
-            <w:tcW w:w="2880" w:type="dxa"/>
+            <w:tcW w:w="4518" w:type="dxa"/>
             <w:shd w:val="clear" w:color="auto" w:fill="FFFFFF"/>
           </w:tcPr>
           <w:p>
@@ -3631,26 +4585,6 @@
                 <w:szCs w:val="28"/>
               </w:rPr>
               <w:t>Create, Read, Update, Delete</w:t>
-            </w:r>
-          </w:p>
-        </w:tc>
-        <w:tc>
-          <w:tcPr>
-            <w:tcW w:w="2880" w:type="dxa"/>
-            <w:shd w:val="clear" w:color="auto" w:fill="FFFFFF"/>
-          </w:tcPr>
-          <w:p>
-            <w:pPr>
-              <w:rPr>
-                <w:szCs w:val="28"/>
-              </w:rPr>
-            </w:pPr>
-            <w:r>
-              <w:rPr>
-                <w:color w:val="000000"/>
-                <w:szCs w:val="28"/>
-              </w:rPr>
-              <w:t>Operaciones básicas de gestión</w:t>
             </w:r>
           </w:p>
         </w:tc>
@@ -3658,7 +4592,7 @@
       <w:tr>
         <w:tc>
           <w:tcPr>
-            <w:tcW w:w="2880" w:type="dxa"/>
+            <w:tcW w:w="1242" w:type="dxa"/>
             <w:shd w:val="clear" w:color="auto" w:fill="D9E1F2"/>
           </w:tcPr>
           <w:p>
@@ -3679,7 +4613,7 @@
         </w:tc>
         <w:tc>
           <w:tcPr>
-            <w:tcW w:w="2880" w:type="dxa"/>
+            <w:tcW w:w="4518" w:type="dxa"/>
             <w:shd w:val="clear" w:color="auto" w:fill="D9E1F2"/>
           </w:tcPr>
           <w:p>
@@ -3694,26 +4628,6 @@
                 <w:szCs w:val="28"/>
               </w:rPr>
               <w:t>JSON Web Token</w:t>
-            </w:r>
-          </w:p>
-        </w:tc>
-        <w:tc>
-          <w:tcPr>
-            <w:tcW w:w="2880" w:type="dxa"/>
-            <w:shd w:val="clear" w:color="auto" w:fill="D9E1F2"/>
-          </w:tcPr>
-          <w:p>
-            <w:pPr>
-              <w:rPr>
-                <w:szCs w:val="28"/>
-              </w:rPr>
-            </w:pPr>
-            <w:r>
-              <w:rPr>
-                <w:color w:val="000000"/>
-                <w:szCs w:val="28"/>
-              </w:rPr>
-              <w:t>Mecanismo de autenticación</w:t>
             </w:r>
           </w:p>
         </w:tc>
@@ -4334,11 +5248,11 @@
     <w:link w:val="Ttulo1Car"/>
     <w:uiPriority w:val="9"/>
     <w:qFormat/>
-    <w:rsid w:val="006E580A"/>
+    <w:rsid w:val="00262567"/>
     <w:pPr>
       <w:keepNext/>
       <w:keepLines/>
-      <w:spacing w:before="480" w:after="0"/>
+      <w:spacing w:before="120" w:after="120" w:line="240" w:lineRule="auto"/>
       <w:outlineLvl w:val="0"/>
     </w:pPr>
     <w:rPr>
@@ -4619,12 +5533,13 @@
     <w:basedOn w:val="Fuentedeprrafopredeter"/>
     <w:link w:val="Ttulo1"/>
     <w:uiPriority w:val="9"/>
-    <w:rsid w:val="006E580A"/>
+    <w:rsid w:val="00262567"/>
     <w:rPr>
       <w:rFonts w:asciiTheme="majorHAnsi" w:eastAsiaTheme="majorEastAsia" w:hAnsiTheme="majorHAnsi" w:cstheme="majorBidi"/>
       <w:b/>
       <w:bCs/>
       <w:szCs w:val="28"/>
+      <w:lang w:val="es-EC"/>
     </w:rPr>
   </w:style>
   <w:style w:type="character" w:customStyle="1" w:styleId="Ttulo2Car">

--- a/Documentos Base/Sprint 4 documentacion/Sprint_04_Planificado_Realizado_ICARO.docx
+++ b/Documentos Base/Sprint 4 documentacion/Sprint_04_Planificado_Realizado_ICARO.docx
@@ -577,15 +577,7 @@
                 <w:color w:val="000000"/>
                 <w:szCs w:val="28"/>
               </w:rPr>
-              <w:t>09</w:t>
-            </w:r>
-            <w:r>
-              <w:rPr>
-                <w:rFonts w:asciiTheme="majorHAnsi" w:hAnsiTheme="majorHAnsi" w:cstheme="majorHAnsi"/>
-                <w:color w:val="000000"/>
-                <w:szCs w:val="28"/>
-              </w:rPr>
-              <w:t>/05/2026</w:t>
+              <w:t>09/05/2026</w:t>
             </w:r>
           </w:p>
         </w:tc>
@@ -3925,13 +3917,13 @@
         <w:tblLook w:val="04A0" w:firstRow="1" w:lastRow="0" w:firstColumn="1" w:lastColumn="0" w:noHBand="0" w:noVBand="1"/>
       </w:tblPr>
       <w:tblGrid>
-        <w:gridCol w:w="3369"/>
-        <w:gridCol w:w="5271"/>
+        <w:gridCol w:w="3085"/>
+        <w:gridCol w:w="5555"/>
       </w:tblGrid>
       <w:tr>
         <w:tc>
           <w:tcPr>
-            <w:tcW w:w="3369" w:type="dxa"/>
+            <w:tcW w:w="3085" w:type="dxa"/>
             <w:shd w:val="clear" w:color="auto" w:fill="D9E1F2"/>
           </w:tcPr>
           <w:p>
@@ -3951,7 +3943,7 @@
         </w:tc>
         <w:tc>
           <w:tcPr>
-            <w:tcW w:w="5271" w:type="dxa"/>
+            <w:tcW w:w="5555" w:type="dxa"/>
           </w:tcPr>
           <w:p>
             <w:pPr>
@@ -3971,7 +3963,7 @@
       <w:tr>
         <w:tc>
           <w:tcPr>
-            <w:tcW w:w="3369" w:type="dxa"/>
+            <w:tcW w:w="3085" w:type="dxa"/>
             <w:shd w:val="clear" w:color="auto" w:fill="D9E1F2"/>
           </w:tcPr>
           <w:p>
@@ -3991,7 +3983,7 @@
         </w:tc>
         <w:tc>
           <w:tcPr>
-            <w:tcW w:w="5271" w:type="dxa"/>
+            <w:tcW w:w="5555" w:type="dxa"/>
           </w:tcPr>
           <w:p>
             <w:pPr>
@@ -4011,7 +4003,7 @@
       <w:tr>
         <w:tc>
           <w:tcPr>
-            <w:tcW w:w="3369" w:type="dxa"/>
+            <w:tcW w:w="3085" w:type="dxa"/>
             <w:shd w:val="clear" w:color="auto" w:fill="D9E1F2"/>
           </w:tcPr>
           <w:p>
@@ -4031,7 +4023,7 @@
         </w:tc>
         <w:tc>
           <w:tcPr>
-            <w:tcW w:w="5271" w:type="dxa"/>
+            <w:tcW w:w="5555" w:type="dxa"/>
           </w:tcPr>
           <w:p>
             <w:pPr>
@@ -4058,7 +4050,7 @@
       <w:tr>
         <w:tc>
           <w:tcPr>
-            <w:tcW w:w="3369" w:type="dxa"/>
+            <w:tcW w:w="3085" w:type="dxa"/>
             <w:shd w:val="clear" w:color="auto" w:fill="D9E1F2"/>
           </w:tcPr>
           <w:p>
@@ -4078,7 +4070,7 @@
         </w:tc>
         <w:tc>
           <w:tcPr>
-            <w:tcW w:w="5271" w:type="dxa"/>
+            <w:tcW w:w="5555" w:type="dxa"/>
           </w:tcPr>
           <w:p>
             <w:pPr>

--- a/Documentos Base/Sprint 4 documentacion/Sprint_04_Planificado_Realizado_ICARO.docx
+++ b/Documentos Base/Sprint 4 documentacion/Sprint_04_Planificado_Realizado_ICARO.docx
@@ -441,7 +441,6 @@
           </w:tcPr>
           <w:p>
             <w:pPr>
-              <w:jc w:val="center"/>
               <w:rPr>
                 <w:rFonts w:asciiTheme="majorHAnsi" w:hAnsiTheme="majorHAnsi" w:cstheme="majorHAnsi"/>
                 <w:szCs w:val="28"/>
@@ -466,7 +465,6 @@
           </w:tcPr>
           <w:p>
             <w:pPr>
-              <w:jc w:val="center"/>
               <w:rPr>
                 <w:rFonts w:asciiTheme="majorHAnsi" w:hAnsiTheme="majorHAnsi" w:cstheme="majorHAnsi"/>
                 <w:szCs w:val="28"/>
@@ -491,7 +489,6 @@
           </w:tcPr>
           <w:p>
             <w:pPr>
-              <w:jc w:val="center"/>
               <w:rPr>
                 <w:rFonts w:asciiTheme="majorHAnsi" w:hAnsiTheme="majorHAnsi" w:cstheme="majorHAnsi"/>
                 <w:szCs w:val="28"/>
@@ -516,7 +513,6 @@
           </w:tcPr>
           <w:p>
             <w:pPr>
-              <w:jc w:val="center"/>
               <w:rPr>
                 <w:rFonts w:asciiTheme="majorHAnsi" w:hAnsiTheme="majorHAnsi" w:cstheme="majorHAnsi"/>
                 <w:szCs w:val="28"/>
@@ -542,7 +538,6 @@
           </w:tcPr>
           <w:p>
             <w:pPr>
-              <w:jc w:val="center"/>
               <w:rPr>
                 <w:rFonts w:asciiTheme="majorHAnsi" w:hAnsiTheme="majorHAnsi" w:cstheme="majorHAnsi"/>
                 <w:szCs w:val="28"/>
@@ -565,7 +560,6 @@
           </w:tcPr>
           <w:p>
             <w:pPr>
-              <w:jc w:val="center"/>
               <w:rPr>
                 <w:rFonts w:asciiTheme="majorHAnsi" w:hAnsiTheme="majorHAnsi" w:cstheme="majorHAnsi"/>
                 <w:szCs w:val="28"/>
@@ -588,7 +582,6 @@
           </w:tcPr>
           <w:p>
             <w:pPr>
-              <w:jc w:val="center"/>
               <w:rPr>
                 <w:rFonts w:asciiTheme="majorHAnsi" w:hAnsiTheme="majorHAnsi" w:cstheme="majorHAnsi"/>
                 <w:szCs w:val="28"/>
@@ -611,7 +604,6 @@
           </w:tcPr>
           <w:p>
             <w:pPr>
-              <w:jc w:val="center"/>
               <w:rPr>
                 <w:rFonts w:asciiTheme="majorHAnsi" w:hAnsiTheme="majorHAnsi" w:cstheme="majorHAnsi"/>
                 <w:szCs w:val="28"/>
@@ -3930,12 +3922,16 @@
             <w:pPr>
               <w:rPr>
                 <w:rFonts w:asciiTheme="majorHAnsi" w:hAnsiTheme="majorHAnsi" w:cstheme="majorHAnsi"/>
+                <w:sz w:val="20"/>
+                <w:szCs w:val="20"/>
               </w:rPr>
             </w:pPr>
             <w:r>
               <w:rPr>
                 <w:rFonts w:asciiTheme="majorHAnsi" w:hAnsiTheme="majorHAnsi" w:cstheme="majorHAnsi"/>
                 <w:b/>
+                <w:sz w:val="20"/>
+                <w:szCs w:val="20"/>
               </w:rPr>
               <w:t>Factores que influyeron positivamente</w:t>
             </w:r>
@@ -3949,11 +3945,15 @@
             <w:pPr>
               <w:rPr>
                 <w:rFonts w:asciiTheme="majorHAnsi" w:hAnsiTheme="majorHAnsi" w:cstheme="majorHAnsi"/>
-              </w:rPr>
-            </w:pPr>
-            <w:r>
-              <w:rPr>
-                <w:rFonts w:asciiTheme="majorHAnsi" w:hAnsiTheme="majorHAnsi" w:cstheme="majorHAnsi"/>
+                <w:sz w:val="20"/>
+                <w:szCs w:val="20"/>
+              </w:rPr>
+            </w:pPr>
+            <w:r>
+              <w:rPr>
+                <w:rFonts w:asciiTheme="majorHAnsi" w:hAnsiTheme="majorHAnsi" w:cstheme="majorHAnsi"/>
+                <w:sz w:val="20"/>
+                <w:szCs w:val="20"/>
               </w:rPr>
               <w:t>La separación de capas (service vs controller) facilitó la implementación del flujo de aprobación/rechazo. La reutilización del patrón RBAC establecido en sprints anteriores aceleró el desarrollo.</w:t>
             </w:r>
@@ -3970,12 +3970,16 @@
             <w:pPr>
               <w:rPr>
                 <w:rFonts w:asciiTheme="majorHAnsi" w:hAnsiTheme="majorHAnsi" w:cstheme="majorHAnsi"/>
+                <w:sz w:val="20"/>
+                <w:szCs w:val="20"/>
               </w:rPr>
             </w:pPr>
             <w:r>
               <w:rPr>
                 <w:rFonts w:asciiTheme="majorHAnsi" w:hAnsiTheme="majorHAnsi" w:cstheme="majorHAnsi"/>
                 <w:b/>
+                <w:sz w:val="20"/>
+                <w:szCs w:val="20"/>
               </w:rPr>
               <w:t>Factores que afectaron negativamente</w:t>
             </w:r>
@@ -3989,11 +3993,15 @@
             <w:pPr>
               <w:rPr>
                 <w:rFonts w:asciiTheme="majorHAnsi" w:hAnsiTheme="majorHAnsi" w:cstheme="majorHAnsi"/>
-              </w:rPr>
-            </w:pPr>
-            <w:r>
-              <w:rPr>
-                <w:rFonts w:asciiTheme="majorHAnsi" w:hAnsiTheme="majorHAnsi" w:cstheme="majorHAnsi"/>
+                <w:sz w:val="20"/>
+                <w:szCs w:val="20"/>
+              </w:rPr>
+            </w:pPr>
+            <w:r>
+              <w:rPr>
+                <w:rFonts w:asciiTheme="majorHAnsi" w:hAnsiTheme="majorHAnsi" w:cstheme="majorHAnsi"/>
+                <w:sz w:val="20"/>
+                <w:szCs w:val="20"/>
               </w:rPr>
               <w:t>El endpoint de reactivación de materiales (HT-09) requirió ajustes en el middleware de validación para manejar el campo activo:true correctamente.</w:t>
             </w:r>
@@ -4010,12 +4018,16 @@
             <w:pPr>
               <w:rPr>
                 <w:rFonts w:asciiTheme="majorHAnsi" w:hAnsiTheme="majorHAnsi" w:cstheme="majorHAnsi"/>
+                <w:sz w:val="20"/>
+                <w:szCs w:val="20"/>
               </w:rPr>
             </w:pPr>
             <w:r>
               <w:rPr>
                 <w:rFonts w:asciiTheme="majorHAnsi" w:hAnsiTheme="majorHAnsi" w:cstheme="majorHAnsi"/>
                 <w:b/>
+                <w:sz w:val="20"/>
+                <w:szCs w:val="20"/>
               </w:rPr>
               <w:t>Lecciones aprendidas clave</w:t>
             </w:r>
@@ -4029,17 +4041,23 @@
             <w:pPr>
               <w:rPr>
                 <w:rFonts w:asciiTheme="majorHAnsi" w:hAnsiTheme="majorHAnsi" w:cstheme="majorHAnsi"/>
-              </w:rPr>
-            </w:pPr>
-            <w:r>
-              <w:rPr>
-                <w:rFonts w:asciiTheme="majorHAnsi" w:hAnsiTheme="majorHAnsi" w:cstheme="majorHAnsi"/>
+                <w:sz w:val="20"/>
+                <w:szCs w:val="20"/>
+              </w:rPr>
+            </w:pPr>
+            <w:r>
+              <w:rPr>
+                <w:rFonts w:asciiTheme="majorHAnsi" w:hAnsiTheme="majorHAnsi" w:cstheme="majorHAnsi"/>
+                <w:sz w:val="20"/>
+                <w:szCs w:val="20"/>
               </w:rPr>
               <w:t>1. La validación de estado previo antes de aprobar/rechazar un requerimiento evita inconsistencias en el flujo.</w:t>
             </w:r>
             <w:r>
               <w:rPr>
                 <w:rFonts w:asciiTheme="majorHAnsi" w:hAnsiTheme="majorHAnsi" w:cstheme="majorHAnsi"/>
+                <w:sz w:val="20"/>
+                <w:szCs w:val="20"/>
               </w:rPr>
               <w:br/>
               <w:t>2. Los tests de integración deben cubrir todos los roles RBAC para garantizar correctitud del control de acceso.</w:t>
@@ -4057,12 +4075,16 @@
             <w:pPr>
               <w:rPr>
                 <w:rFonts w:asciiTheme="majorHAnsi" w:hAnsiTheme="majorHAnsi" w:cstheme="majorHAnsi"/>
+                <w:sz w:val="20"/>
+                <w:szCs w:val="20"/>
               </w:rPr>
             </w:pPr>
             <w:r>
               <w:rPr>
                 <w:rFonts w:asciiTheme="majorHAnsi" w:hAnsiTheme="majorHAnsi" w:cstheme="majorHAnsi"/>
                 <w:b/>
+                <w:sz w:val="20"/>
+                <w:szCs w:val="20"/>
               </w:rPr>
               <w:t>Compromisos para el siguiente sprint</w:t>
             </w:r>
@@ -4076,11 +4098,15 @@
             <w:pPr>
               <w:rPr>
                 <w:rFonts w:asciiTheme="majorHAnsi" w:hAnsiTheme="majorHAnsi" w:cstheme="majorHAnsi"/>
-              </w:rPr>
-            </w:pPr>
-            <w:r>
-              <w:rPr>
-                <w:rFonts w:asciiTheme="majorHAnsi" w:hAnsiTheme="majorHAnsi" w:cstheme="majorHAnsi"/>
+                <w:sz w:val="20"/>
+                <w:szCs w:val="20"/>
+              </w:rPr>
+            </w:pPr>
+            <w:r>
+              <w:rPr>
+                <w:rFonts w:asciiTheme="majorHAnsi" w:hAnsiTheme="majorHAnsi" w:cstheme="majorHAnsi"/>
+                <w:sz w:val="20"/>
+                <w:szCs w:val="20"/>
               </w:rPr>
               <w:t>Implementar el módulo de Planilla Mensual de Obra y el cierre contable mensual (Sprint 05).</w:t>
             </w:r>
@@ -4093,7 +4119,7 @@
         <w:pStyle w:val="Ttulo1"/>
       </w:pPr>
       <w:r>
-        <w:t>Glosario de Siglas</w:t>
+        <w:t xml:space="preserve">7. </w:t>
       </w:r>
     </w:p>
     <w:tbl>
@@ -4469,7 +4495,6 @@
                 <w:color w:val="000000"/>
                 <w:szCs w:val="28"/>
               </w:rPr>
-              <w:lastRenderedPageBreak/>
               <w:t>BD</w:t>
             </w:r>
           </w:p>
@@ -4556,6 +4581,7 @@
                 <w:color w:val="000000"/>
                 <w:szCs w:val="28"/>
               </w:rPr>
+              <w:lastRenderedPageBreak/>
               <w:t>CRUD</w:t>
             </w:r>
           </w:p>
@@ -5228,8 +5254,9 @@
   <w:style w:type="paragraph" w:default="1" w:styleId="Normal">
     <w:name w:val="Normal"/>
     <w:qFormat/>
-    <w:rsid w:val="00FC693F"/>
+    <w:rsid w:val="00955C89"/>
     <w:rPr>
+      <w:rFonts w:ascii="Calibri" w:hAnsi="Calibri"/>
       <w:lang w:val="es-EC"/>
     </w:rPr>
   </w:style>
